--- a/交接说明.docx
+++ b/交接说明.docx
@@ -5,6 +5,7 @@
     <w:p>
       <w:pPr>
         <w:pStyle w:val="Title"/>
+        <w:jc w:val="center"/>
       </w:pPr>
       <w:r>
         <w:t>中央民族大学匹克球俱乐部小程序 · 交接说明</w:t>
@@ -12,12 +13,110 @@
     </w:p>
     <w:p>
       <w:r>
-        <w:t>本文档用于把当前进度交接给下一位接手的人（或下一个 AI 会话）。读完这一篇，就能知道项目是什么、改到哪一步、怎么验证、还有哪些事没定。</w:t>
+        <w:t>本文档用于把当前进度交接给下一位接手的人（或下一个 AI 会话）。读完这一篇，就能知道项目是什么、已经做到哪一步、怎么验证、还有哪些事没定。</w:t>
       </w:r>
     </w:p>
     <w:p>
-      <w:r>
-        <w:t>更新时间：2026 年 9 月 11 日　　测试状态：738 通过 / 0 失败</w:t>
+      <w:pPr>
+        <w:pStyle w:val="ListBullet"/>
+      </w:pPr>
+      <w:r>
+        <w:rPr>
+          <w:b/>
+        </w:rPr>
+        <w:t>更新时间</w:t>
+      </w:r>
+      <w:r>
+        <w:t>：2026 年 9 月 11 日</w:t>
+      </w:r>
+    </w:p>
+    <w:p>
+      <w:pPr>
+        <w:pStyle w:val="ListBullet"/>
+      </w:pPr>
+      <w:r>
+        <w:rPr>
+          <w:b/>
+        </w:rPr>
+        <w:t>测试状态</w:t>
+      </w:r>
+      <w:r>
+        <w:t>：1258 通过 / 0 失败（136 个套件 / 43 个测试文件）</w:t>
+      </w:r>
+    </w:p>
+    <w:p>
+      <w:pPr>
+        <w:pStyle w:val="ListBullet"/>
+      </w:pPr>
+      <w:r>
+        <w:rPr>
+          <w:b/>
+        </w:rPr>
+        <w:t>当前数据源</w:t>
+      </w:r>
+      <w:r>
+        <w:t>：</w:t>
+      </w:r>
+      <w:r>
+        <w:rPr>
+          <w:rFonts w:ascii="Consolas" w:hAnsi="Consolas"/>
+          <w:sz w:val="19"/>
+        </w:rPr>
+        <w:t>MOCK</w:t>
+      </w:r>
+      <w:r>
+        <w:t>（</w:t>
+      </w:r>
+      <w:r>
+        <w:rPr>
+          <w:rFonts w:ascii="Consolas" w:hAnsi="Consolas"/>
+          <w:sz w:val="19"/>
+        </w:rPr>
+        <w:t>cloud.js</w:t>
+      </w:r>
+      <w:r>
+        <w:t xml:space="preserve"> 与云函数代码已就绪，但</w:t>
+      </w:r>
+      <w:r>
+        <w:rPr>
+          <w:b/>
+        </w:rPr>
+        <w:t>未部署、未联调</w:t>
+      </w:r>
+      <w:r>
+        <w:t>）</w:t>
+      </w:r>
+    </w:p>
+    <w:p>
+      <w:pPr>
+        <w:pStyle w:val="ListBullet"/>
+      </w:pPr>
+      <w:r>
+        <w:rPr>
+          <w:b/>
+        </w:rPr>
+        <w:t>版本控制</w:t>
+      </w:r>
+      <w:r>
+        <w:t xml:space="preserve">：已是 git 仓库，分支 </w:t>
+      </w:r>
+      <w:r>
+        <w:rPr>
+          <w:rFonts w:ascii="Consolas" w:hAnsi="Consolas"/>
+          <w:sz w:val="19"/>
+        </w:rPr>
+        <w:t>master</w:t>
+      </w:r>
+      <w:r>
+        <w:t>。近期提交见第八节。</w:t>
+      </w:r>
+    </w:p>
+    <w:p>
+      <w:r>
+        <w:rPr>
+          <w:i/>
+        </w:rPr>
+        <w:t>阅读顺序建议：只想快速接手 → 读第一、三、四、五、八节；要动算法或抽签 → 再读第六节；要动云端 → 读第七、十节。</w:t>
       </w:r>
     </w:p>
     <w:p>
@@ -30,47 +129,179 @@
     </w:p>
     <w:p>
       <w:r>
-        <w:t>一个微信小程序（原生 WXML/WXSS/JS，没有用任何框架），给俱乐部会员算等级分、排名次。核心是一套 ELO 等级分：比赛流水是唯一的事实来源，会员的分数由「按时间回放全部比赛」推导出来。</w:t>
+        <w:t>一个微信小程序（原生 WXML/WXSS/JS，没有用任何框架），给俱乐部会员算等级分、排名次、办赛事。核心是一套 ELO 等级分：</w:t>
+      </w:r>
+      <w:r>
+        <w:rPr>
+          <w:b/>
+        </w:rPr>
+        <w:t>比赛流水是唯一的事实来源，会员的分数由「按时间回放全部比赛」推导出来</w:t>
+      </w:r>
+      <w:r>
+        <w:t>，分数本身从不落库。</w:t>
+      </w:r>
+    </w:p>
+    <w:p>
+      <w:r>
+        <w:t>分层：</w:t>
+      </w:r>
+      <w:r>
+        <w:rPr>
+          <w:rFonts w:ascii="Consolas" w:hAnsi="Consolas"/>
+          <w:sz w:val="19"/>
+        </w:rPr>
+        <w:t>miniprogram/utils/</w:t>
+      </w:r>
+      <w:r>
+        <w:t xml:space="preserve">（纯函数，不碰微信 API）→ </w:t>
+      </w:r>
+      <w:r>
+        <w:rPr>
+          <w:rFonts w:ascii="Consolas" w:hAnsi="Consolas"/>
+          <w:sz w:val="19"/>
+        </w:rPr>
+        <w:t>miniprogram/services/</w:t>
+      </w:r>
+      <w:r>
+        <w:t xml:space="preserve">（数据源门面 + 视图模型）→ </w:t>
+      </w:r>
+      <w:r>
+        <w:rPr>
+          <w:rFonts w:ascii="Consolas" w:hAnsi="Consolas"/>
+          <w:sz w:val="19"/>
+        </w:rPr>
+        <w:t>miniprogram/pages/</w:t>
+      </w:r>
+      <w:r>
+        <w:t>、</w:t>
+      </w:r>
+      <w:r>
+        <w:rPr>
+          <w:rFonts w:ascii="Consolas" w:hAnsi="Consolas"/>
+          <w:sz w:val="19"/>
+        </w:rPr>
+        <w:t>templates/</w:t>
+      </w:r>
+      <w:r>
+        <w:t>（界面）。</w:t>
+      </w:r>
+    </w:p>
+    <w:p>
+      <w:r>
+        <w:t>这样分层的意义：</w:t>
       </w:r>
     </w:p>
     <w:p>
       <w:pPr>
-        <w:pStyle w:val="ListBullet"/>
+        <w:pStyle w:val="ListNumber"/>
       </w:pPr>
       <w:r>
-        <w:t>分层：utils/（纯函数，不碰微信 API）→ services/（数据源门面 + 视图模型）→ pages/ 与 templates/（界面）。</w:t>
+        <w:t>算法层能直接在 Node 里跑单元测试，不必开微信开发者工具；</w:t>
       </w:r>
     </w:p>
     <w:p>
       <w:pPr>
-        <w:pStyle w:val="ListBullet"/>
+        <w:pStyle w:val="ListNumber"/>
       </w:pPr>
       <w:r>
-        <w:t>这样分层的意义：算法层可以直接在 Node 里跑单元测试，不用开微信开发者工具；同一份算法也能被云函数复用，不会出现「两处实现不一致」。</w:t>
+        <w:t>同一份算法能被云函数复用——</w:t>
+      </w:r>
+      <w:r>
+        <w:rPr>
+          <w:rFonts w:ascii="Consolas" w:hAnsi="Consolas"/>
+          <w:sz w:val="19"/>
+        </w:rPr>
+        <w:t>tools/sync-cloud-lib.js</w:t>
+      </w:r>
+      <w:r>
+        <w:t xml:space="preserve"> 把 </w:t>
+      </w:r>
+      <w:r>
+        <w:rPr>
+          <w:rFonts w:ascii="Consolas" w:hAnsi="Consolas"/>
+          <w:sz w:val="19"/>
+        </w:rPr>
+        <w:t>utils|services</w:t>
+      </w:r>
+      <w:r>
+        <w:t xml:space="preserve"> 下的</w:t>
+      </w:r>
+      <w:r>
+        <w:rPr>
+          <w:b/>
+        </w:rPr>
+        <w:t>纯模块逐字节复制</w:t>
+      </w:r>
+      <w:r>
+        <w:t xml:space="preserve">到 </w:t>
+      </w:r>
+      <w:r>
+        <w:rPr>
+          <w:rFonts w:ascii="Consolas" w:hAnsi="Consolas"/>
+          <w:sz w:val="19"/>
+        </w:rPr>
+        <w:t>cloudfunctions/data/lib/</w:t>
+      </w:r>
+      <w:r>
+        <w:t>，不会出现「两处实现不一致」。</w:t>
       </w:r>
     </w:p>
     <w:p>
-      <w:pPr>
-        <w:pStyle w:val="ListBullet"/>
-      </w:pPr>
-      <w:r>
-        <w:t>数据源可一行切换：services/index.js 里的 CURRENT_SOURCE，取值 MOCK 或 CLOUD。mock.js 与 cloud.js 必须导出完全相同的函数名和参数形态。</w:t>
+      <w:r>
+        <w:t>数据源可一行切换：</w:t>
+      </w:r>
+      <w:r>
+        <w:rPr>
+          <w:rFonts w:ascii="Consolas" w:hAnsi="Consolas"/>
+          <w:sz w:val="19"/>
+        </w:rPr>
+        <w:t>services/index.js</w:t>
+      </w:r>
+      <w:r>
+        <w:t xml:space="preserve"> 的当前数据源（默认 </w:t>
+      </w:r>
+      <w:r>
+        <w:rPr>
+          <w:rFonts w:ascii="Consolas" w:hAnsi="Consolas"/>
+          <w:sz w:val="19"/>
+        </w:rPr>
+        <w:t>MOCK</w:t>
+      </w:r>
+      <w:r>
+        <w:t xml:space="preserve">）与 </w:t>
+      </w:r>
+      <w:r>
+        <w:rPr>
+          <w:rFonts w:ascii="Consolas" w:hAnsi="Consolas"/>
+          <w:sz w:val="19"/>
+        </w:rPr>
+        <w:t>cloud.js</w:t>
+      </w:r>
+      <w:r>
+        <w:t xml:space="preserve"> 必须导出</w:t>
+      </w:r>
+      <w:r>
+        <w:rPr>
+          <w:b/>
+        </w:rPr>
+        <w:t>完全相同的函数名与参数形态</w:t>
+      </w:r>
+      <w:r>
+        <w:t>。页面上会显示「模拟数据」标注。</w:t>
       </w:r>
     </w:p>
     <w:p>
-      <w:pPr>
-        <w:pStyle w:val="ListBullet"/>
-      </w:pPr>
-      <w:r>
-        <w:t>页面上会显示「模拟数据」标注，提醒当前看的是演示数据而不是真实成绩。</w:t>
-      </w:r>
-    </w:p>
-    <w:p>
-      <w:pPr>
-        <w:pStyle w:val="ListBullet"/>
-      </w:pPr>
-      <w:r>
-        <w:t>目前共 8 个页面：4 个 tabBar 页（首页 / 排行榜 / 比赛 / 我的），4 个功能页（他人主页 / 登录注册 / 录入成绩 / 会员审核）。全部接入数据源门面。</w:t>
+      <w:r>
+        <w:t xml:space="preserve">目前共 </w:t>
+      </w:r>
+      <w:r>
+        <w:rPr>
+          <w:b/>
+        </w:rPr>
+        <w:t>18 个页面</w:t>
+      </w:r>
+      <w:r>
+        <w:t>：5 个 tabBar 页（首页 / 排行榜 / 比赛 / 赛事 / 我的）+ 13 个功能页。</w:t>
       </w:r>
     </w:p>
     <w:p>
@@ -97,7 +328,6 @@
             <w:tcW w:type="dxa" w:w="4320"/>
           </w:tcPr>
           <w:p>
-            <w:r/>
             <w:r>
               <w:rPr>
                 <w:b/>
@@ -111,7 +341,6 @@
             <w:tcW w:type="dxa" w:w="4320"/>
           </w:tcPr>
           <w:p>
-            <w:r/>
             <w:r>
               <w:rPr>
                 <w:b/>
@@ -138,7 +367,14 @@
           </w:tcPr>
           <w:p>
             <w:r>
-              <w:t>npm test　（738 个用例 / 87 个套件，纯 Node，秒级完成，不需要微信开发者工具）</w:t>
+              <w:rPr>
+                <w:rFonts w:ascii="Consolas" w:hAnsi="Consolas"/>
+                <w:sz w:val="19"/>
+              </w:rPr>
+              <w:t>npm test</w:t>
+            </w:r>
+            <w:r>
+              <w:t>（1258 个用例 / 136 个套件，纯 Node，秒级完成，不需要微信开发者工具）</w:t>
             </w:r>
           </w:p>
         </w:tc>
@@ -160,7 +396,114 @@
           </w:tcPr>
           <w:p>
             <w:r>
-              <w:t>已包含在 npm test 里：tests/page.test.js 在 Node 中伪造最小 wx 环境，真实跑一遍 8 个页面的生命周期，约 90 个用例</w:t>
+              <w:t xml:space="preserve">已包含在 </w:t>
+            </w:r>
+            <w:r>
+              <w:rPr>
+                <w:rFonts w:ascii="Consolas" w:hAnsi="Consolas"/>
+                <w:sz w:val="19"/>
+              </w:rPr>
+              <w:t>npm test</w:t>
+            </w:r>
+            <w:r>
+              <w:t xml:space="preserve"> 里：</w:t>
+            </w:r>
+            <w:r>
+              <w:rPr>
+                <w:rFonts w:ascii="Consolas" w:hAnsi="Consolas"/>
+                <w:sz w:val="19"/>
+              </w:rPr>
+              <w:t>tests/page.test.js</w:t>
+            </w:r>
+            <w:r>
+              <w:t xml:space="preserve"> 在 Node 中伪造最小 wx 环境，真实跑一遍全部 18 个页面的生命周期</w:t>
+            </w:r>
+          </w:p>
+        </w:tc>
+      </w:tr>
+      <w:tr>
+        <w:tc>
+          <w:tcPr>
+            <w:tcW w:type="dxa" w:w="4320"/>
+          </w:tcPr>
+          <w:p>
+            <w:r>
+              <w:t>同步云函数镜像</w:t>
+            </w:r>
+          </w:p>
+        </w:tc>
+        <w:tc>
+          <w:tcPr>
+            <w:tcW w:type="dxa" w:w="4320"/>
+          </w:tcPr>
+          <w:p>
+            <w:r>
+              <w:rPr>
+                <w:rFonts w:ascii="Consolas" w:hAnsi="Consolas"/>
+                <w:sz w:val="19"/>
+              </w:rPr>
+              <w:t>npm run sync:cloud</w:t>
+            </w:r>
+            <w:r>
+              <w:t xml:space="preserve">（改了 </w:t>
+            </w:r>
+            <w:r>
+              <w:rPr>
+                <w:rFonts w:ascii="Consolas" w:hAnsi="Consolas"/>
+                <w:sz w:val="19"/>
+              </w:rPr>
+              <w:t>miniprogram/utils</w:t>
+            </w:r>
+            <w:r>
+              <w:t>、</w:t>
+            </w:r>
+            <w:r>
+              <w:rPr>
+                <w:rFonts w:ascii="Consolas" w:hAnsi="Consolas"/>
+                <w:sz w:val="19"/>
+              </w:rPr>
+              <w:t>miniprogram/services</w:t>
+            </w:r>
+            <w:r>
+              <w:t xml:space="preserve"> 下的纯模块后</w:t>
+            </w:r>
+            <w:r>
+              <w:rPr>
+                <w:b/>
+              </w:rPr>
+              <w:t>必须</w:t>
+            </w:r>
+            <w:r>
+              <w:t>跑）</w:t>
+            </w:r>
+          </w:p>
+        </w:tc>
+      </w:tr>
+      <w:tr>
+        <w:tc>
+          <w:tcPr>
+            <w:tcW w:type="dxa" w:w="4320"/>
+          </w:tcPr>
+          <w:p>
+            <w:r>
+              <w:t>校验镜像是否已同步</w:t>
+            </w:r>
+          </w:p>
+        </w:tc>
+        <w:tc>
+          <w:tcPr>
+            <w:tcW w:type="dxa" w:w="4320"/>
+          </w:tcPr>
+          <w:p>
+            <w:r>
+              <w:rPr>
+                <w:rFonts w:ascii="Consolas" w:hAnsi="Consolas"/>
+                <w:sz w:val="19"/>
+              </w:rPr>
+              <w:t>npm run check:cloud-sync</w:t>
+            </w:r>
+            <w:r>
+              <w:t>（只检查不写入，CI/提交前用）</w:t>
             </w:r>
           </w:p>
         </w:tc>
@@ -182,7 +525,21 @@
           </w:tcPr>
           <w:p>
             <w:r>
-              <w:t>node --test --test-reporter=junit --test-reporter-destination=tools/test-report.xml "tests/**/*.test.js"，再 python tools/tests-to-xlsx.py tools/test-report.xml 单元测试记录.xlsx</w:t>
+              <w:rPr>
+                <w:rFonts w:ascii="Consolas" w:hAnsi="Consolas"/>
+                <w:sz w:val="19"/>
+              </w:rPr>
+              <w:t>node --test --test-reporter=junit --test-reporter-destination=tools/test-report.xml "tests/**/*.test.js"</w:t>
+            </w:r>
+            <w:r>
+              <w:t xml:space="preserve">，再 </w:t>
+            </w:r>
+            <w:r>
+              <w:rPr>
+                <w:rFonts w:ascii="Consolas" w:hAnsi="Consolas"/>
+                <w:sz w:val="19"/>
+              </w:rPr>
+              <w:t>python tools/tests-to-xlsx.py tools/test-report.xml 单元测试记录.xlsx</w:t>
             </w:r>
           </w:p>
         </w:tc>
@@ -204,6 +561,10 @@
           </w:tcPr>
           <w:p>
             <w:r>
+              <w:rPr>
+                <w:rFonts w:ascii="Consolas" w:hAnsi="Consolas"/>
+                <w:sz w:val="19"/>
+              </w:rPr>
               <w:t>node tools/singles-experiment.js &lt;结果.json&gt;</w:t>
             </w:r>
           </w:p>
@@ -226,7 +587,14 @@
           </w:tcPr>
           <w:p>
             <w:r>
-              <w:t>python tools/singles-experiment-to-xlsx.py &lt;结果.json&gt; &lt;输出.xlsx&gt;　（依赖 openpyxl）</w:t>
+              <w:rPr>
+                <w:rFonts w:ascii="Consolas" w:hAnsi="Consolas"/>
+                <w:sz w:val="19"/>
+              </w:rPr>
+              <w:t>python tools/singles-experiment-to-xlsx.py &lt;结果.json&gt; &lt;输出.xlsx&gt;</w:t>
+            </w:r>
+            <w:r>
+              <w:t>（依赖 openpyxl）</w:t>
             </w:r>
           </w:p>
         </w:tc>
@@ -265,7 +633,22 @@
     </w:p>
     <w:p>
       <w:r>
-        <w:t>一句话：小程序端在模拟数据下功能已经完整，可以端到端跑通「注册入会 → 录入成绩 → 对手确认 → 自动算分 → 榜单更新」。剩下的主要是上云与运营类功能。</w:t>
+        <w:t>一句话：小程序端在模拟数据下</w:t>
+      </w:r>
+      <w:r>
+        <w:rPr>
+          <w:b/>
+        </w:rPr>
+        <w:t>功能已经完整</w:t>
+      </w:r>
+      <w:r>
+        <w:t>，从「注册入会 → 日常约球 / 发布赛事 → 报名 → 抽签 → 录入与确认成绩 → 自动算分与名次 → 榜单更新」全链路可端到端跑通。</w:t>
+      </w:r>
+      <w:r>
+        <w:rPr>
+          <w:b/>
+        </w:rPr>
+        <w:t>剩下的主要是上云（部署 + 历史数据导入）与运营类功能。</w:t>
       </w:r>
     </w:p>
     <w:tbl>
@@ -285,7 +668,6 @@
             <w:tcW w:type="dxa" w:w="2880"/>
           </w:tcPr>
           <w:p>
-            <w:r/>
             <w:r>
               <w:rPr>
                 <w:b/>
@@ -299,7 +681,6 @@
             <w:tcW w:type="dxa" w:w="2880"/>
           </w:tcPr>
           <w:p>
-            <w:r/>
             <w:r>
               <w:rPr>
                 <w:b/>
@@ -313,7 +694,6 @@
             <w:tcW w:type="dxa" w:w="2880"/>
           </w:tcPr>
           <w:p>
-            <w:r/>
             <w:r>
               <w:rPr>
                 <w:b/>
@@ -350,7 +730,7 @@
           </w:tcPr>
           <w:p>
             <w:r>
-              <w:t>ELO 主算法、积分、新人定级、赛季软重置（有测试）</w:t>
+              <w:t>ELO 主算法、赛事积分、新人定级、赛季软重置（有测试）</w:t>
             </w:r>
           </w:p>
         </w:tc>
@@ -510,7 +890,13 @@
           </w:tcPr>
           <w:p>
             <w:r>
-              <w:t>全部 / 我参与 / 待确认；确认比分、驳回 / 撤销（理由必填）</w:t>
+              <w:t>全部 / 我参与 / 待确认；确认比分、驳回 / 撤销（理由必填）；</w:t>
+            </w:r>
+            <w:r>
+              <w:rPr>
+                <w:b/>
+              </w:rPr>
+              <w:t>赛事比赛录分入口</w:t>
             </w:r>
           </w:p>
         </w:tc>
@@ -542,7 +928,13 @@
           </w:tcPr>
           <w:p>
             <w:r>
-              <w:t>单打 / 双打、分制局制、逐局比分与实时胜负判定</w:t>
+              <w:t>单打 / 双打、分制局制、逐局比分与实时胜负判定；</w:t>
+            </w:r>
+            <w:r>
+              <w:rPr>
+                <w:b/>
+              </w:rPr>
+              <w:t>支持从签表带入并锁死对阵</w:t>
             </w:r>
           </w:p>
         </w:tc>
@@ -650,7 +1042,7 @@
           </w:tcPr>
           <w:p>
             <w:r>
-              <w:t>云端 / 云函数</w:t>
+              <w:t>公告</w:t>
             </w:r>
           </w:p>
         </w:tc>
@@ -660,7 +1052,7 @@
           </w:tcPr>
           <w:p>
             <w:r>
-              <w:t>未完成</w:t>
+              <w:t>已完成</w:t>
             </w:r>
           </w:p>
         </w:tc>
@@ -670,7 +1062,7 @@
           </w:tcPr>
           <w:p>
             <w:r>
-              <w:t>cloud.js 接口骨架就绪但未部署，门面仍指向 MOCK</w:t>
+              <w:t>发布 / 归档 / 浏览</w:t>
             </w:r>
           </w:p>
         </w:tc>
@@ -682,7 +1074,10 @@
           </w:tcPr>
           <w:p>
             <w:r>
-              <w:t>赛事报名签到</w:t>
+              <w:rPr>
+                <w:b/>
+              </w:rPr>
+              <w:t>赛事闭环（P1）</w:t>
             </w:r>
           </w:p>
         </w:tc>
@@ -692,7 +1087,7 @@
           </w:tcPr>
           <w:p>
             <w:r>
-              <w:t>未完成</w:t>
+              <w:t>已完成</w:t>
             </w:r>
           </w:p>
         </w:tc>
@@ -702,7 +1097,7 @@
           </w:tcPr>
           <w:p>
             <w:r>
-              <w:t>seed 里有赛事数据，但没有发布 / 报名 / 签到功能</w:t>
+              <w:t>发布 / 报名 / 签到 / 名次录入 / 结束赛事，见第四节</w:t>
             </w:r>
           </w:p>
         </w:tc>
@@ -714,7 +1109,10 @@
           </w:tcPr>
           <w:p>
             <w:r>
-              <w:t>积分榜与周月赛季榜</w:t>
+              <w:rPr>
+                <w:b/>
+              </w:rPr>
+              <w:t>赛季管理与赛季积分榜（P1）</w:t>
             </w:r>
           </w:p>
         </w:tc>
@@ -724,7 +1122,7 @@
           </w:tcPr>
           <w:p>
             <w:r>
-              <w:t>未完成</w:t>
+              <w:t>已完成</w:t>
             </w:r>
           </w:p>
         </w:tc>
@@ -734,7 +1132,17 @@
           </w:tcPr>
           <w:p>
             <w:r>
-              <w:t>constants 已定义 RANK_PERIOD、RANK_SORT_BY，界面只实现了等级分榜与进步榜</w:t>
+              <w:t xml:space="preserve">赛季管理页 + 软重置同步刷新 </w:t>
+            </w:r>
+            <w:r>
+              <w:rPr>
+                <w:rFonts w:ascii="Consolas" w:hAnsi="Consolas"/>
+                <w:sz w:val="19"/>
+              </w:rPr>
+              <w:t>startElo</w:t>
+            </w:r>
+            <w:r>
+              <w:t>；赛季积分榜独立成界</w:t>
             </w:r>
           </w:p>
         </w:tc>
@@ -746,7 +1154,10 @@
           </w:tcPr>
           <w:p>
             <w:r>
-              <w:t>赛季软重置入口</w:t>
+              <w:rPr>
+                <w:b/>
+              </w:rPr>
+              <w:t>赛事自动抽签（P2）</w:t>
             </w:r>
           </w:p>
         </w:tc>
@@ -756,6 +1167,41 @@
           </w:tcPr>
           <w:p>
             <w:r>
+              <w:t>已完成</w:t>
+            </w:r>
+          </w:p>
+        </w:tc>
+        <w:tc>
+          <w:tcPr>
+            <w:tcW w:type="dxa" w:w="2880"/>
+          </w:tcPr>
+          <w:p>
+            <w:r>
+              <w:t>单打单败淘汰、种子排位、轮空、逐轮推进、三四名赛、重抽，见第五节</w:t>
+            </w:r>
+          </w:p>
+        </w:tc>
+      </w:tr>
+      <w:tr>
+        <w:tc>
+          <w:tcPr>
+            <w:tcW w:type="dxa" w:w="2880"/>
+          </w:tcPr>
+          <w:p>
+            <w:r>
+              <w:t>云端 / 云函数</w:t>
+            </w:r>
+          </w:p>
+        </w:tc>
+        <w:tc>
+          <w:tcPr>
+            <w:tcW w:type="dxa" w:w="2880"/>
+          </w:tcPr>
+          <w:p>
+            <w:r>
+              <w:rPr>
+                <w:b/>
+              </w:rPr>
               <w:t>未完成</w:t>
             </w:r>
           </w:p>
@@ -766,7 +1212,110 @@
           </w:tcPr>
           <w:p>
             <w:r>
-              <w:t>函数已实现，但没有触发入口与界面</w:t>
+              <w:rPr>
+                <w:rFonts w:ascii="Consolas" w:hAnsi="Consolas"/>
+                <w:sz w:val="19"/>
+              </w:rPr>
+              <w:t>cloud.js</w:t>
+            </w:r>
+            <w:r>
+              <w:t xml:space="preserve"> 与云函数骨架就绪但未部署，门面仍指向 </w:t>
+            </w:r>
+            <w:r>
+              <w:rPr>
+                <w:rFonts w:ascii="Consolas" w:hAnsi="Consolas"/>
+                <w:sz w:val="19"/>
+              </w:rPr>
+              <w:t>MOCK</w:t>
+            </w:r>
+            <w:r>
+              <w:t>。</w:t>
+            </w:r>
+            <w:r>
+              <w:rPr>
+                <w:b/>
+              </w:rPr>
+              <w:t>当前最大空白</w:t>
+            </w:r>
+          </w:p>
+        </w:tc>
+      </w:tr>
+      <w:tr>
+        <w:tc>
+          <w:tcPr>
+            <w:tcW w:type="dxa" w:w="2880"/>
+          </w:tcPr>
+          <w:p>
+            <w:r>
+              <w:t>历史数据导入</w:t>
+            </w:r>
+          </w:p>
+        </w:tc>
+        <w:tc>
+          <w:tcPr>
+            <w:tcW w:type="dxa" w:w="2880"/>
+          </w:tcPr>
+          <w:p>
+            <w:r>
+              <w:rPr>
+                <w:b/>
+              </w:rPr>
+              <w:t>未完成</w:t>
+            </w:r>
+          </w:p>
+        </w:tc>
+        <w:tc>
+          <w:tcPr>
+            <w:tcW w:type="dxa" w:w="2880"/>
+          </w:tcPr>
+          <w:p>
+            <w:r>
+              <w:t xml:space="preserve">需要把俱乐部现有 Excel 成绩按 </w:t>
+            </w:r>
+            <w:r>
+              <w:rPr>
+                <w:rFonts w:ascii="Consolas" w:hAnsi="Consolas"/>
+                <w:sz w:val="19"/>
+              </w:rPr>
+              <w:t>matches</w:t>
+            </w:r>
+            <w:r>
+              <w:t xml:space="preserve"> 结构导入，并确定赛季首场时间</w:t>
+            </w:r>
+          </w:p>
+        </w:tc>
+      </w:tr>
+      <w:tr>
+        <w:tc>
+          <w:tcPr>
+            <w:tcW w:type="dxa" w:w="2880"/>
+          </w:tcPr>
+          <w:p>
+            <w:r>
+              <w:t>周榜 / 月榜</w:t>
+            </w:r>
+          </w:p>
+        </w:tc>
+        <w:tc>
+          <w:tcPr>
+            <w:tcW w:type="dxa" w:w="2880"/>
+          </w:tcPr>
+          <w:p>
+            <w:r>
+              <w:rPr>
+                <w:b/>
+              </w:rPr>
+              <w:t>明确不做</w:t>
+            </w:r>
+          </w:p>
+        </w:tc>
+        <w:tc>
+          <w:tcPr>
+            <w:tcW w:type="dxa" w:w="2880"/>
+          </w:tcPr>
+          <w:p>
+            <w:r>
+              <w:t>P1 决策 2 已删除，只保留赛季积分榜</w:t>
             </w:r>
           </w:p>
         </w:tc>
@@ -798,7 +1347,39 @@
           </w:tcPr>
           <w:p>
             <w:r>
-              <w:t>策划书建议优先做</w:t>
+              <w:t>策划书建议优先做，比裸分更好沟通</w:t>
+            </w:r>
+          </w:p>
+        </w:tc>
+      </w:tr>
+      <w:tr>
+        <w:tc>
+          <w:tcPr>
+            <w:tcW w:type="dxa" w:w="2880"/>
+          </w:tcPr>
+          <w:p>
+            <w:r>
+              <w:t>防作弊</w:t>
+            </w:r>
+          </w:p>
+        </w:tc>
+        <w:tc>
+          <w:tcPr>
+            <w:tcW w:type="dxa" w:w="2880"/>
+          </w:tcPr>
+          <w:p>
+            <w:r>
+              <w:t>未完成</w:t>
+            </w:r>
+          </w:p>
+        </w:tc>
+        <w:tc>
+          <w:tcPr>
+            <w:tcW w:type="dxa" w:w="2880"/>
+          </w:tcPr>
+          <w:p>
+            <w:r>
+              <w:t>重复对阵拦截、异常提交检测</w:t>
             </w:r>
           </w:p>
         </w:tc>
@@ -810,7 +1391,42 @@
         <w:pStyle w:val="Heading1"/>
       </w:pPr>
       <w:r>
-        <w:t>四、排名算法口径（以代码为准）</w:t>
+        <w:t>四、P1：赛事闭环与赛季积分（已完成）</w:t>
+      </w:r>
+    </w:p>
+    <w:p>
+      <w:r>
+        <w:t>提交：</w:t>
+      </w:r>
+      <w:r>
+        <w:rPr>
+          <w:rFonts w:ascii="Consolas" w:hAnsi="Consolas"/>
+          <w:sz w:val="19"/>
+        </w:rPr>
+        <w:t>7edd6f8</w:t>
+      </w:r>
+      <w:r>
+        <w:t>（赛季管理 / 赛季积分榜 / 资料编辑）、</w:t>
+      </w:r>
+      <w:r>
+        <w:rPr>
+          <w:rFonts w:ascii="Consolas" w:hAnsi="Consolas"/>
+          <w:sz w:val="19"/>
+        </w:rPr>
+        <w:t>4ad3d12</w:t>
+      </w:r>
+      <w:r>
+        <w:t>（赛事闭环）、</w:t>
+      </w:r>
+      <w:r>
+        <w:rPr>
+          <w:rFonts w:ascii="Consolas" w:hAnsi="Consolas"/>
+          <w:sz w:val="19"/>
+        </w:rPr>
+        <w:t>039e7f8</w:t>
+      </w:r>
+      <w:r>
+        <w:t>（赛季编号修复）。</w:t>
       </w:r>
     </w:p>
     <w:p>
@@ -818,7 +1434,7 @@
         <w:pStyle w:val="Heading2"/>
       </w:pPr>
       <w:r>
-        <w:t>4.1 两个分数池，三张榜</w:t>
+        <w:t>4.1 赛事状态机与闭环</w:t>
       </w:r>
     </w:p>
     <w:p>
@@ -826,7 +1442,56 @@
         <w:pStyle w:val="ListBullet"/>
       </w:pPr>
       <w:r>
-        <w:t>池是「计算口径」：单打池 singles（男女合并计算）、双打池 doubles（不分男女）。</w:t>
+        <w:t>状态：</w:t>
+      </w:r>
+      <w:r>
+        <w:rPr>
+          <w:rFonts w:ascii="Consolas" w:hAnsi="Consolas"/>
+          <w:sz w:val="19"/>
+        </w:rPr>
+        <w:t>EVENT_STATUS</w:t>
+      </w:r>
+      <w:r>
+        <w:t xml:space="preserve">＝报名中 </w:t>
+      </w:r>
+      <w:r>
+        <w:rPr>
+          <w:rFonts w:ascii="Consolas" w:hAnsi="Consolas"/>
+          <w:sz w:val="19"/>
+        </w:rPr>
+        <w:t>0</w:t>
+      </w:r>
+      <w:r>
+        <w:t xml:space="preserve"> / 进行中 </w:t>
+      </w:r>
+      <w:r>
+        <w:rPr>
+          <w:rFonts w:ascii="Consolas" w:hAnsi="Consolas"/>
+          <w:sz w:val="19"/>
+        </w:rPr>
+        <w:t>1</w:t>
+      </w:r>
+      <w:r>
+        <w:t xml:space="preserve"> / 已结束 </w:t>
+      </w:r>
+      <w:r>
+        <w:rPr>
+          <w:rFonts w:ascii="Consolas" w:hAnsi="Consolas"/>
+          <w:sz w:val="19"/>
+        </w:rPr>
+        <w:t>2</w:t>
+      </w:r>
+      <w:r>
+        <w:t>（</w:t>
+      </w:r>
+      <w:r>
+        <w:rPr>
+          <w:b/>
+        </w:rPr>
+        <w:t>「已结束」必须仍取值 2</w:t>
+      </w:r>
+      <w:r>
+        <w:t>，否则种子数据全废）。</w:t>
       </w:r>
     </w:p>
     <w:p>
@@ -834,7 +1499,52 @@
         <w:pStyle w:val="ListBullet"/>
       </w:pPr>
       <w:r>
-        <w:t>榜是「展示口径」：男单榜、女单榜都取同一个单打池的分数，只是按性别过滤；双打榜取双打池。因此男女分数直接可比，一个女生在女单榜排第一，她的分数和男单榜第一名可以直接比较。</w:t>
+        <w:t>流程：管理员</w:t>
+      </w:r>
+      <w:r>
+        <w:rPr>
+          <w:b/>
+        </w:rPr>
+        <w:t>发布赛事</w:t>
+      </w:r>
+      <w:r>
+        <w:t>（必选等级与三四名赛方式）→ 会员</w:t>
+      </w:r>
+      <w:r>
+        <w:rPr>
+          <w:b/>
+        </w:rPr>
+        <w:t>报名 / 取消</w:t>
+      </w:r>
+      <w:r>
+        <w:t xml:space="preserve"> → 管理端</w:t>
+      </w:r>
+      <w:r>
+        <w:rPr>
+          <w:b/>
+        </w:rPr>
+        <w:t>代签</w:t>
+      </w:r>
+      <w:r>
+        <w:t xml:space="preserve"> → 管理端</w:t>
+      </w:r>
+      <w:r>
+        <w:rPr>
+          <w:b/>
+        </w:rPr>
+        <w:t>录入名次</w:t>
+      </w:r>
+      <w:r>
+        <w:t xml:space="preserve"> → </w:t>
+      </w:r>
+      <w:r>
+        <w:rPr>
+          <w:b/>
+        </w:rPr>
+        <w:t>结束赛事</w:t>
+      </w:r>
+      <w:r>
+        <w:t>（手动触发，不自动结束）。</w:t>
       </w:r>
     </w:p>
     <w:p>
@@ -842,7 +1552,7 @@
         <w:pStyle w:val="ListBullet"/>
       </w:pPr>
       <w:r>
-        <w:t>历史说明：编号 2 的「女子单打」比赛类型已废弃，不要复用（constants.js 有明确注释）。</w:t>
+        <w:t>签到只有管理端代签（决策 4），会员不能自助签到。</w:t>
       </w:r>
     </w:p>
     <w:p>
@@ -850,7 +1560,7 @@
         <w:pStyle w:val="ListBullet"/>
       </w:pPr>
       <w:r>
-        <w:t>排行榜会过滤掉「从未在该池出场」的会员并重新连续编号，避免起点分僵尸账号占位。</w:t>
+        <w:t>抽签后该赛事的报名随之冻结（见第五节）。</w:t>
       </w:r>
     </w:p>
     <w:p>
@@ -858,7 +1568,7 @@
         <w:pStyle w:val="Heading2"/>
       </w:pPr>
       <w:r>
-        <w:t>4.2 初始分：男 1450、女 1300</w:t>
+        <w:t>4.2 赛季积分（只来自赛事）</w:t>
       </w:r>
     </w:p>
     <w:p>
@@ -866,7 +1576,16 @@
         <w:pStyle w:val="ListBullet"/>
       </w:pPr>
       <w:r>
-        <w:t>配置写在 utils/elo.js：DEFAULT_CONFIG.initialRating = 1450，genderInitialGap = 150。</w:t>
+        <w:t>积分</w:t>
+      </w:r>
+      <w:r>
+        <w:rPr>
+          <w:b/>
+        </w:rPr>
+        <w:t>只来自赛事</w:t>
+      </w:r>
+      <w:r>
+        <w:t>：日常约球不再产生任何积分，只影响等级分（决策 9）。</w:t>
       </w:r>
     </w:p>
     <w:p>
@@ -874,7 +1593,16 @@
         <w:pStyle w:val="ListBullet"/>
       </w:pPr>
       <w:r>
-        <w:t>initialRatingFor(gender, config)：女会员返回 1300，其余（含性别缺失）返回 1450。性别缺失时回落到 1450 是有意为之——老数据和测试里造的假会员大多没有 gender 字段。</w:t>
+        <w:t xml:space="preserve">单次赛事积分 = </w:t>
+      </w:r>
+      <w:r>
+        <w:rPr>
+          <w:b/>
+        </w:rPr>
+        <w:t>参与分 2 分 + 名次分</w:t>
+      </w:r>
+      <w:r>
+        <w:t>；同一赛事打多轮只按最终名次计一次，不逐轮累加（2.5）。</w:t>
       </w:r>
     </w:p>
     <w:p>
@@ -882,7 +1610,16 @@
         <w:pStyle w:val="ListBullet"/>
       </w:pPr>
       <w:r>
-        <w:t>为什么不是 1000：单打池是零和的，池内平均分恒等于各人起点分的加权平均；起点定得比全池真实平均（约 1390）高多少，全体分数就整体虚高多少。实验显示 1450 的系统性偏差最小。</w:t>
+        <w:t xml:space="preserve">名次分基础分：冠军 20 / 亚军 14 / 季军 10 / 第四 7 / 八强 4 / 未进八强 0；再乘等级倍数 </w:t>
+      </w:r>
+      <w:r>
+        <w:rPr>
+          <w:b/>
+        </w:rPr>
+        <w:t>一级 ×4、二级 ×2、三级 ×1</w:t>
+      </w:r>
+      <w:r>
+        <w:t>。</w:t>
       </w:r>
     </w:p>
     <w:p>
@@ -890,7 +1627,7 @@
         <w:pStyle w:val="ListBullet"/>
       </w:pPr>
       <w:r>
-        <w:t>为什么男女起点不同：男女对打只占约 25%，若同起点，榜单会长期显示「男女水平差不多」。让女会员从低 150 分起步，等于入场时就先补上一部分已知差异。</w:t>
+        <w:t>名次 → 档位：1 冠军 / 2 亚军 / 3 季军（「并列」模式下两名半决赛负者都取此档）/ 4 第四（仅「打三四名」模式）/ 5–8 八强 / ≥9 未进八强。</w:t>
       </w:r>
     </w:p>
     <w:p>
@@ -898,7 +1635,39 @@
         <w:pStyle w:val="ListBullet"/>
       </w:pPr>
       <w:r>
-        <w:t>想关掉性别差异，把 genderInitialGap 设成 0 即可。</w:t>
+        <w:rPr>
+          <w:b/>
+        </w:rPr>
+        <w:t>双打赛事不计分</w:t>
+      </w:r>
+      <w:r>
+        <w:t>（决策 3）。</w:t>
+      </w:r>
+    </w:p>
+    <w:p>
+      <w:pPr>
+        <w:pStyle w:val="ListBullet"/>
+      </w:pPr>
+      <w:r>
+        <w:t>赛季积分</w:t>
+      </w:r>
+      <w:r>
+        <w:rPr>
+          <w:b/>
+        </w:rPr>
+        <w:t>每赛季清零</w:t>
+      </w:r>
+      <w:r>
+        <w:t>；赛事成绩（哪场、什么等级、第几名、多少分）</w:t>
+      </w:r>
+      <w:r>
+        <w:rPr>
+          <w:b/>
+        </w:rPr>
+        <w:t>永久保存</w:t>
+      </w:r>
+      <w:r>
+        <w:t>，离校后仍可查看。</w:t>
       </w:r>
     </w:p>
     <w:p>
@@ -906,7 +1675,7 @@
         <w:pStyle w:val="Heading2"/>
       </w:pPr>
       <w:r>
-        <w:t>4.3 K 值与新人定级</w:t>
+        <w:t>4.3 赛事比赛的等级分（elo）</w:t>
       </w:r>
     </w:p>
     <w:p>
@@ -914,7 +1683,25 @@
         <w:pStyle w:val="ListBullet"/>
       </w:pPr>
       <w:r>
-        <w:t>前 10 场（定级期）K = 32；常规 K = 24；等级分 ≥ 2100 起 K = 16（门槛随初始分同步上调 500，原为 1600）。</w:t>
+        <w:t>赛事比赛 K 值</w:t>
+      </w:r>
+      <w:r>
+        <w:rPr>
+          <w:b/>
+        </w:rPr>
+        <w:t>按等级固定</w:t>
+      </w:r>
+      <w:r>
+        <w:t>：一级 48 / 二级 36 / 三级 24，</w:t>
+      </w:r>
+      <w:r>
+        <w:rPr>
+          <w:b/>
+        </w:rPr>
+        <w:t>跳过定级期</w:t>
+      </w:r>
+      <w:r>
+        <w:t>，也不走高分段降 K。</w:t>
       </w:r>
     </w:p>
     <w:p>
@@ -922,7 +1709,43 @@
         <w:pStyle w:val="ListBullet"/>
       </w:pPr>
       <w:r>
-        <w:t>中途入会者按「前五场对手」定级：赢过至少一场，取被他击败的最高分对手向下取到 50 的整数倍；一场没赢，取遇到过的最低分对手向下取整，且不超过本人性别的初始分。</w:t>
+        <w:t>赛事比赛</w:t>
+      </w:r>
+      <w:r>
+        <w:rPr>
+          <w:b/>
+        </w:rPr>
+        <w:t>仍计入</w:t>
+      </w:r>
+      <w:r>
+        <w:t xml:space="preserve"> </w:t>
+      </w:r>
+      <w:r>
+        <w:rPr>
+          <w:rFonts w:ascii="Consolas" w:hAnsi="Consolas"/>
+          <w:sz w:val="19"/>
+        </w:rPr>
+        <w:t>matchCount</w:t>
+      </w:r>
+      <w:r>
+        <w:t>，也</w:t>
+      </w:r>
+      <w:r>
+        <w:rPr>
+          <w:b/>
+        </w:rPr>
+        <w:t>仍算进前 5 场定级样本</w:t>
+      </w:r>
+      <w:r>
+        <w:t>——与日常比赛唯一的差别就是 K 值不同。</w:t>
+      </w:r>
+    </w:p>
+    <w:p>
+      <w:pPr>
+        <w:pStyle w:val="Heading2"/>
+      </w:pPr>
+      <w:r>
+        <w:t>4.4 赛季软重置</w:t>
       </w:r>
     </w:p>
     <w:p>
@@ -930,7 +1753,24 @@
         <w:pStyle w:val="ListBullet"/>
       </w:pPr>
       <w:r>
-        <w:t>实现上跑两遍回放：第一遍采集定级依据，第二遍带起点分正式回放。是否「中途入会」按入会日期判断，不是按第几场出场。</w:t>
+        <w:rPr>
+          <w:rFonts w:ascii="Consolas" w:hAnsi="Consolas"/>
+          <w:sz w:val="19"/>
+        </w:rPr>
+        <w:t>R′ = R × 0.75 + 锚定分 × 0.25</w:t>
+      </w:r>
+      <w:r>
+        <w:t>，锚定分取初始分（</w:t>
+      </w:r>
+      <w:r>
+        <w:rPr>
+          <w:rFonts w:ascii="Consolas" w:hAnsi="Consolas"/>
+          <w:sz w:val="19"/>
+        </w:rPr>
+        <w:t>DEFAULT_CONFIG.initialRating</w:t>
+      </w:r>
+      <w:r>
+        <w:t>）。</w:t>
       </w:r>
     </w:p>
     <w:p>
@@ -938,7 +1778,64 @@
         <w:pStyle w:val="ListBullet"/>
       </w:pPr>
       <w:r>
-        <w:t>早期版本在拿不到定级分时会退回「当时池内会员的中位数」，导致本应从统一初始分起步的元老起点在 1494~1515 之间浮动；这条兜底路径已删除。</w:t>
+        <w:t>P1 的核心修复：</w:t>
+      </w:r>
+      <w:r>
+        <w:rPr>
+          <w:rFonts w:ascii="Consolas" w:hAnsi="Consolas"/>
+          <w:sz w:val="19"/>
+        </w:rPr>
+        <w:t>applySeasonalResetToUser</w:t>
+      </w:r>
+      <w:r>
+        <w:t xml:space="preserve"> 重置 </w:t>
+      </w:r>
+      <w:r>
+        <w:rPr>
+          <w:rFonts w:ascii="Consolas" w:hAnsi="Consolas"/>
+          <w:sz w:val="19"/>
+        </w:rPr>
+        <w:t>elo</w:t>
+      </w:r>
+      <w:r>
+        <w:t xml:space="preserve"> 时</w:t>
+      </w:r>
+      <w:r>
+        <w:rPr>
+          <w:b/>
+        </w:rPr>
+        <w:t>同步刷新 `startElo` 快照</w:t>
+      </w:r>
+      <w:r>
+        <w:t>，否则进步榜会把跨赛季涨幅算进去。</w:t>
+      </w:r>
+    </w:p>
+    <w:p>
+      <w:pPr>
+        <w:pStyle w:val="ListBullet"/>
+      </w:pPr>
+      <w:r>
+        <w:t xml:space="preserve">赛季文档新增 </w:t>
+      </w:r>
+      <w:r>
+        <w:rPr>
+          <w:rFonts w:ascii="Consolas" w:hAnsi="Consolas"/>
+          <w:sz w:val="19"/>
+        </w:rPr>
+        <w:t>resetTime</w:t>
+      </w:r>
+      <w:r>
+        <w:t xml:space="preserve">；重放以 </w:t>
+      </w:r>
+      <w:r>
+        <w:rPr>
+          <w:rFonts w:ascii="Consolas" w:hAnsi="Consolas"/>
+          <w:sz w:val="19"/>
+        </w:rPr>
+        <w:t>resetTime</w:t>
+      </w:r>
+      <w:r>
+        <w:t xml:space="preserve"> 为界。</w:t>
       </w:r>
     </w:p>
     <w:p>
@@ -946,7 +1843,7 @@
         <w:pStyle w:val="Heading2"/>
       </w:pPr>
       <w:r>
-        <w:t>4.4 赛季软重置</w:t>
+        <w:t>4.5 其他 P1 改动</w:t>
       </w:r>
     </w:p>
     <w:p>
@@ -954,7 +1851,13 @@
         <w:pStyle w:val="ListBullet"/>
       </w:pPr>
       <w:r>
-        <w:t>R′ = R × 0.75 + 锚定分 × 0.25，锚定分取初始分 1450（早期文档写的是 1000）。</w:t>
+        <w:rPr>
+          <w:b/>
+        </w:rPr>
+        <w:t>赛事 tab</w:t>
+      </w:r>
+      <w:r>
+        <w:t>：tabBar 由 4 个变 5 个，新增第 4 个 tab「赛事」（位于「我的」前）。</w:t>
       </w:r>
     </w:p>
     <w:p>
@@ -962,7 +1865,37 @@
         <w:pStyle w:val="ListBullet"/>
       </w:pPr>
       <w:r>
-        <w:t>applySeasonalReset 与 applySeasonalResetToUser 已实现并有测试，但还没有赛季管理入口。触发重置时还需同步刷新 startElo 快照，否则进步榜会跨赛季算错。</w:t>
+        <w:rPr>
+          <w:b/>
+        </w:rPr>
+        <w:t>离校状态</w:t>
+      </w:r>
+      <w:r>
+        <w:t>：</w:t>
+      </w:r>
+      <w:r>
+        <w:rPr>
+          <w:rFonts w:ascii="Consolas" w:hAnsi="Consolas"/>
+          <w:sz w:val="19"/>
+        </w:rPr>
+        <w:t>USER_STATUS.LEFT</w:t>
+      </w:r>
+      <w:r>
+        <w:t>；离校后不上榜、不可报名，但个人页与赛事成绩仍可见。</w:t>
+      </w:r>
+    </w:p>
+    <w:p>
+      <w:pPr>
+        <w:pStyle w:val="ListBullet"/>
+      </w:pPr>
+      <w:r>
+        <w:rPr>
+          <w:b/>
+        </w:rPr>
+        <w:t>赛季编号修复（`039e7f8`）</w:t>
+      </w:r>
+      <w:r>
+        <w:t>：赛季编号不再拿缓存版本号顶替，未开始新赛季前恒为第一赛季。</w:t>
       </w:r>
     </w:p>
     <w:p>
@@ -970,7 +1903,1013 @@
         <w:pStyle w:val="Heading1"/>
       </w:pPr>
       <w:r>
-        <w:t>五、关键文件</w:t>
+        <w:t>五、P2：赛事自动抽签（已完成）</w:t>
+      </w:r>
+    </w:p>
+    <w:p>
+      <w:r>
+        <w:t>提交：</w:t>
+      </w:r>
+      <w:r>
+        <w:rPr>
+          <w:rFonts w:ascii="Consolas" w:hAnsi="Consolas"/>
+          <w:sz w:val="19"/>
+        </w:rPr>
+        <w:t>13d634b</w:t>
+      </w:r>
+      <w:r>
+        <w:t xml:space="preserve">。需求细则见 </w:t>
+      </w:r>
+      <w:r>
+        <w:rPr>
+          <w:rFonts w:ascii="Consolas" w:hAnsi="Consolas"/>
+          <w:sz w:val="19"/>
+        </w:rPr>
+        <w:t>docs/P2-赛事自动抽签-需求整理.md</w:t>
+      </w:r>
+      <w:r>
+        <w:t>（已冻结）。分五期实现（算法 → 数据层 → 比赛生成 → 界面 → 回归），全部完成。</w:t>
+      </w:r>
+    </w:p>
+    <w:p>
+      <w:pPr>
+        <w:pStyle w:val="Heading2"/>
+      </w:pPr>
+      <w:r>
+        <w:t>5.1 适用范围</w:t>
+      </w:r>
+    </w:p>
+    <w:p>
+      <w:pPr>
+        <w:pStyle w:val="ListBullet"/>
+      </w:pPr>
+      <w:r>
+        <w:rPr>
+          <w:b/>
+        </w:rPr>
+        <w:t>仅单打赛事</w:t>
+      </w:r>
+      <w:r>
+        <w:t>；双打赛事的创建表单与详情页完全不变。</w:t>
+      </w:r>
+    </w:p>
+    <w:p>
+      <w:pPr>
+        <w:pStyle w:val="ListBullet"/>
+      </w:pPr>
+      <w:r>
+        <w:t>抽签窗口：赛事处于</w:t>
+      </w:r>
+      <w:r>
+        <w:rPr>
+          <w:b/>
+        </w:rPr>
+        <w:t>报名中</w:t>
+      </w:r>
+      <w:r>
+        <w:t>。一旦「开始赛事」或已结束，不可抽签、不可重抽。</w:t>
+      </w:r>
+    </w:p>
+    <w:p>
+      <w:pPr>
+        <w:pStyle w:val="ListBullet"/>
+      </w:pPr>
+      <w:r>
+        <w:t>参赛者口径：</w:t>
+      </w:r>
+      <w:r>
+        <w:rPr>
+          <w:b/>
+        </w:rPr>
+        <w:t>未取消的报名者</w:t>
+      </w:r>
+      <w:r>
+        <w:t>，不看签到。人数 ≥ 2 才可抽签。</w:t>
+      </w:r>
+    </w:p>
+    <w:p>
+      <w:pPr>
+        <w:pStyle w:val="ListBullet"/>
+      </w:pPr>
+      <w:r>
+        <w:rPr>
+          <w:b/>
+        </w:rPr>
+        <w:t>抽签后冻结报名</w:t>
+      </w:r>
+      <w:r>
+        <w:t>：不再接受新报名 / 取消报名，只能由管理员在开赛前重抽。</w:t>
+      </w:r>
+    </w:p>
+    <w:p>
+      <w:pPr>
+        <w:pStyle w:val="Heading2"/>
+      </w:pPr>
+      <w:r>
+        <w:t>5.2 创建赛事新增两项（仅单打）</w:t>
+      </w:r>
+    </w:p>
+    <w:p>
+      <w:r>
+        <w:t>创建时必选：</w:t>
+      </w:r>
+      <w:r>
+        <w:rPr>
+          <w:b/>
+        </w:rPr>
+        <w:t>种子来源</w:t>
+      </w:r>
+      <w:r>
+        <w:t>（</w:t>
+      </w:r>
+      <w:r>
+        <w:rPr>
+          <w:rFonts w:ascii="Consolas" w:hAnsi="Consolas"/>
+          <w:sz w:val="19"/>
+        </w:rPr>
+        <w:t>manual</w:t>
+      </w:r>
+      <w:r>
+        <w:t xml:space="preserve"> 手工指定 / </w:t>
+      </w:r>
+      <w:r>
+        <w:rPr>
+          <w:rFonts w:ascii="Consolas" w:hAnsi="Consolas"/>
+          <w:sz w:val="19"/>
+        </w:rPr>
+        <w:t>elo</w:t>
+      </w:r>
+      <w:r>
+        <w:t xml:space="preserve"> 按等级分 / </w:t>
+      </w:r>
+      <w:r>
+        <w:rPr>
+          <w:rFonts w:ascii="Consolas" w:hAnsi="Consolas"/>
+          <w:sz w:val="19"/>
+        </w:rPr>
+        <w:t>points</w:t>
+      </w:r>
+      <w:r>
+        <w:t xml:space="preserve"> 按赛季积分）与</w:t>
+      </w:r>
+      <w:r>
+        <w:rPr>
+          <w:b/>
+        </w:rPr>
+        <w:t>种子数量</w:t>
+      </w:r>
+      <w:r>
+        <w:t>（2 / 4 / 8，默认 8）。</w:t>
+      </w:r>
+    </w:p>
+    <w:p>
+      <w:pPr>
+        <w:pStyle w:val="Heading2"/>
+      </w:pPr>
+      <w:r>
+        <w:t>5.3 抽签算法</w:t>
+      </w:r>
+    </w:p>
+    <w:p>
+      <w:pPr>
+        <w:pStyle w:val="ListBullet"/>
+      </w:pPr>
+      <w:r>
+        <w:t xml:space="preserve">签位规模 </w:t>
+      </w:r>
+      <w:r>
+        <w:rPr>
+          <w:rFonts w:ascii="Consolas" w:hAnsi="Consolas"/>
+          <w:sz w:val="19"/>
+        </w:rPr>
+        <w:t>P</w:t>
+      </w:r>
+      <w:r>
+        <w:t xml:space="preserve"> = 不小于 N 的最小 2 的幂；轮空数 = </w:t>
+      </w:r>
+      <w:r>
+        <w:rPr>
+          <w:rFonts w:ascii="Consolas" w:hAnsi="Consolas"/>
+          <w:sz w:val="19"/>
+        </w:rPr>
+        <w:t>P − N</w:t>
+      </w:r>
+      <w:r>
+        <w:t>，</w:t>
+      </w:r>
+      <w:r>
+        <w:rPr>
+          <w:b/>
+        </w:rPr>
+        <w:t>全部给高种子</w:t>
+      </w:r>
+      <w:r>
+        <w:t>。</w:t>
+      </w:r>
+    </w:p>
+    <w:p>
+      <w:pPr>
+        <w:pStyle w:val="ListBullet"/>
+      </w:pPr>
+      <w:r>
+        <w:t>落位：</w:t>
+      </w:r>
+      <w:r>
+        <w:rPr>
+          <w:rFonts w:ascii="Consolas" w:hAnsi="Consolas"/>
+          <w:sz w:val="19"/>
+        </w:rPr>
+        <w:t>standardSeedOrder(P)</w:t>
+      </w:r>
+      <w:r>
+        <w:t xml:space="preserve"> 的输出按「位置 → 实力名次」解释，名次 </w:t>
+      </w:r>
+      <w:r>
+        <w:rPr>
+          <w:rFonts w:ascii="Consolas" w:hAnsi="Consolas"/>
+          <w:sz w:val="19"/>
+        </w:rPr>
+        <w:t>1..S</w:t>
+      </w:r>
+      <w:r>
+        <w:t xml:space="preserve"> 填种子（按来源排序），</w:t>
+      </w:r>
+      <w:r>
+        <w:rPr>
+          <w:rFonts w:ascii="Consolas" w:hAnsi="Consolas"/>
+          <w:sz w:val="19"/>
+        </w:rPr>
+        <w:t>S+1..N</w:t>
+      </w:r>
+      <w:r>
+        <w:t xml:space="preserve"> 填洗牌后的非种子，</w:t>
+      </w:r>
+      <w:r>
+        <w:rPr>
+          <w:rFonts w:ascii="Consolas" w:hAnsi="Consolas"/>
+          <w:sz w:val="19"/>
+        </w:rPr>
+        <w:t>N+1..P</w:t>
+      </w:r>
+      <w:r>
+        <w:t xml:space="preserve"> 为轮空。种子数 0 时退化为纯随机。</w:t>
+      </w:r>
+    </w:p>
+    <w:p>
+      <w:pPr>
+        <w:pStyle w:val="ListBullet"/>
+      </w:pPr>
+      <w:r>
+        <w:rPr>
+          <w:rFonts w:ascii="Consolas" w:hAnsi="Consolas"/>
+          <w:sz w:val="19"/>
+        </w:rPr>
+        <w:t>standardSeedOrder</w:t>
+      </w:r>
+      <w:r>
+        <w:t xml:space="preserve"> 已从 </w:t>
+      </w:r>
+      <w:r>
+        <w:rPr>
+          <w:rFonts w:ascii="Consolas" w:hAnsi="Consolas"/>
+          <w:sz w:val="19"/>
+        </w:rPr>
+        <w:t>seed.js</w:t>
+      </w:r>
+      <w:r>
+        <w:t xml:space="preserve"> </w:t>
+      </w:r>
+      <w:r>
+        <w:rPr>
+          <w:b/>
+        </w:rPr>
+        <w:t>提取到 `utils/bracket.js`</w:t>
+      </w:r>
+      <w:r>
+        <w:t>，</w:t>
+      </w:r>
+      <w:r>
+        <w:rPr>
+          <w:rFonts w:ascii="Consolas" w:hAnsi="Consolas"/>
+          <w:sz w:val="19"/>
+        </w:rPr>
+        <w:t>seed.js</w:t>
+      </w:r>
+      <w:r>
+        <w:t xml:space="preserve"> 反向引用，正式抽签与造数据共用一份。</w:t>
+      </w:r>
+    </w:p>
+    <w:p>
+      <w:pPr>
+        <w:pStyle w:val="ListBullet"/>
+      </w:pPr>
+      <w:r>
+        <w:t xml:space="preserve">抽签生成随机值 </w:t>
+      </w:r>
+      <w:r>
+        <w:rPr>
+          <w:rFonts w:ascii="Consolas" w:hAnsi="Consolas"/>
+          <w:sz w:val="19"/>
+        </w:rPr>
+        <w:t>seedValue</w:t>
+      </w:r>
+      <w:r>
+        <w:t xml:space="preserve"> 并随结果落库，任何人可据此复核抽签未被事后改动。</w:t>
+      </w:r>
+    </w:p>
+    <w:p>
+      <w:pPr>
+        <w:pStyle w:val="Heading2"/>
+      </w:pPr>
+      <w:r>
+        <w:t>5.4 抽签产物与比赛生成</w:t>
+      </w:r>
+    </w:p>
+    <w:p>
+      <w:pPr>
+        <w:pStyle w:val="ListBullet"/>
+      </w:pPr>
+      <w:r>
+        <w:t xml:space="preserve">赛事记录新增 </w:t>
+      </w:r>
+      <w:r>
+        <w:rPr>
+          <w:rFonts w:ascii="Consolas" w:hAnsi="Consolas"/>
+          <w:sz w:val="19"/>
+        </w:rPr>
+        <w:t>draw</w:t>
+      </w:r>
+      <w:r>
+        <w:t xml:space="preserve"> 字段：</w:t>
+      </w:r>
+      <w:r>
+        <w:rPr>
+          <w:rFonts w:ascii="Consolas" w:hAnsi="Consolas"/>
+          <w:sz w:val="19"/>
+        </w:rPr>
+        <w:t>{ seedMode, seedCount, seedValue, drawnAt, drawnBy, drawCount, size, slots, seeds, byes }</w:t>
+      </w:r>
+      <w:r>
+        <w:t>。</w:t>
+      </w:r>
+    </w:p>
+    <w:p>
+      <w:pPr>
+        <w:pStyle w:val="ListBullet"/>
+      </w:pPr>
+      <w:r>
+        <w:t>抽签</w:t>
+      </w:r>
+      <w:r>
+        <w:rPr>
+          <w:b/>
+        </w:rPr>
+        <w:t>立即生成首轮比赛</w:t>
+      </w:r>
+      <w:r>
+        <w:t xml:space="preserve">，比赛带 </w:t>
+      </w:r>
+      <w:r>
+        <w:rPr>
+          <w:rFonts w:ascii="Consolas" w:hAnsi="Consolas"/>
+          <w:sz w:val="19"/>
+        </w:rPr>
+        <w:t>eventId</w:t>
+      </w:r>
+      <w:r>
+        <w:t>；首轮轮空者不生成比赛。</w:t>
+      </w:r>
+    </w:p>
+    <w:p>
+      <w:pPr>
+        <w:pStyle w:val="ListBullet"/>
+      </w:pPr>
+      <w:r>
+        <w:rPr>
+          <w:b/>
+        </w:rPr>
+        <w:t>后续轮次逐轮生成</w:t>
+      </w:r>
+      <w:r>
+        <w:t>：某一轮全部确认生效后，才排出下一轮。半决赛结束后：</w:t>
+      </w:r>
+      <w:r>
+        <w:rPr>
+          <w:rFonts w:ascii="Consolas" w:hAnsi="Consolas"/>
+          <w:sz w:val="19"/>
+        </w:rPr>
+        <w:t>PLAYOFF</w:t>
+      </w:r>
+      <w:r>
+        <w:t xml:space="preserve"> 生成三四名决赛；</w:t>
+      </w:r>
+      <w:r>
+        <w:rPr>
+          <w:rFonts w:ascii="Consolas" w:hAnsi="Consolas"/>
+          <w:sz w:val="19"/>
+        </w:rPr>
+        <w:t>TIED</w:t>
+      </w:r>
+      <w:r>
+        <w:t xml:space="preserve"> 两名半决赛负者并列季军、不额外生成比赛。</w:t>
+      </w:r>
+    </w:p>
+    <w:p>
+      <w:pPr>
+        <w:pStyle w:val="ListBullet"/>
+      </w:pPr>
+      <w:r>
+        <w:t>比赛沿用现有流程：</w:t>
+      </w:r>
+      <w:r>
+        <w:rPr>
+          <w:b/>
+        </w:rPr>
+        <w:t>提交 → 对手确认 → 生效</w:t>
+      </w:r>
+      <w:r>
+        <w:t>，赛事生成的比赛初始为「待确认」。</w:t>
+      </w:r>
+    </w:p>
+    <w:p>
+      <w:pPr>
+        <w:pStyle w:val="Heading2"/>
+      </w:pPr>
+      <w:r>
+        <w:t>5.5 重抽（决策 7 / 9.5）</w:t>
+      </w:r>
+    </w:p>
+    <w:p>
+      <w:pPr>
+        <w:pStyle w:val="ListBullet"/>
+      </w:pPr>
+      <w:r>
+        <w:rPr>
+          <w:b/>
+        </w:rPr>
+        <w:t>仅管理员、仅开赛前</w:t>
+      </w:r>
+      <w:r>
+        <w:t>（报名中）可重抽。</w:t>
+      </w:r>
+    </w:p>
+    <w:p>
+      <w:pPr>
+        <w:pStyle w:val="ListBullet"/>
+      </w:pPr>
+      <w:r>
+        <w:t>重抽作废该赛事此前生成的、</w:t>
+      </w:r>
+      <w:r>
+        <w:rPr>
+          <w:b/>
+        </w:rPr>
+        <w:t>尚未确认</w:t>
+      </w:r>
+      <w:r>
+        <w:t>的比赛，再按新随机值重排首轮；</w:t>
+      </w:r>
+      <w:r>
+        <w:rPr>
+          <w:rFonts w:ascii="Consolas" w:hAnsi="Consolas"/>
+          <w:sz w:val="19"/>
+        </w:rPr>
+        <w:t>drawCount</w:t>
+      </w:r>
+      <w:r>
+        <w:t xml:space="preserve"> 累加，保留历史参数与操作人。</w:t>
+      </w:r>
+    </w:p>
+    <w:p>
+      <w:pPr>
+        <w:pStyle w:val="ListBullet"/>
+      </w:pPr>
+      <w:r>
+        <w:rPr>
+          <w:b/>
+        </w:rPr>
+        <w:t>只要已有比赛被确认（已计 elo），就禁止重抽</w:t>
+      </w:r>
+      <w:r>
+        <w:t>。</w:t>
+      </w:r>
+    </w:p>
+    <w:p>
+      <w:pPr>
+        <w:pStyle w:val="Heading2"/>
+      </w:pPr>
+      <w:r>
+        <w:t>5.6 展示与录入</w:t>
+      </w:r>
+    </w:p>
+    <w:p>
+      <w:pPr>
+        <w:pStyle w:val="ListBullet"/>
+      </w:pPr>
+      <w:r>
+        <w:t>「比赛」tab 与赛事详情页</w:t>
+      </w:r>
+      <w:r>
+        <w:rPr>
+          <w:b/>
+        </w:rPr>
+        <w:t>两处都能看到并录入</w:t>
+      </w:r>
+      <w:r>
+        <w:t>赛事生成的比赛，复用同一套录入与确认逻辑。</w:t>
+      </w:r>
+    </w:p>
+    <w:p>
+      <w:pPr>
+        <w:pStyle w:val="ListBullet"/>
+      </w:pPr>
+      <w:r>
+        <w:t>赛事详情页新增「抽签」卡片（显示抽签摘要与轮空名单）与「签表」卡片（按轮次分组，含录分 / 确认按钮）。</w:t>
+      </w:r>
+    </w:p>
+    <w:p>
+      <w:pPr>
+        <w:pStyle w:val="ListBullet"/>
+      </w:pPr>
+      <w:r>
+        <w:t>录入页支持从签表带入：对阵、赛制、时间、场地一律照抄并锁死，只能填比分。</w:t>
+      </w:r>
+    </w:p>
+    <w:p>
+      <w:pPr>
+        <w:pStyle w:val="Heading2"/>
+      </w:pPr>
+      <w:r>
+        <w:t>5.7 配套修复：先录分再确认</w:t>
+      </w:r>
+    </w:p>
+    <w:p>
+      <w:r>
+        <w:t xml:space="preserve">抽签排出的比赛天生没有比分，若此时被「确认」，回放读到空胜方会把整个赛季回放带崩。因此新增 </w:t>
+      </w:r>
+      <w:r>
+        <w:rPr>
+          <w:rFonts w:ascii="Consolas" w:hAnsi="Consolas"/>
+          <w:sz w:val="19"/>
+        </w:rPr>
+        <w:t>needsScore(match)</w:t>
+      </w:r>
+      <w:r>
+        <w:t xml:space="preserve"> 判定，并在云端与 mock 的 </w:t>
+      </w:r>
+      <w:r>
+        <w:rPr>
+          <w:rFonts w:ascii="Consolas" w:hAnsi="Consolas"/>
+          <w:sz w:val="19"/>
+        </w:rPr>
+        <w:t>confirmMatch</w:t>
+      </w:r>
+      <w:r>
+        <w:t xml:space="preserve"> 各加一道</w:t>
+      </w:r>
+      <w:r>
+        <w:rPr>
+          <w:b/>
+        </w:rPr>
+        <w:t>胜方守卫</w:t>
+      </w:r>
+      <w:r>
+        <w:t>；界面上没比分的场次只给「录分」，录完才给「确认」。</w:t>
+      </w:r>
+    </w:p>
+    <w:p>
+      <w:pPr>
+        <w:pStyle w:val="Heading1"/>
+      </w:pPr>
+      <w:r>
+        <w:t>六、算法与规则口径（以代码为准）</w:t>
+      </w:r>
+    </w:p>
+    <w:p>
+      <w:pPr>
+        <w:pStyle w:val="Heading2"/>
+      </w:pPr>
+      <w:r>
+        <w:t>6.1 两个分数池，三张榜</w:t>
+      </w:r>
+    </w:p>
+    <w:p>
+      <w:r>
+        <w:t xml:space="preserve">池是「计算口径」：单打池 </w:t>
+      </w:r>
+      <w:r>
+        <w:rPr>
+          <w:rFonts w:ascii="Consolas" w:hAnsi="Consolas"/>
+          <w:sz w:val="19"/>
+        </w:rPr>
+        <w:t>singles</w:t>
+      </w:r>
+      <w:r>
+        <w:t xml:space="preserve">（男女合并）、双打池 </w:t>
+      </w:r>
+      <w:r>
+        <w:rPr>
+          <w:rFonts w:ascii="Consolas" w:hAnsi="Consolas"/>
+          <w:sz w:val="19"/>
+        </w:rPr>
+        <w:t>doubles</w:t>
+      </w:r>
+      <w:r>
+        <w:t>（不分男女）。榜是「展示口径」：男单榜、女单榜取同一个单打池的分数按性别过滤，因此男女分数直接可比。排行榜会过滤掉「从未在该池出场」的会员并重新连续编号。</w:t>
+      </w:r>
+    </w:p>
+    <w:p>
+      <w:r>
+        <w:t>历史说明：编号 2 的「女子单打」比赛类型已废弃，不要复用。</w:t>
+      </w:r>
+    </w:p>
+    <w:p>
+      <w:pPr>
+        <w:pStyle w:val="Heading2"/>
+      </w:pPr>
+      <w:r>
+        <w:t>6.2 初始分与 K 值</w:t>
+      </w:r>
+    </w:p>
+    <w:p>
+      <w:pPr>
+        <w:pStyle w:val="ListBullet"/>
+      </w:pPr>
+      <w:r>
+        <w:t xml:space="preserve">初始分：男 </w:t>
+      </w:r>
+      <w:r>
+        <w:rPr>
+          <w:b/>
+        </w:rPr>
+        <w:t>1450</w:t>
+      </w:r>
+      <w:r>
+        <w:t xml:space="preserve">、女 </w:t>
+      </w:r>
+      <w:r>
+        <w:rPr>
+          <w:b/>
+        </w:rPr>
+        <w:t>1300</w:t>
+      </w:r>
+      <w:r>
+        <w:t>（</w:t>
+      </w:r>
+      <w:r>
+        <w:rPr>
+          <w:rFonts w:ascii="Consolas" w:hAnsi="Consolas"/>
+          <w:sz w:val="19"/>
+        </w:rPr>
+        <w:t>genderInitialGap = 150</w:t>
+      </w:r>
+      <w:r>
+        <w:t xml:space="preserve">）。性别缺失回落到 1450（有意为之，兼容无 </w:t>
+      </w:r>
+      <w:r>
+        <w:rPr>
+          <w:rFonts w:ascii="Consolas" w:hAnsi="Consolas"/>
+          <w:sz w:val="19"/>
+        </w:rPr>
+        <w:t>gender</w:t>
+      </w:r>
+      <w:r>
+        <w:t xml:space="preserve"> 的老数据与测试假数据）。</w:t>
+      </w:r>
+    </w:p>
+    <w:p>
+      <w:pPr>
+        <w:pStyle w:val="ListBullet"/>
+      </w:pPr>
+      <w:r>
+        <w:t>K 值：前 10 场（定级期）</w:t>
+      </w:r>
+      <w:r>
+        <w:rPr>
+          <w:b/>
+        </w:rPr>
+        <w:t>32</w:t>
+      </w:r>
+      <w:r>
+        <w:t xml:space="preserve">，常规 </w:t>
+      </w:r>
+      <w:r>
+        <w:rPr>
+          <w:b/>
+        </w:rPr>
+        <w:t>24</w:t>
+      </w:r>
+      <w:r>
+        <w:t xml:space="preserve">，等级分 ≥ 2100 起 </w:t>
+      </w:r>
+      <w:r>
+        <w:rPr>
+          <w:b/>
+        </w:rPr>
+        <w:t>16</w:t>
+      </w:r>
+      <w:r>
+        <w:t>；</w:t>
+      </w:r>
+      <w:r>
+        <w:rPr>
+          <w:b/>
+        </w:rPr>
+        <w:t>赛事比赛</w:t>
+      </w:r>
+      <w:r>
+        <w:t>按等级取 48 / 36 / 24（见 4.3）。</w:t>
+      </w:r>
+    </w:p>
+    <w:p>
+      <w:pPr>
+        <w:pStyle w:val="ListBullet"/>
+      </w:pPr>
+      <w:r>
+        <w:t>中途入会者按前五场对手定级；实现上跑两遍回放。</w:t>
+      </w:r>
+    </w:p>
+    <w:p>
+      <w:pPr>
+        <w:pStyle w:val="ListBullet"/>
+      </w:pPr>
+      <w:r>
+        <w:t>赛季软重置：</w:t>
+      </w:r>
+      <w:r>
+        <w:rPr>
+          <w:rFonts w:ascii="Consolas" w:hAnsi="Consolas"/>
+          <w:sz w:val="19"/>
+        </w:rPr>
+        <w:t>R′ = R × 0.75 + 1450 × 0.25</w:t>
+      </w:r>
+      <w:r>
+        <w:t>。</w:t>
+      </w:r>
+    </w:p>
+    <w:p>
+      <w:pPr>
+        <w:pStyle w:val="Heading2"/>
+      </w:pPr>
+      <w:r>
+        <w:t>6.3 积分</w:t>
+      </w:r>
+    </w:p>
+    <w:p>
+      <w:r>
+        <w:rPr>
+          <w:rFonts w:ascii="Consolas" w:hAnsi="Consolas"/>
+          <w:sz w:val="19"/>
+        </w:rPr>
+        <w:t>DEFAULT_POINT_CONFIG</w:t>
+      </w:r>
+      <w:r>
+        <w:t xml:space="preserve">：参与分 </w:t>
+      </w:r>
+      <w:r>
+        <w:rPr>
+          <w:rFonts w:ascii="Consolas" w:hAnsi="Consolas"/>
+          <w:sz w:val="19"/>
+        </w:rPr>
+        <w:t>eventParticipate = 2</w:t>
+      </w:r>
+      <w:r>
+        <w:t xml:space="preserve">；名次基础分 </w:t>
+      </w:r>
+      <w:r>
+        <w:rPr>
+          <w:rFonts w:ascii="Consolas" w:hAnsi="Consolas"/>
+          <w:sz w:val="19"/>
+        </w:rPr>
+        <w:t>{1:20, 2:14, 3:10, 4:7}</w:t>
+      </w:r>
+      <w:r>
+        <w:t xml:space="preserve">，5–8 名共用 4，&gt;8 为 0；再乘 </w:t>
+      </w:r>
+      <w:r>
+        <w:rPr>
+          <w:rFonts w:ascii="Consolas" w:hAnsi="Consolas"/>
+          <w:sz w:val="19"/>
+        </w:rPr>
+        <w:t>EVENT_LEVEL_MULTIPLIER</w:t>
+      </w:r>
+      <w:r>
+        <w:t>（一级 4 / 二级 2 / 三级 1）。日常比赛不调用任何积分函数。</w:t>
+      </w:r>
+    </w:p>
+    <w:p>
+      <w:pPr>
+        <w:pStyle w:val="Heading2"/>
+      </w:pPr>
+      <w:r>
+        <w:t>6.4 赛制与成绩校验</w:t>
+      </w:r>
+    </w:p>
+    <w:p>
+      <w:r>
+        <w:t>每局目标分 11 / 15 / 21；局制一局一胜 / 三局两胜 / 五局三胜；每局「先到目标分且净胜 2 分、不封顶」。胜方由比分</w:t>
+      </w:r>
+      <w:r>
+        <w:rPr>
+          <w:b/>
+        </w:rPr>
+        <w:t>反推</w:t>
+      </w:r>
+      <w:r>
+        <w:t>，</w:t>
+      </w:r>
+      <w:r>
+        <w:rPr>
+          <w:rFonts w:ascii="Consolas" w:hAnsi="Consolas"/>
+          <w:sz w:val="19"/>
+        </w:rPr>
+        <w:t>winner</w:t>
+      </w:r>
+      <w:r>
+        <w:t xml:space="preserve"> 不接受人工指定，因此「记为 A 胜、比分却是 B 赢」不可能出现。</w:t>
+      </w:r>
+    </w:p>
+    <w:p>
+      <w:pPr>
+        <w:pStyle w:val="Heading2"/>
+      </w:pPr>
+      <w:r>
+        <w:t>6.5 抽签相关常量</w:t>
+      </w:r>
+    </w:p>
+    <w:p>
+      <w:r>
+        <w:rPr>
+          <w:rFonts w:ascii="Consolas" w:hAnsi="Consolas"/>
+          <w:sz w:val="19"/>
+        </w:rPr>
+        <w:t>SEED_MODE</w:t>
+      </w:r>
+      <w:r>
+        <w:t>（</w:t>
+      </w:r>
+      <w:r>
+        <w:rPr>
+          <w:rFonts w:ascii="Consolas" w:hAnsi="Consolas"/>
+          <w:sz w:val="19"/>
+        </w:rPr>
+        <w:t>manual</w:t>
+      </w:r>
+      <w:r>
+        <w:t xml:space="preserve"> / </w:t>
+      </w:r>
+      <w:r>
+        <w:rPr>
+          <w:rFonts w:ascii="Consolas" w:hAnsi="Consolas"/>
+          <w:sz w:val="19"/>
+        </w:rPr>
+        <w:t>elo</w:t>
+      </w:r>
+      <w:r>
+        <w:t xml:space="preserve"> / </w:t>
+      </w:r>
+      <w:r>
+        <w:rPr>
+          <w:rFonts w:ascii="Consolas" w:hAnsi="Consolas"/>
+          <w:sz w:val="19"/>
+        </w:rPr>
+        <w:t>points</w:t>
+      </w:r>
+      <w:r>
+        <w:t>）、</w:t>
+      </w:r>
+      <w:r>
+        <w:rPr>
+          <w:rFonts w:ascii="Consolas" w:hAnsi="Consolas"/>
+          <w:sz w:val="19"/>
+        </w:rPr>
+        <w:t>SEED_COUNTS = [2,4,8]</w:t>
+      </w:r>
+      <w:r>
+        <w:t>、</w:t>
+      </w:r>
+      <w:r>
+        <w:rPr>
+          <w:rFonts w:ascii="Consolas" w:hAnsi="Consolas"/>
+          <w:sz w:val="19"/>
+        </w:rPr>
+        <w:t>DEFAULT_SEED_COUNT = 8</w:t>
+      </w:r>
+      <w:r>
+        <w:t>、</w:t>
+      </w:r>
+      <w:r>
+        <w:rPr>
+          <w:rFonts w:ascii="Consolas" w:hAnsi="Consolas"/>
+          <w:sz w:val="19"/>
+        </w:rPr>
+        <w:t>BRACKET_STAGE</w:t>
+      </w:r>
+      <w:r>
+        <w:t>（</w:t>
+      </w:r>
+      <w:r>
+        <w:rPr>
+          <w:rFonts w:ascii="Consolas" w:hAnsi="Consolas"/>
+          <w:sz w:val="19"/>
+        </w:rPr>
+        <w:t>main</w:t>
+      </w:r>
+      <w:r>
+        <w:t xml:space="preserve"> / </w:t>
+      </w:r>
+      <w:r>
+        <w:rPr>
+          <w:rFonts w:ascii="Consolas" w:hAnsi="Consolas"/>
+          <w:sz w:val="19"/>
+        </w:rPr>
+        <w:t>bronze</w:t>
+      </w:r>
+      <w:r>
+        <w:t>）、</w:t>
+      </w:r>
+      <w:r>
+        <w:rPr>
+          <w:rFonts w:ascii="Consolas" w:hAnsi="Consolas"/>
+          <w:sz w:val="19"/>
+        </w:rPr>
+        <w:t>EVENT_BRONZE_MODE</w:t>
+      </w:r>
+      <w:r>
+        <w:t>（</w:t>
+      </w:r>
+      <w:r>
+        <w:rPr>
+          <w:rFonts w:ascii="Consolas" w:hAnsi="Consolas"/>
+          <w:sz w:val="19"/>
+        </w:rPr>
+        <w:t>tied</w:t>
+      </w:r>
+      <w:r>
+        <w:t xml:space="preserve"> / </w:t>
+      </w:r>
+      <w:r>
+        <w:rPr>
+          <w:rFonts w:ascii="Consolas" w:hAnsi="Consolas"/>
+          <w:sz w:val="19"/>
+        </w:rPr>
+        <w:t>playoff</w:t>
+      </w:r>
+      <w:r>
+        <w:t>）、</w:t>
+      </w:r>
+      <w:r>
+        <w:rPr>
+          <w:rFonts w:ascii="Consolas" w:hAnsi="Consolas"/>
+          <w:sz w:val="19"/>
+        </w:rPr>
+        <w:t>EVENT_LEVEL</w:t>
+      </w:r>
+      <w:r>
+        <w:t>（1/2/3）、</w:t>
+      </w:r>
+      <w:r>
+        <w:rPr>
+          <w:rFonts w:ascii="Consolas" w:hAnsi="Consolas"/>
+          <w:sz w:val="19"/>
+        </w:rPr>
+        <w:t>MATCH_STATUS</w:t>
+      </w:r>
+      <w:r>
+        <w:t xml:space="preserve">（待确认 0 / 已生效 1 / 已撤销 2）。比赛键 </w:t>
+      </w:r>
+      <w:r>
+        <w:rPr>
+          <w:rFonts w:ascii="Consolas" w:hAnsi="Consolas"/>
+          <w:sz w:val="19"/>
+        </w:rPr>
+        <w:t>eventMatchKey(eventId, round, stage, slot)</w:t>
+      </w:r>
+      <w:r>
+        <w:t xml:space="preserve"> 是确定性的，重抽不会让比赛翻倍。</w:t>
+      </w:r>
+    </w:p>
+    <w:p>
+      <w:pPr>
+        <w:pStyle w:val="Heading1"/>
+      </w:pPr>
+      <w:r>
+        <w:t>七、关键文件</w:t>
+      </w:r>
+    </w:p>
+    <w:p>
+      <w:r>
+        <w:t xml:space="preserve">镜像同步的纯模块（改完要跑 </w:t>
+      </w:r>
+      <w:r>
+        <w:rPr>
+          <w:rFonts w:ascii="Consolas" w:hAnsi="Consolas"/>
+          <w:sz w:val="19"/>
+        </w:rPr>
+        <w:t>npm run sync:cloud</w:t>
+      </w:r>
+      <w:r>
+        <w:t>）：</w:t>
       </w:r>
     </w:p>
     <w:tbl>
@@ -989,7 +2928,6 @@
             <w:tcW w:type="dxa" w:w="4320"/>
           </w:tcPr>
           <w:p>
-            <w:r/>
             <w:r>
               <w:rPr>
                 <w:b/>
@@ -1003,7 +2941,6 @@
             <w:tcW w:type="dxa" w:w="4320"/>
           </w:tcPr>
           <w:p>
-            <w:r/>
             <w:r>
               <w:rPr>
                 <w:b/>
@@ -1020,6 +2957,10 @@
           </w:tcPr>
           <w:p>
             <w:r>
+              <w:rPr>
+                <w:rFonts w:ascii="Consolas" w:hAnsi="Consolas"/>
+                <w:sz w:val="19"/>
+              </w:rPr>
               <w:t>utils/elo.js</w:t>
             </w:r>
           </w:p>
@@ -1030,7 +2971,7 @@
           </w:tcPr>
           <w:p>
             <w:r>
-              <w:t>算法层：K 值分段、期望胜率、单场分数变动、赛季软重置、新人定级、按性别取初始分</w:t>
+              <w:t>ELO 数学层：K 值分段、期望胜率、单场分数变动、赛季软重置、新人定级、按性别取初始分</w:t>
             </w:r>
           </w:p>
         </w:tc>
@@ -1042,6 +2983,10 @@
           </w:tcPr>
           <w:p>
             <w:r>
+              <w:rPr>
+                <w:rFonts w:ascii="Consolas" w:hAnsi="Consolas"/>
+                <w:sz w:val="19"/>
+              </w:rPr>
               <w:t>utils/rating.js</w:t>
             </w:r>
           </w:p>
@@ -1052,7 +2997,7 @@
           </w:tcPr>
           <w:p>
             <w:r>
-              <w:t>各池分数状态管理（所有更新都返回新对象，不修改传入的 user）</w:t>
+              <w:t>各池分数状态管理（更新都返回新对象，不改传入的 user）</w:t>
             </w:r>
           </w:p>
         </w:tc>
@@ -1064,6 +3009,10 @@
           </w:tcPr>
           <w:p>
             <w:r>
+              <w:rPr>
+                <w:rFonts w:ascii="Consolas" w:hAnsi="Consolas"/>
+                <w:sz w:val="19"/>
+              </w:rPr>
               <w:t>utils/leaderboard.js</w:t>
             </w:r>
           </w:p>
@@ -1074,7 +3023,7 @@
           </w:tcPr>
           <w:p>
             <w:r>
-              <w:t>排序、名次、按项目过滤会员、进步榜、百分位</w:t>
+              <w:t>排序、名次、按项目过滤、进步榜、百分位</w:t>
             </w:r>
           </w:p>
         </w:tc>
@@ -1086,6 +3035,10 @@
           </w:tcPr>
           <w:p>
             <w:r>
+              <w:rPr>
+                <w:rFonts w:ascii="Consolas" w:hAnsi="Consolas"/>
+                <w:sz w:val="19"/>
+              </w:rPr>
               <w:t>utils/points.js</w:t>
             </w:r>
           </w:p>
@@ -1096,7 +3049,7 @@
           </w:tcPr>
           <w:p>
             <w:r>
-              <w:t>积分规则：基础分、连胜奖励、赛事加倍</w:t>
+              <w:t>赛事积分：参与分、名次档位、等级倍数</w:t>
             </w:r>
           </w:p>
         </w:tc>
@@ -1108,6 +3061,10 @@
           </w:tcPr>
           <w:p>
             <w:r>
+              <w:rPr>
+                <w:rFonts w:ascii="Consolas" w:hAnsi="Consolas"/>
+                <w:sz w:val="19"/>
+              </w:rPr>
               <w:t>utils/stats.js</w:t>
             </w:r>
           </w:p>
@@ -1118,7 +3075,7 @@
           </w:tcPr>
           <w:p>
             <w:r>
-              <w:t>个人统计：逐场明细、交锋记录、搭档记录、赛事名次</w:t>
+              <w:t>个人统计：逐场明细、交锋、搭档、赛事名次</w:t>
             </w:r>
           </w:p>
         </w:tc>
@@ -1130,6 +3087,10 @@
           </w:tcPr>
           <w:p>
             <w:r>
+              <w:rPr>
+                <w:rFonts w:ascii="Consolas" w:hAnsi="Consolas"/>
+                <w:sz w:val="19"/>
+              </w:rPr>
               <w:t>utils/match-format.js</w:t>
             </w:r>
           </w:p>
@@ -1152,7 +3113,11 @@
           </w:tcPr>
           <w:p>
             <w:r>
-              <w:t>utils/constants.js</w:t>
+              <w:rPr>
+                <w:rFonts w:ascii="Consolas" w:hAnsi="Consolas"/>
+                <w:sz w:val="19"/>
+              </w:rPr>
+              <w:t>utils/bracket.js</w:t>
             </w:r>
           </w:p>
         </w:tc>
@@ -1162,7 +3127,13 @@
           </w:tcPr>
           <w:p>
             <w:r>
-              <w:t>池定义、比赛类型、以及「项目 → 池 + 性别过滤」的映射</w:t>
+              <w:rPr>
+                <w:b/>
+              </w:rPr>
+              <w:t>（P2）</w:t>
+            </w:r>
+            <w:r>
+              <w:t xml:space="preserve"> 标准种子排位表、签位落位与轮空</w:t>
             </w:r>
           </w:p>
         </w:tc>
@@ -1174,7 +3145,11 @@
           </w:tcPr>
           <w:p>
             <w:r>
-              <w:t>utils/chart.js / chart-view.js</w:t>
+              <w:rPr>
+                <w:rFonts w:ascii="Consolas" w:hAnsi="Consolas"/>
+                <w:sz w:val="19"/>
+              </w:rPr>
+              <w:t>utils/random.js</w:t>
             </w:r>
           </w:p>
         </w:tc>
@@ -1184,7 +3159,17 @@
           </w:tcPr>
           <w:p>
             <w:r>
-              <w:t>分数走势曲线的坐标换算与绘制</w:t>
+              <w:t>可复现随机数（</w:t>
+            </w:r>
+            <w:r>
+              <w:rPr>
+                <w:rFonts w:ascii="Consolas" w:hAnsi="Consolas"/>
+                <w:sz w:val="19"/>
+              </w:rPr>
+              <w:t>createSeededRandom</w:t>
+            </w:r>
+            <w:r>
+              <w:t>）</w:t>
             </w:r>
           </w:p>
         </w:tc>
@@ -1196,6 +3181,36 @@
           </w:tcPr>
           <w:p>
             <w:r>
+              <w:rPr>
+                <w:rFonts w:ascii="Consolas" w:hAnsi="Consolas"/>
+                <w:sz w:val="19"/>
+              </w:rPr>
+              <w:t>utils/constants.js</w:t>
+            </w:r>
+          </w:p>
+        </w:tc>
+        <w:tc>
+          <w:tcPr>
+            <w:tcW w:type="dxa" w:w="4320"/>
+          </w:tcPr>
+          <w:p>
+            <w:r>
+              <w:t>池、项目、状态、等级、种子、签表阶段等全局常量</w:t>
+            </w:r>
+          </w:p>
+        </w:tc>
+      </w:tr>
+      <w:tr>
+        <w:tc>
+          <w:tcPr>
+            <w:tcW w:type="dxa" w:w="4320"/>
+          </w:tcPr>
+          <w:p>
+            <w:r>
+              <w:rPr>
+                <w:rFonts w:ascii="Consolas" w:hAnsi="Consolas"/>
+                <w:sz w:val="19"/>
+              </w:rPr>
               <w:t>services/replay.js</w:t>
             </w:r>
           </w:p>
@@ -1218,7 +3233,11 @@
           </w:tcPr>
           <w:p>
             <w:r>
-              <w:t>services/seed.js</w:t>
+              <w:rPr>
+                <w:rFonts w:ascii="Consolas" w:hAnsi="Consolas"/>
+                <w:sz w:val="19"/>
+              </w:rPr>
+              <w:t>services/match-record.js</w:t>
             </w:r>
           </w:p>
         </w:tc>
@@ -1228,7 +3247,14 @@
           </w:tcPr>
           <w:p>
             <w:r>
-              <w:t>模拟数据生成（内含隐藏字段 trueSkill 作为「真实水平」）</w:t>
+              <w:t>比赛立场、确认 / 驳回 / 撤销权限、记录组装、</w:t>
+            </w:r>
+            <w:r>
+              <w:rPr>
+                <w:rFonts w:ascii="Consolas" w:hAnsi="Consolas"/>
+                <w:sz w:val="19"/>
+              </w:rPr>
+              <w:t>needsScore</w:t>
             </w:r>
           </w:p>
         </w:tc>
@@ -1240,7 +3266,11 @@
           </w:tcPr>
           <w:p>
             <w:r>
-              <w:t>services/mock.js / cloud.js</w:t>
+              <w:rPr>
+                <w:rFonts w:ascii="Consolas" w:hAnsi="Consolas"/>
+                <w:sz w:val="19"/>
+              </w:rPr>
+              <w:t>services/event.js</w:t>
             </w:r>
           </w:p>
         </w:tc>
@@ -1250,7 +3280,7 @@
           </w:tcPr>
           <w:p>
             <w:r>
-              <w:t>两套数据源实现，函数签名必须保持一致</w:t>
+              <w:t>赛事状态机、发布 / 报名 / 签到 / 名次校验、赛事视图行</w:t>
             </w:r>
           </w:p>
         </w:tc>
@@ -1262,7 +3292,11 @@
           </w:tcPr>
           <w:p>
             <w:r>
-              <w:t>services/index.js</w:t>
+              <w:rPr>
+                <w:rFonts w:ascii="Consolas" w:hAnsi="Consolas"/>
+                <w:sz w:val="19"/>
+              </w:rPr>
+              <w:t>services/draw.js</w:t>
             </w:r>
           </w:p>
         </w:tc>
@@ -1272,7 +3306,13 @@
           </w:tcPr>
           <w:p>
             <w:r>
-              <w:t>数据源门面，一行切换 MOCK / CLOUD</w:t>
+              <w:rPr>
+                <w:b/>
+              </w:rPr>
+              <w:t>（P2）</w:t>
+            </w:r>
+            <w:r>
+              <w:t xml:space="preserve"> 抽签纯服务：取种、落位、生成首轮、逐轮推进</w:t>
             </w:r>
           </w:p>
         </w:tc>
@@ -1284,7 +3324,11 @@
           </w:tcPr>
           <w:p>
             <w:r>
-              <w:t>services/auth.js / user-store.js</w:t>
+              <w:rPr>
+                <w:rFonts w:ascii="Consolas" w:hAnsi="Consolas"/>
+                <w:sz w:val="19"/>
+              </w:rPr>
+              <w:t>services/season.js</w:t>
             </w:r>
           </w:p>
         </w:tc>
@@ -1294,7 +3338,7 @@
           </w:tcPr>
           <w:p>
             <w:r>
-              <w:t>登录注册、实名校验、账号台账与审核状态流转</w:t>
+              <w:t>赛季状态与软重置策略</w:t>
             </w:r>
           </w:p>
         </w:tc>
@@ -1306,7 +3350,11 @@
           </w:tcPr>
           <w:p>
             <w:r>
-              <w:t>services/match-record.js / match-store.js</w:t>
+              <w:rPr>
+                <w:rFonts w:ascii="Consolas" w:hAnsi="Consolas"/>
+                <w:sz w:val="19"/>
+              </w:rPr>
+              <w:t>services/auth.js</w:t>
             </w:r>
           </w:p>
         </w:tc>
@@ -1316,7 +3364,17 @@
           </w:tcPr>
           <w:p>
             <w:r>
-              <w:t>比赛立场判断、确认 / 驳回 / 撤销权限与记录组装</w:t>
+              <w:t xml:space="preserve">注册 / 实名 / 账号（云函数侧不要调用其 </w:t>
+            </w:r>
+            <w:r>
+              <w:rPr>
+                <w:rFonts w:ascii="Consolas" w:hAnsi="Consolas"/>
+                <w:sz w:val="19"/>
+              </w:rPr>
+              <w:t>login()</w:t>
+            </w:r>
+            <w:r>
+              <w:t>）</w:t>
             </w:r>
           </w:p>
         </w:tc>
@@ -1328,7 +3386,31 @@
           </w:tcPr>
           <w:p>
             <w:r>
-              <w:t>services/member-review.js</w:t>
+              <w:rPr>
+                <w:rFonts w:ascii="Consolas" w:hAnsi="Consolas"/>
+                <w:sz w:val="19"/>
+              </w:rPr>
+              <w:t>services/profile.js</w:t>
+            </w:r>
+            <w:r>
+              <w:t xml:space="preserve"> / </w:t>
+            </w:r>
+            <w:r>
+              <w:rPr>
+                <w:rFonts w:ascii="Consolas" w:hAnsi="Consolas"/>
+                <w:sz w:val="19"/>
+              </w:rPr>
+              <w:t>member-review.js</w:t>
+            </w:r>
+            <w:r>
+              <w:t xml:space="preserve"> / </w:t>
+            </w:r>
+            <w:r>
+              <w:rPr>
+                <w:rFonts w:ascii="Consolas" w:hAnsi="Consolas"/>
+                <w:sz w:val="19"/>
+              </w:rPr>
+              <w:t>announcement.js</w:t>
             </w:r>
           </w:p>
         </w:tc>
@@ -1338,7 +3420,7 @@
           </w:tcPr>
           <w:p>
             <w:r>
-              <w:t>会员审核的权限、防自审、驳回校验</w:t>
+              <w:t>资料、会员审核、公告</w:t>
             </w:r>
           </w:p>
         </w:tc>
@@ -1350,7 +3432,11 @@
           </w:tcPr>
           <w:p>
             <w:r>
-              <w:t>services/*-view.js</w:t>
+              <w:rPr>
+                <w:rFonts w:ascii="Consolas" w:hAnsi="Consolas"/>
+                <w:sz w:val="19"/>
+              </w:rPr>
+              <w:t>services/permission.js</w:t>
             </w:r>
           </w:p>
         </w:tc>
@@ -1360,117 +3446,27 @@
           </w:tcPr>
           <w:p>
             <w:r>
-              <w:t>各页面的视图模型（首页 / 榜单 / 比赛 / 录入 / 个人 / 审核）</w:t>
+              <w:t>权限闸门（</w:t>
             </w:r>
-          </w:p>
-        </w:tc>
-      </w:tr>
-      <w:tr>
-        <w:tc>
-          <w:tcPr>
-            <w:tcW w:type="dxa" w:w="4320"/>
-          </w:tcPr>
-          <w:p>
             <w:r>
-              <w:t>templates/member-view.*</w:t>
+              <w:rPr>
+                <w:rFonts w:ascii="Consolas" w:hAnsi="Consolas"/>
+                <w:sz w:val="19"/>
+              </w:rPr>
+              <w:t>canManage</w:t>
             </w:r>
-          </w:p>
-        </w:tc>
-        <w:tc>
-          <w:tcPr>
-            <w:tcW w:type="dxa" w:w="4320"/>
-          </w:tcPr>
-          <w:p>
             <w:r>
-              <w:t>「我的」与「他人主页」共用的界面模板，避免两处漂移</w:t>
+              <w:t>、</w:t>
             </w:r>
-          </w:p>
-        </w:tc>
-      </w:tr>
-      <w:tr>
-        <w:tc>
-          <w:tcPr>
-            <w:tcW w:type="dxa" w:w="4320"/>
-          </w:tcPr>
-          <w:p>
             <w:r>
-              <w:t>pages/</w:t>
+              <w:rPr>
+                <w:rFonts w:ascii="Consolas" w:hAnsi="Consolas"/>
+                <w:sz w:val="19"/>
+              </w:rPr>
+              <w:t>isActive</w:t>
             </w:r>
-          </w:p>
-        </w:tc>
-        <w:tc>
-          <w:tcPr>
-            <w:tcW w:type="dxa" w:w="4320"/>
-          </w:tcPr>
-          <w:p>
             <w:r>
-              <w:t>8 个页面：index / rank / match / match-entry / profile / member / login / member-review</w:t>
-            </w:r>
-          </w:p>
-        </w:tc>
-      </w:tr>
-      <w:tr>
-        <w:tc>
-          <w:tcPr>
-            <w:tcW w:type="dxa" w:w="4320"/>
-          </w:tcPr>
-          <w:p>
-            <w:r>
-              <w:t>tools/singles-experiment.js</w:t>
-            </w:r>
-          </w:p>
-        </w:tc>
-        <w:tc>
-          <w:tcPr>
-            <w:tcW w:type="dxa" w:w="4320"/>
-          </w:tcPr>
-          <w:p>
-            <w:r>
-              <w:t>单打实验：基准 / 收敛过程 / 混打比例 / 初始分 / 性别起点差 / 定级</w:t>
-            </w:r>
-          </w:p>
-        </w:tc>
-      </w:tr>
-      <w:tr>
-        <w:tc>
-          <w:tcPr>
-            <w:tcW w:type="dxa" w:w="4320"/>
-          </w:tcPr>
-          <w:p>
-            <w:r>
-              <w:t>tools/tests-to-xlsx.py</w:t>
-            </w:r>
-          </w:p>
-        </w:tc>
-        <w:tc>
-          <w:tcPr>
-            <w:tcW w:type="dxa" w:w="4320"/>
-          </w:tcPr>
-          <w:p>
-            <w:r>
-              <w:t>把 JUnit 测试报告排版成 Excel</w:t>
-            </w:r>
-          </w:p>
-        </w:tc>
-      </w:tr>
-      <w:tr>
-        <w:tc>
-          <w:tcPr>
-            <w:tcW w:type="dxa" w:w="4320"/>
-          </w:tcPr>
-          <w:p>
-            <w:r>
-              <w:t>tools/singles-experiment-to-xlsx.py</w:t>
-            </w:r>
-          </w:p>
-        </w:tc>
-        <w:tc>
-          <w:tcPr>
-            <w:tcW w:type="dxa" w:w="4320"/>
-          </w:tcPr>
-          <w:p>
-            <w:r>
-              <w:t>把实验 JSON 排版成 Excel</w:t>
+              <w:t>）</w:t>
             </w:r>
           </w:p>
         </w:tc>
@@ -1478,24 +3474,8 @@
     </w:tbl>
     <w:p/>
     <w:p>
-      <w:pPr>
-        <w:pStyle w:val="Heading1"/>
-      </w:pPr>
-      <w:r>
-        <w:t>六、实验结论（只看单打，20 周模拟数据）</w:t>
-      </w:r>
-    </w:p>
-    <w:p>
-      <w:r>
-        <w:t>方法：模拟数据里给每位会员藏了一个「真实水平」（用来模拟比赛胜负），但等级分完全由 ELO 逐场回放算出来，程序并不知道真实水平。两者对照，就能看出分数偏了多少。只统计单打——双打一队里可能同时有男女，性别差异会被稀释，拿它考察男女水平差没有意义。参数见 tools/singles-experiment-1450-1300.json。</w:t>
-      </w:r>
-    </w:p>
-    <w:p>
-      <w:pPr>
-        <w:pStyle w:val="Heading2"/>
-      </w:pPr>
-      <w:r>
-        <w:t>6.1 当前口径的整体表现（男 1450 / 女 1300）</w:t>
+      <w:r>
+        <w:t>不镜像（本地实现与页面层）：</w:t>
       </w:r>
     </w:p>
     <w:tbl>
@@ -1514,12 +3494,11 @@
             <w:tcW w:type="dxa" w:w="4320"/>
           </w:tcPr>
           <w:p>
-            <w:r/>
             <w:r>
               <w:rPr>
                 <w:b/>
               </w:rPr>
-              <w:t>指标</w:t>
+              <w:t>文件</w:t>
             </w:r>
           </w:p>
         </w:tc>
@@ -1528,12 +3507,11 @@
             <w:tcW w:type="dxa" w:w="4320"/>
           </w:tcPr>
           <w:p>
-            <w:r/>
             <w:r>
               <w:rPr>
                 <w:b/>
               </w:rPr>
-              <w:t>数值</w:t>
+              <w:t>职责</w:t>
             </w:r>
           </w:p>
         </w:tc>
@@ -1545,7 +3523,11 @@
           </w:tcPr>
           <w:p>
             <w:r>
-              <w:t>真实男女差距</w:t>
+              <w:rPr>
+                <w:rFonts w:ascii="Consolas" w:hAnsi="Consolas"/>
+                <w:sz w:val="19"/>
+              </w:rPr>
+              <w:t>services/seed.js</w:t>
             </w:r>
           </w:p>
         </w:tc>
@@ -1555,7 +3537,17 @@
           </w:tcPr>
           <w:p>
             <w:r>
-              <w:t>171.5 分</w:t>
+              <w:t xml:space="preserve">模拟数据生成（隐藏字段 </w:t>
+            </w:r>
+            <w:r>
+              <w:rPr>
+                <w:rFonts w:ascii="Consolas" w:hAnsi="Consolas"/>
+                <w:sz w:val="19"/>
+              </w:rPr>
+              <w:t>trueSkill</w:t>
+            </w:r>
+            <w:r>
+              <w:t xml:space="preserve"> 表示真实水平）</w:t>
             </w:r>
           </w:p>
         </w:tc>
@@ -1567,7 +3559,31 @@
           </w:tcPr>
           <w:p>
             <w:r>
-              <w:t>等级分观察到的差距</w:t>
+              <w:rPr>
+                <w:rFonts w:ascii="Consolas" w:hAnsi="Consolas"/>
+                <w:sz w:val="19"/>
+              </w:rPr>
+              <w:t>services/mock.js</w:t>
+            </w:r>
+            <w:r>
+              <w:t xml:space="preserve"> / </w:t>
+            </w:r>
+            <w:r>
+              <w:rPr>
+                <w:rFonts w:ascii="Consolas" w:hAnsi="Consolas"/>
+                <w:sz w:val="19"/>
+              </w:rPr>
+              <w:t>cloud.js</w:t>
+            </w:r>
+            <w:r>
+              <w:t xml:space="preserve"> / </w:t>
+            </w:r>
+            <w:r>
+              <w:rPr>
+                <w:rFonts w:ascii="Consolas" w:hAnsi="Consolas"/>
+                <w:sz w:val="19"/>
+              </w:rPr>
+              <w:t>index.js</w:t>
             </w:r>
           </w:p>
         </w:tc>
@@ -1577,7 +3593,7 @@
           </w:tcPr>
           <w:p>
             <w:r>
-              <w:t>143.6 分</w:t>
+              <w:t>数据源双实现 + 一行切换的门面</w:t>
             </w:r>
           </w:p>
         </w:tc>
@@ -1589,7 +3605,11 @@
           </w:tcPr>
           <w:p>
             <w:r>
-              <w:t>差距还原度</w:t>
+              <w:rPr>
+                <w:rFonts w:ascii="Consolas" w:hAnsi="Consolas"/>
+                <w:sz w:val="19"/>
+              </w:rPr>
+              <w:t>services/*-store.js</w:t>
             </w:r>
           </w:p>
         </w:tc>
@@ -1599,7 +3619,7 @@
           </w:tcPr>
           <w:p>
             <w:r>
-              <w:t>84%</w:t>
+              <w:t>内存台账（match-store / user-store / event-store 等）</w:t>
             </w:r>
           </w:p>
         </w:tc>
@@ -1611,7 +3631,11 @@
           </w:tcPr>
           <w:p>
             <w:r>
-              <w:t>整体平均绝对误差</w:t>
+              <w:rPr>
+                <w:rFonts w:ascii="Consolas" w:hAnsi="Consolas"/>
+                <w:sz w:val="19"/>
+              </w:rPr>
+              <w:t>services/*-view.js</w:t>
             </w:r>
           </w:p>
         </w:tc>
@@ -1621,7 +3645,7 @@
           </w:tcPr>
           <w:p>
             <w:r>
-              <w:t>55.6 分（男 50.2 / 女 62.0）</w:t>
+              <w:t>各页面的视图模型（首页 / 榜单 / 比赛 / 录入 / 赛事 / 赛季 / 个人 …）</w:t>
             </w:r>
           </w:p>
         </w:tc>
@@ -1633,7 +3657,11 @@
           </w:tcPr>
           <w:p>
             <w:r>
-              <w:t>与真实水平的相关系数</w:t>
+              <w:rPr>
+                <w:rFonts w:ascii="Consolas" w:hAnsi="Consolas"/>
+                <w:sz w:val="19"/>
+              </w:rPr>
+              <w:t>pages/</w:t>
             </w:r>
           </w:p>
         </w:tc>
@@ -1643,7 +3671,7 @@
           </w:tcPr>
           <w:p>
             <w:r>
-              <w:t>0.912</w:t>
+              <w:t>18 个页面</w:t>
             </w:r>
           </w:p>
         </w:tc>
@@ -1655,7 +3683,11 @@
           </w:tcPr>
           <w:p>
             <w:r>
-              <w:t>整体系统性偏差</w:t>
+              <w:rPr>
+                <w:rFonts w:ascii="Consolas" w:hAnsi="Consolas"/>
+                <w:sz w:val="19"/>
+              </w:rPr>
+              <w:t>tools/sync-cloud-lib.js</w:t>
             </w:r>
           </w:p>
         </w:tc>
@@ -1665,7 +3697,59 @@
           </w:tcPr>
           <w:p>
             <w:r>
-              <w:t>−7.5 分</w:t>
+              <w:t>镜像清单与同步脚本</w:t>
+            </w:r>
+          </w:p>
+        </w:tc>
+      </w:tr>
+      <w:tr>
+        <w:tc>
+          <w:tcPr>
+            <w:tcW w:type="dxa" w:w="4320"/>
+          </w:tcPr>
+          <w:p>
+            <w:r>
+              <w:rPr>
+                <w:rFonts w:ascii="Consolas" w:hAnsi="Consolas"/>
+                <w:sz w:val="19"/>
+              </w:rPr>
+              <w:t>tools/singles-experiment.js</w:t>
+            </w:r>
+          </w:p>
+        </w:tc>
+        <w:tc>
+          <w:tcPr>
+            <w:tcW w:type="dxa" w:w="4320"/>
+          </w:tcPr>
+          <w:p>
+            <w:r>
+              <w:t>单打实验</w:t>
+            </w:r>
+          </w:p>
+        </w:tc>
+      </w:tr>
+      <w:tr>
+        <w:tc>
+          <w:tcPr>
+            <w:tcW w:type="dxa" w:w="4320"/>
+          </w:tcPr>
+          <w:p>
+            <w:r>
+              <w:rPr>
+                <w:rFonts w:ascii="Consolas" w:hAnsi="Consolas"/>
+                <w:sz w:val="19"/>
+              </w:rPr>
+              <w:t>tools/*.py</w:t>
+            </w:r>
+          </w:p>
+        </w:tc>
+        <w:tc>
+          <w:tcPr>
+            <w:tcW w:type="dxa" w:w="4320"/>
+          </w:tcPr>
+          <w:p>
+            <w:r>
+              <w:t>测试记录 / 实验表格 / 比赛导入的 Excel 工具</w:t>
             </w:r>
           </w:p>
         </w:tc>
@@ -1673,688 +3757,86 @@
     </w:tbl>
     <w:p/>
     <w:p>
-      <w:pPr>
-        <w:pStyle w:val="Heading2"/>
-      </w:pPr>
-      <w:r>
-        <w:t>6.2 「女会员比男会员低多少分」扫描（各 10 个随机种子取平均）</w:t>
-      </w:r>
-    </w:p>
-    <w:tbl>
-      <w:tblPr>
-        <w:tblStyle w:val="TableGrid"/>
-        <w:tblW w:type="auto" w:w="0"/>
-        <w:tblLook w:firstColumn="1" w:firstRow="1" w:lastColumn="0" w:lastRow="0" w:noHBand="0" w:noVBand="1" w:val="04A0"/>
-      </w:tblPr>
-      <w:tblGrid>
-        <w:gridCol w:w="1728"/>
-        <w:gridCol w:w="1728"/>
-        <w:gridCol w:w="1728"/>
-        <w:gridCol w:w="1728"/>
-        <w:gridCol w:w="1728"/>
-      </w:tblGrid>
-      <w:tr>
-        <w:tc>
-          <w:tcPr>
-            <w:tcW w:type="dxa" w:w="1728"/>
-          </w:tcPr>
-          <w:p>
-            <w:r/>
-            <w:r>
-              <w:rPr>
-                <w:b/>
-              </w:rPr>
-              <w:t>女比男低</w:t>
-            </w:r>
-          </w:p>
-        </w:tc>
-        <w:tc>
-          <w:tcPr>
-            <w:tcW w:type="dxa" w:w="1728"/>
-          </w:tcPr>
-          <w:p>
-            <w:r/>
-            <w:r>
-              <w:rPr>
-                <w:b/>
-              </w:rPr>
-              <w:t>观察差距</w:t>
-            </w:r>
-          </w:p>
-        </w:tc>
-        <w:tc>
-          <w:tcPr>
-            <w:tcW w:type="dxa" w:w="1728"/>
-          </w:tcPr>
-          <w:p>
-            <w:r/>
-            <w:r>
-              <w:rPr>
-                <w:b/>
-              </w:rPr>
-              <w:t>还原度</w:t>
-            </w:r>
-          </w:p>
-        </w:tc>
-        <w:tc>
-          <w:tcPr>
-            <w:tcW w:type="dxa" w:w="1728"/>
-          </w:tcPr>
-          <w:p>
-            <w:r/>
-            <w:r>
-              <w:rPr>
-                <w:b/>
-              </w:rPr>
-              <w:t>整体误差</w:t>
-            </w:r>
-          </w:p>
-        </w:tc>
-        <w:tc>
-          <w:tcPr>
-            <w:tcW w:type="dxa" w:w="1728"/>
-          </w:tcPr>
-          <w:p>
-            <w:r/>
-            <w:r>
-              <w:rPr>
-                <w:b/>
-              </w:rPr>
-              <w:t>女队误差</w:t>
-            </w:r>
-          </w:p>
-        </w:tc>
-      </w:tr>
-      <w:tr>
-        <w:tc>
-          <w:tcPr>
-            <w:tcW w:type="dxa" w:w="1728"/>
-          </w:tcPr>
-          <w:p>
-            <w:r>
-              <w:t>0（同起点）</w:t>
-            </w:r>
-          </w:p>
-        </w:tc>
-        <w:tc>
-          <w:tcPr>
-            <w:tcW w:type="dxa" w:w="1728"/>
-          </w:tcPr>
-          <w:p>
-            <w:r>
-              <w:t>58.1</w:t>
-            </w:r>
-          </w:p>
-        </w:tc>
-        <w:tc>
-          <w:tcPr>
-            <w:tcW w:type="dxa" w:w="1728"/>
-          </w:tcPr>
-          <w:p>
-            <w:r>
-              <w:t>34%</w:t>
-            </w:r>
-          </w:p>
-        </w:tc>
-        <w:tc>
-          <w:tcPr>
-            <w:tcW w:type="dxa" w:w="1728"/>
-          </w:tcPr>
-          <w:p>
-            <w:r>
-              <w:t>82.0</w:t>
-            </w:r>
-          </w:p>
-        </w:tc>
-        <w:tc>
-          <w:tcPr>
-            <w:tcW w:type="dxa" w:w="1728"/>
-          </w:tcPr>
-          <w:p>
-            <w:r>
-              <w:t>113.4</w:t>
-            </w:r>
-          </w:p>
-        </w:tc>
-      </w:tr>
-      <w:tr>
-        <w:tc>
-          <w:tcPr>
-            <w:tcW w:type="dxa" w:w="1728"/>
-          </w:tcPr>
-          <w:p>
-            <w:r>
-              <w:t>50</w:t>
-            </w:r>
-          </w:p>
-        </w:tc>
-        <w:tc>
-          <w:tcPr>
-            <w:tcW w:type="dxa" w:w="1728"/>
-          </w:tcPr>
-          <w:p>
-            <w:r>
-              <w:t>84.5</w:t>
-            </w:r>
-          </w:p>
-        </w:tc>
-        <w:tc>
-          <w:tcPr>
-            <w:tcW w:type="dxa" w:w="1728"/>
-          </w:tcPr>
-          <w:p>
-            <w:r>
-              <w:t>49%</w:t>
-            </w:r>
-          </w:p>
-        </w:tc>
-        <w:tc>
-          <w:tcPr>
-            <w:tcW w:type="dxa" w:w="1728"/>
-          </w:tcPr>
-          <w:p>
-            <w:r>
-              <w:t>68.6</w:t>
-            </w:r>
-          </w:p>
-        </w:tc>
-        <w:tc>
-          <w:tcPr>
-            <w:tcW w:type="dxa" w:w="1728"/>
-          </w:tcPr>
-          <w:p>
-            <w:r>
-              <w:t>84.2</w:t>
-            </w:r>
-          </w:p>
-        </w:tc>
-      </w:tr>
-      <w:tr>
-        <w:tc>
-          <w:tcPr>
-            <w:tcW w:type="dxa" w:w="1728"/>
-          </w:tcPr>
-          <w:p>
-            <w:r>
-              <w:t>100</w:t>
-            </w:r>
-          </w:p>
-        </w:tc>
-        <w:tc>
-          <w:tcPr>
-            <w:tcW w:type="dxa" w:w="1728"/>
-          </w:tcPr>
-          <w:p>
-            <w:r>
-              <w:t>113.8</w:t>
-            </w:r>
-          </w:p>
-        </w:tc>
-        <w:tc>
-          <w:tcPr>
-            <w:tcW w:type="dxa" w:w="1728"/>
-          </w:tcPr>
-          <w:p>
-            <w:r>
-              <w:t>66%</w:t>
-            </w:r>
-          </w:p>
-        </w:tc>
-        <w:tc>
-          <w:tcPr>
-            <w:tcW w:type="dxa" w:w="1728"/>
-          </w:tcPr>
-          <w:p>
-            <w:r>
-              <w:t>59.4</w:t>
-            </w:r>
-          </w:p>
-        </w:tc>
-        <w:tc>
-          <w:tcPr>
-            <w:tcW w:type="dxa" w:w="1728"/>
-          </w:tcPr>
-          <w:p>
-            <w:r>
-              <w:t>63.4</w:t>
-            </w:r>
-          </w:p>
-        </w:tc>
-      </w:tr>
-      <w:tr>
-        <w:tc>
-          <w:tcPr>
-            <w:tcW w:type="dxa" w:w="1728"/>
-          </w:tcPr>
-          <w:p>
-            <w:r>
-              <w:t>150（当前采用）</w:t>
-            </w:r>
-          </w:p>
-        </w:tc>
-        <w:tc>
-          <w:tcPr>
-            <w:tcW w:type="dxa" w:w="1728"/>
-          </w:tcPr>
-          <w:p>
-            <w:r>
-              <w:t>143.4</w:t>
-            </w:r>
-          </w:p>
-        </w:tc>
-        <w:tc>
-          <w:tcPr>
-            <w:tcW w:type="dxa" w:w="1728"/>
-          </w:tcPr>
-          <w:p>
-            <w:r>
-              <w:t>84%</w:t>
-            </w:r>
-          </w:p>
-        </w:tc>
-        <w:tc>
-          <w:tcPr>
-            <w:tcW w:type="dxa" w:w="1728"/>
-          </w:tcPr>
-          <w:p>
-            <w:r>
-              <w:t>58.0</w:t>
-            </w:r>
-          </w:p>
-        </w:tc>
-        <w:tc>
-          <w:tcPr>
-            <w:tcW w:type="dxa" w:w="1728"/>
-          </w:tcPr>
-          <w:p>
-            <w:r>
-              <w:t>58.4</w:t>
-            </w:r>
-          </w:p>
-        </w:tc>
-      </w:tr>
-      <w:tr>
-        <w:tc>
-          <w:tcPr>
-            <w:tcW w:type="dxa" w:w="1728"/>
-          </w:tcPr>
-          <w:p>
-            <w:r>
-              <w:t>200</w:t>
-            </w:r>
-          </w:p>
-        </w:tc>
-        <w:tc>
-          <w:tcPr>
-            <w:tcW w:type="dxa" w:w="1728"/>
-          </w:tcPr>
-          <w:p>
-            <w:r>
-              <w:t>174.3</w:t>
-            </w:r>
-          </w:p>
-        </w:tc>
-        <w:tc>
-          <w:tcPr>
-            <w:tcW w:type="dxa" w:w="1728"/>
-          </w:tcPr>
-          <w:p>
-            <w:r>
-              <w:t>102%</w:t>
-            </w:r>
-          </w:p>
-        </w:tc>
-        <w:tc>
-          <w:tcPr>
-            <w:tcW w:type="dxa" w:w="1728"/>
-          </w:tcPr>
-          <w:p>
-            <w:r>
-              <w:t>64.7</w:t>
-            </w:r>
-          </w:p>
-        </w:tc>
-        <w:tc>
-          <w:tcPr>
-            <w:tcW w:type="dxa" w:w="1728"/>
-          </w:tcPr>
-          <w:p>
-            <w:r>
-              <w:t>70.4</w:t>
-            </w:r>
-          </w:p>
-        </w:tc>
-      </w:tr>
-    </w:tbl>
-    <w:p/>
-    <w:p>
-      <w:pPr>
-        <w:pStyle w:val="Heading2"/>
-      </w:pPr>
-      <w:r>
-        <w:t>6.3 初始分锚点扫描</w:t>
-      </w:r>
-    </w:p>
-    <w:tbl>
-      <w:tblPr>
-        <w:tblStyle w:val="TableGrid"/>
-        <w:tblW w:type="auto" w:w="0"/>
-        <w:tblLook w:firstColumn="1" w:firstRow="1" w:lastColumn="0" w:lastRow="0" w:noHBand="0" w:noVBand="1" w:val="04A0"/>
-      </w:tblPr>
-      <w:tblGrid>
-        <w:gridCol w:w="2160"/>
-        <w:gridCol w:w="2160"/>
-        <w:gridCol w:w="2160"/>
-        <w:gridCol w:w="2160"/>
-      </w:tblGrid>
-      <w:tr>
-        <w:tc>
-          <w:tcPr>
-            <w:tcW w:type="dxa" w:w="2160"/>
-          </w:tcPr>
-          <w:p>
-            <w:r/>
-            <w:r>
-              <w:rPr>
-                <w:b/>
-              </w:rPr>
-              <w:t>男会员锚点</w:t>
-            </w:r>
-          </w:p>
-        </w:tc>
-        <w:tc>
-          <w:tcPr>
-            <w:tcW w:type="dxa" w:w="2160"/>
-          </w:tcPr>
-          <w:p>
-            <w:r/>
-            <w:r>
-              <w:rPr>
-                <w:b/>
-              </w:rPr>
-              <w:t>整体偏差</w:t>
-            </w:r>
-          </w:p>
-        </w:tc>
-        <w:tc>
-          <w:tcPr>
-            <w:tcW w:type="dxa" w:w="2160"/>
-          </w:tcPr>
-          <w:p>
-            <w:r/>
-            <w:r>
-              <w:rPr>
-                <w:b/>
-              </w:rPr>
-              <w:t>整体误差</w:t>
-            </w:r>
-          </w:p>
-        </w:tc>
-        <w:tc>
-          <w:tcPr>
-            <w:tcW w:type="dxa" w:w="2160"/>
-          </w:tcPr>
-          <w:p>
-            <w:r/>
-            <w:r>
-              <w:rPr>
-                <w:b/>
-              </w:rPr>
-              <w:t>相关系数</w:t>
-            </w:r>
-          </w:p>
-        </w:tc>
-      </w:tr>
-      <w:tr>
-        <w:tc>
-          <w:tcPr>
-            <w:tcW w:type="dxa" w:w="2160"/>
-          </w:tcPr>
-          <w:p>
-            <w:r>
-              <w:t>1300</w:t>
-            </w:r>
-          </w:p>
-        </w:tc>
-        <w:tc>
-          <w:tcPr>
-            <w:tcW w:type="dxa" w:w="2160"/>
-          </w:tcPr>
-          <w:p>
-            <w:r>
-              <w:t>−162.3</w:t>
-            </w:r>
-          </w:p>
-        </w:tc>
-        <w:tc>
-          <w:tcPr>
-            <w:tcW w:type="dxa" w:w="2160"/>
-          </w:tcPr>
-          <w:p>
-            <w:r>
-              <w:t>164.0</w:t>
-            </w:r>
-          </w:p>
-        </w:tc>
-        <w:tc>
-          <w:tcPr>
-            <w:tcW w:type="dxa" w:w="2160"/>
-          </w:tcPr>
-          <w:p>
-            <w:r>
-              <w:t>0.915</w:t>
-            </w:r>
-          </w:p>
-        </w:tc>
-      </w:tr>
-      <w:tr>
-        <w:tc>
-          <w:tcPr>
-            <w:tcW w:type="dxa" w:w="2160"/>
-          </w:tcPr>
-          <w:p>
-            <w:r>
-              <w:t>1400</w:t>
-            </w:r>
-          </w:p>
-        </w:tc>
-        <w:tc>
-          <w:tcPr>
-            <w:tcW w:type="dxa" w:w="2160"/>
-          </w:tcPr>
-          <w:p>
-            <w:r>
-              <w:t>−62.3</w:t>
-            </w:r>
-          </w:p>
-        </w:tc>
-        <w:tc>
-          <w:tcPr>
-            <w:tcW w:type="dxa" w:w="2160"/>
-          </w:tcPr>
-          <w:p>
-            <w:r>
-              <w:t>79.9</w:t>
-            </w:r>
-          </w:p>
-        </w:tc>
-        <w:tc>
-          <w:tcPr>
-            <w:tcW w:type="dxa" w:w="2160"/>
-          </w:tcPr>
-          <w:p>
-            <w:r>
-              <w:t>0.915</w:t>
-            </w:r>
-          </w:p>
-        </w:tc>
-      </w:tr>
-      <w:tr>
-        <w:tc>
-          <w:tcPr>
-            <w:tcW w:type="dxa" w:w="2160"/>
-          </w:tcPr>
-          <w:p>
-            <w:r>
-              <w:t>1450（当前采用）</w:t>
-            </w:r>
-          </w:p>
-        </w:tc>
-        <w:tc>
-          <w:tcPr>
-            <w:tcW w:type="dxa" w:w="2160"/>
-          </w:tcPr>
-          <w:p>
-            <w:r>
-              <w:t>−12.3</w:t>
-            </w:r>
-          </w:p>
-        </w:tc>
-        <w:tc>
-          <w:tcPr>
-            <w:tcW w:type="dxa" w:w="2160"/>
-          </w:tcPr>
-          <w:p>
-            <w:r>
-              <w:t>58.0</w:t>
-            </w:r>
-          </w:p>
-        </w:tc>
-        <w:tc>
-          <w:tcPr>
-            <w:tcW w:type="dxa" w:w="2160"/>
-          </w:tcPr>
-          <w:p>
-            <w:r>
-              <w:t>0.915</w:t>
-            </w:r>
-          </w:p>
-        </w:tc>
-      </w:tr>
-      <w:tr>
-        <w:tc>
-          <w:tcPr>
-            <w:tcW w:type="dxa" w:w="2160"/>
-          </w:tcPr>
-          <w:p>
-            <w:r>
-              <w:t>1500</w:t>
-            </w:r>
-          </w:p>
-        </w:tc>
-        <w:tc>
-          <w:tcPr>
-            <w:tcW w:type="dxa" w:w="2160"/>
-          </w:tcPr>
-          <w:p>
-            <w:r>
-              <w:t>+37.7</w:t>
-            </w:r>
-          </w:p>
-        </w:tc>
-        <w:tc>
-          <w:tcPr>
-            <w:tcW w:type="dxa" w:w="2160"/>
-          </w:tcPr>
-          <w:p>
-            <w:r>
-              <w:t>63.2</w:t>
-            </w:r>
-          </w:p>
-        </w:tc>
-        <w:tc>
-          <w:tcPr>
-            <w:tcW w:type="dxa" w:w="2160"/>
-          </w:tcPr>
-          <w:p>
-            <w:r>
-              <w:t>0.915</w:t>
-            </w:r>
-          </w:p>
-        </w:tc>
-      </w:tr>
-      <w:tr>
-        <w:tc>
-          <w:tcPr>
-            <w:tcW w:type="dxa" w:w="2160"/>
-          </w:tcPr>
-          <w:p>
-            <w:r>
-              <w:t>1600</w:t>
-            </w:r>
-          </w:p>
-        </w:tc>
-        <w:tc>
-          <w:tcPr>
-            <w:tcW w:type="dxa" w:w="2160"/>
-          </w:tcPr>
-          <w:p>
-            <w:r>
-              <w:t>+137.7</w:t>
-            </w:r>
-          </w:p>
-        </w:tc>
-        <w:tc>
-          <w:tcPr>
-            <w:tcW w:type="dxa" w:w="2160"/>
-          </w:tcPr>
-          <w:p>
-            <w:r>
-              <w:t>138.4</w:t>
-            </w:r>
-          </w:p>
-        </w:tc>
-        <w:tc>
-          <w:tcPr>
-            <w:tcW w:type="dxa" w:w="2160"/>
-          </w:tcPr>
-          <w:p>
-            <w:r>
-              <w:t>0.915</w:t>
-            </w:r>
-          </w:p>
-        </w:tc>
-      </w:tr>
-    </w:tbl>
-    <w:p/>
-    <w:p>
-      <w:pPr>
-        <w:pStyle w:val="Heading2"/>
-      </w:pPr>
-      <w:r>
-        <w:t>6.4 一句话结论</w:t>
-      </w:r>
-    </w:p>
-    <w:p>
-      <w:pPr>
-        <w:pStyle w:val="ListBullet"/>
-      </w:pPr>
-      <w:r>
-        <w:t>同性别内部的排序还原得很好（相关系数 0.91 左右），强者仍排在前面。</w:t>
-      </w:r>
-    </w:p>
-    <w:p>
-      <w:pPr>
-        <w:pStyle w:val="ListBullet"/>
-      </w:pPr>
-      <w:r>
-        <w:t>男女之间的差距会被系统性压缩，因为「男女对打」太少：合并成一个池不等于两组分数自动可比，只有跨性别那几场，分数才会在两组之间转移。目前模拟数据里混打比例约 25%。</w:t>
-      </w:r>
-    </w:p>
-    <w:p>
-      <w:pPr>
-        <w:pStyle w:val="ListBullet"/>
-      </w:pPr>
-      <w:r>
-        <w:t>起点差 150 与锚点 1450 是当前实验下的较优点；改动这两个参数前应先重跑实验。</w:t>
-      </w:r>
-    </w:p>
-    <w:p>
-      <w:pPr>
-        <w:pStyle w:val="ListBullet"/>
-      </w:pPr>
-      <w:r>
-        <w:t>零和池的固有性质：池内总分守恒，池的平均分永远停在「各人起点分的加权平均」上，因此全体分数会整体平移，绝对刻度需要外部锚点才能校准。</w:t>
+      <w:r>
+        <w:t>云函数侧（</w:t>
+      </w:r>
+      <w:r>
+        <w:rPr>
+          <w:rFonts w:ascii="Consolas" w:hAnsi="Consolas"/>
+          <w:sz w:val="19"/>
+        </w:rPr>
+        <w:t>cloudfunctions/data/</w:t>
+      </w:r>
+      <w:r>
+        <w:t>）：</w:t>
+      </w:r>
+      <w:r>
+        <w:rPr>
+          <w:rFonts w:ascii="Consolas" w:hAnsi="Consolas"/>
+          <w:sz w:val="19"/>
+        </w:rPr>
+        <w:t>src/actions.js</w:t>
+      </w:r>
+      <w:r>
+        <w:t xml:space="preserve"> 定义全部动作（</w:t>
+      </w:r>
+      <w:r>
+        <w:rPr>
+          <w:b/>
+        </w:rPr>
+        <w:t>22 读 + 18 写 = 40 个</w:t>
+      </w:r>
+      <w:r>
+        <w:t>），</w:t>
+      </w:r>
+      <w:r>
+        <w:rPr>
+          <w:rFonts w:ascii="Consolas" w:hAnsi="Consolas"/>
+          <w:sz w:val="19"/>
+        </w:rPr>
+        <w:t>src/core/*-handlers.js</w:t>
+      </w:r>
+      <w:r>
+        <w:t xml:space="preserve"> 是各动作实现，</w:t>
+      </w:r>
+      <w:r>
+        <w:rPr>
+          <w:rFonts w:ascii="Consolas" w:hAnsi="Consolas"/>
+          <w:sz w:val="19"/>
+        </w:rPr>
+        <w:t>src/core/dispatch.js</w:t>
+      </w:r>
+      <w:r>
+        <w:t xml:space="preserve"> 分发，</w:t>
+      </w:r>
+      <w:r>
+        <w:rPr>
+          <w:rFonts w:ascii="Consolas" w:hAnsi="Consolas"/>
+          <w:sz w:val="19"/>
+        </w:rPr>
+        <w:t>lib/</w:t>
+      </w:r>
+      <w:r>
+        <w:t xml:space="preserve"> 是上述纯模块的镜像，</w:t>
+      </w:r>
+      <w:r>
+        <w:rPr>
+          <w:rFonts w:ascii="Consolas" w:hAnsi="Consolas"/>
+          <w:sz w:val="19"/>
+        </w:rPr>
+        <w:t>lib/</w:t>
+      </w:r>
+      <w:r>
+        <w:t xml:space="preserve"> 由脚本生成、</w:t>
+      </w:r>
+      <w:r>
+        <w:rPr>
+          <w:b/>
+        </w:rPr>
+        <w:t>不要手改</w:t>
+      </w:r>
+      <w:r>
+        <w:t>。</w:t>
       </w:r>
     </w:p>
     <w:p>
@@ -2362,7 +3844,7 @@
         <w:pStyle w:val="Heading1"/>
       </w:pPr>
       <w:r>
-        <w:t>七、没定的事 / 下一步</w:t>
+        <w:t>八、当前缺口与未定事项</w:t>
       </w:r>
     </w:p>
     <w:tbl>
@@ -2382,7 +3864,6 @@
             <w:tcW w:type="dxa" w:w="2880"/>
           </w:tcPr>
           <w:p>
-            <w:r/>
             <w:r>
               <w:rPr>
                 <w:b/>
@@ -2396,7 +3877,6 @@
             <w:tcW w:type="dxa" w:w="2880"/>
           </w:tcPr>
           <w:p>
-            <w:r/>
             <w:r>
               <w:rPr>
                 <w:b/>
@@ -2410,7 +3890,6 @@
             <w:tcW w:type="dxa" w:w="2880"/>
           </w:tcPr>
           <w:p>
-            <w:r/>
             <w:r>
               <w:rPr>
                 <w:b/>
@@ -2437,7 +3916,10 @@
           </w:tcPr>
           <w:p>
             <w:r>
-              <w:t>云端还没接</w:t>
+              <w:rPr>
+                <w:b/>
+              </w:rPr>
+              <w:t>云端接入（P0）</w:t>
             </w:r>
           </w:p>
         </w:tc>
@@ -2447,7 +3929,27 @@
           </w:tcPr>
           <w:p>
             <w:r>
-              <w:t>cloud.js 的接口签名已按项目口径改好，但云函数与数据库尚未部署、未联调。这是当前最大的一块空白。</w:t>
+              <w:t xml:space="preserve">部署云函数与数据库，把门面从 </w:t>
+            </w:r>
+            <w:r>
+              <w:rPr>
+                <w:rFonts w:ascii="Consolas" w:hAnsi="Consolas"/>
+                <w:sz w:val="19"/>
+              </w:rPr>
+              <w:t>MOCK</w:t>
+            </w:r>
+            <w:r>
+              <w:t xml:space="preserve"> 切到 </w:t>
+            </w:r>
+            <w:r>
+              <w:rPr>
+                <w:rFonts w:ascii="Consolas" w:hAnsi="Consolas"/>
+                <w:sz w:val="19"/>
+              </w:rPr>
+              <w:t>CLOUD</w:t>
+            </w:r>
+            <w:r>
+              <w:t>；等级分只允许云函数写；以事务防重复计分。当前最大空白</w:t>
             </w:r>
           </w:p>
         </w:tc>
@@ -2469,7 +3971,10 @@
           </w:tcPr>
           <w:p>
             <w:r>
-              <w:t>历史数据导入</w:t>
+              <w:rPr>
+                <w:b/>
+              </w:rPr>
+              <w:t>历史数据导入（P0）</w:t>
             </w:r>
           </w:p>
         </w:tc>
@@ -2479,7 +3984,17 @@
           </w:tcPr>
           <w:p>
             <w:r>
-              <w:t>需要把俱乐部现有 Excel 成绩按 matches 结构导入，并确定赛季首场时间（首场时间是新人定级的基准）。</w:t>
+              <w:t xml:space="preserve">把俱乐部现有 Excel 成绩按 </w:t>
+            </w:r>
+            <w:r>
+              <w:rPr>
+                <w:rFonts w:ascii="Consolas" w:hAnsi="Consolas"/>
+                <w:sz w:val="19"/>
+              </w:rPr>
+              <w:t>matches</w:t>
+            </w:r>
+            <w:r>
+              <w:t xml:space="preserve"> 结构导入，并确定赛季首场时间（首场是新人定级的基准）</w:t>
             </w:r>
           </w:p>
         </w:tc>
@@ -2501,7 +4016,10 @@
           </w:tcPr>
           <w:p>
             <w:r>
-              <w:t>赛事报名与签到</w:t>
+              <w:rPr>
+                <w:b/>
+              </w:rPr>
+              <w:t>手工指定种子的界面缺失</w:t>
             </w:r>
           </w:p>
         </w:tc>
@@ -2511,7 +4029,56 @@
           </w:tcPr>
           <w:p>
             <w:r>
-              <w:t>策划书二期功能，需要新增页面与数据接口。</w:t>
+              <w:t xml:space="preserve">数据层已支持 </w:t>
+            </w:r>
+            <w:r>
+              <w:rPr>
+                <w:rFonts w:ascii="Consolas" w:hAnsi="Consolas"/>
+                <w:sz w:val="19"/>
+              </w:rPr>
+              <w:t>manualOrder</w:t>
+            </w:r>
+            <w:r>
+              <w:t>（</w:t>
+            </w:r>
+            <w:r>
+              <w:rPr>
+                <w:rFonts w:ascii="Consolas" w:hAnsi="Consolas"/>
+                <w:sz w:val="19"/>
+              </w:rPr>
+              <w:t>resolveSeeds</w:t>
+            </w:r>
+            <w:r>
+              <w:t xml:space="preserve"> 会校验），但</w:t>
+            </w:r>
+            <w:r>
+              <w:rPr>
+                <w:b/>
+              </w:rPr>
+              <w:t>界面没有逐个指定种子的入口</w:t>
+            </w:r>
+            <w:r>
+              <w:t xml:space="preserve">。若创建赛事时选了 </w:t>
+            </w:r>
+            <w:r>
+              <w:rPr>
+                <w:rFonts w:ascii="Consolas" w:hAnsi="Consolas"/>
+                <w:sz w:val="19"/>
+              </w:rPr>
+              <w:t>manual</w:t>
+            </w:r>
+            <w:r>
+              <w:t xml:space="preserve">，直接点「抽签」会因缺 </w:t>
+            </w:r>
+            <w:r>
+              <w:rPr>
+                <w:rFonts w:ascii="Consolas" w:hAnsi="Consolas"/>
+                <w:sz w:val="19"/>
+              </w:rPr>
+              <w:t>manualOrder</w:t>
+            </w:r>
+            <w:r>
+              <w:t xml:space="preserve"> 失败（报「请指定 N 位种子」）。这是 P2 的一个已知缺口</w:t>
             </w:r>
           </w:p>
         </w:tc>
@@ -2533,7 +4100,7 @@
           </w:tcPr>
           <w:p>
             <w:r>
-              <w:t>积分榜与周 / 月 / 赛季榜</w:t>
+              <w:t>防作弊</w:t>
             </w:r>
           </w:p>
         </w:tc>
@@ -2543,7 +4110,7 @@
           </w:tcPr>
           <w:p>
             <w:r>
-              <w:t>常量（RANK_PERIOD、RANK_SORT_BY）已定义，视图层尚未实现。</w:t>
+              <w:t>重复对阵拦截、异常提交检测尚未实现</w:t>
             </w:r>
           </w:p>
         </w:tc>
@@ -2565,7 +4132,7 @@
           </w:tcPr>
           <w:p>
             <w:r>
-              <w:t>赛季软重置入口</w:t>
+              <w:t>段位 / 徽章</w:t>
             </w:r>
           </w:p>
         </w:tc>
@@ -2575,7 +4142,7 @@
           </w:tcPr>
           <w:p>
             <w:r>
-              <w:t>函数已实现，缺触发入口；触发时还需重置 startElo 快照。</w:t>
+              <w:t>策划书建议优先做</w:t>
             </w:r>
           </w:p>
         </w:tc>
@@ -2597,7 +4164,7 @@
           </w:tcPr>
           <w:p>
             <w:r>
-              <w:t>防作弊</w:t>
+              <w:t>抽签的扩展赛制</w:t>
             </w:r>
           </w:p>
         </w:tc>
@@ -2607,7 +4174,7 @@
           </w:tcPr>
           <w:p>
             <w:r>
-              <w:t>重复对阵拦截、异常提交检测等尚未实现。</w:t>
+              <w:t>小组赛、瑞士轮本期不设计（P2 决策 4），结构上预留，需另立需求</w:t>
             </w:r>
           </w:p>
         </w:tc>
@@ -2629,7 +4196,7 @@
           </w:tcPr>
           <w:p>
             <w:r>
-              <w:t>双打池要不要也按性别取初始分</w:t>
+              <w:t>双打抽签</w:t>
             </w:r>
           </w:p>
         </w:tc>
@@ -2639,7 +4206,7 @@
           </w:tcPr>
           <w:p>
             <w:r>
-              <w:t>目前所有池都按性别取初始分（双打池也是男 1450 / 女 1300）。若不希望双打榜出现系统性性别偏移，需单独处理。</w:t>
+              <w:t>明确不做（P2 决策 1）</w:t>
             </w:r>
           </w:p>
         </w:tc>
@@ -2661,7 +4228,7 @@
           </w:tcPr>
           <w:p>
             <w:r>
-              <w:t>段位 / 徽章</w:t>
+              <w:t>双打池是否也按性别取初始分</w:t>
             </w:r>
           </w:p>
         </w:tc>
@@ -2671,7 +4238,46 @@
           </w:tcPr>
           <w:p>
             <w:r>
-              <w:t>策划书建议优先做，比裸分更好沟通。</w:t>
+              <w:t>目前所有池都按性别取初始分（双打池也是男 1450 / 女 1300）</w:t>
+            </w:r>
+          </w:p>
+        </w:tc>
+      </w:tr>
+      <w:tr>
+        <w:tc>
+          <w:tcPr>
+            <w:tcW w:type="dxa" w:w="2880"/>
+          </w:tcPr>
+          <w:p>
+            <w:r>
+              <w:t>9</w:t>
+            </w:r>
+          </w:p>
+        </w:tc>
+        <w:tc>
+          <w:tcPr>
+            <w:tcW w:type="dxa" w:w="2880"/>
+          </w:tcPr>
+          <w:p>
+            <w:r>
+              <w:t>「比赛」页 100 条上限</w:t>
+            </w:r>
+          </w:p>
+        </w:tc>
+        <w:tc>
+          <w:tcPr>
+            <w:tcW w:type="dxa" w:w="2880"/>
+          </w:tcPr>
+          <w:p>
+            <w:r>
+              <w:rPr>
+                <w:rFonts w:ascii="Consolas" w:hAnsi="Consolas"/>
+                <w:sz w:val="19"/>
+              </w:rPr>
+              <w:t>loadMatchView</w:t>
+            </w:r>
+            <w:r>
+              <w:t xml:space="preserve"> 默认截取 100 条；极端情况下新排的赛事比赛可能因排序落在 100 条外而不显示（既有行为，非缺陷）</w:t>
             </w:r>
           </w:p>
         </w:tc>
@@ -2683,49 +4289,824 @@
         <w:pStyle w:val="Heading1"/>
       </w:pPr>
       <w:r>
-        <w:t>八、注意事项</w:t>
+        <w:t>九、下一步建议</w:t>
+      </w:r>
+    </w:p>
+    <w:p>
+      <w:r>
+        <w:t>按优先级排列，前两项是「从小到大真正上线」的关键路径：</w:t>
       </w:r>
     </w:p>
     <w:p>
       <w:pPr>
-        <w:pStyle w:val="ListBullet"/>
+        <w:pStyle w:val="ListNumber"/>
       </w:pPr>
       <w:r>
-        <w:t>这个目录不是 git 仓库。删掉的文件找不回来，动大手术之前建议先建仓库或整份备份。</w:t>
+        <w:rPr>
+          <w:b/>
+        </w:rPr>
+        <w:t>云端接入（P0，最大价值）</w:t>
+      </w:r>
+    </w:p>
+    <w:p>
+      <w:r>
+        <w:t xml:space="preserve">   在云开发环境部署 </w:t>
+      </w:r>
+      <w:r>
+        <w:rPr>
+          <w:rFonts w:ascii="Consolas" w:hAnsi="Consolas"/>
+          <w:sz w:val="19"/>
+        </w:rPr>
+        <w:t>data</w:t>
+      </w:r>
+      <w:r>
+        <w:t xml:space="preserve"> 云函数与集合，把 </w:t>
+      </w:r>
+      <w:r>
+        <w:rPr>
+          <w:rFonts w:ascii="Consolas" w:hAnsi="Consolas"/>
+          <w:sz w:val="19"/>
+        </w:rPr>
+        <w:t>index.js</w:t>
+      </w:r>
+      <w:r>
+        <w:t xml:space="preserve"> 的数据源切到 </w:t>
+      </w:r>
+      <w:r>
+        <w:rPr>
+          <w:rFonts w:ascii="Consolas" w:hAnsi="Consolas"/>
+          <w:sz w:val="19"/>
+        </w:rPr>
+        <w:t>CLOUD</w:t>
+      </w:r>
+      <w:r>
+        <w:t>，逐接口联调。重点验证：写操作的事务与幂等（</w:t>
+      </w:r>
+      <w:r>
+        <w:rPr>
+          <w:rFonts w:ascii="Consolas" w:hAnsi="Consolas"/>
+          <w:sz w:val="19"/>
+        </w:rPr>
+        <w:t>idempotency.js</w:t>
+      </w:r>
+      <w:r>
+        <w:t>）、</w:t>
+      </w:r>
+      <w:r>
+        <w:rPr>
+          <w:rFonts w:ascii="Consolas" w:hAnsi="Consolas"/>
+          <w:sz w:val="19"/>
+        </w:rPr>
+        <w:t>bumpSeason</w:t>
+      </w:r>
+      <w:r>
+        <w:t xml:space="preserve"> 触发重算、失败契约（业务失败包在 </w:t>
+      </w:r>
+      <w:r>
+        <w:rPr>
+          <w:rFonts w:ascii="Consolas" w:hAnsi="Consolas"/>
+          <w:sz w:val="19"/>
+        </w:rPr>
+        <w:t>ok:true</w:t>
+      </w:r>
+      <w:r>
+        <w:t xml:space="preserve"> 里）。切完后所有页面应无需改动即可跑通——这是分层设计要兑现的地方。</w:t>
       </w:r>
     </w:p>
     <w:p>
       <w:pPr>
-        <w:pStyle w:val="ListBullet"/>
+        <w:pStyle w:val="ListNumber"/>
       </w:pPr>
       <w:r>
-        <w:t>新增数据接口时，mock.js 与 cloud.js 要同时加，否则切到 CLOUD 才会在运行时暴露缺失；tests/datasource.test.js 已断言两套实现函数名一一对应。</w:t>
+        <w:rPr>
+          <w:b/>
+        </w:rPr>
+        <w:t>历史数据导入（P0）</w:t>
+      </w:r>
+    </w:p>
+    <w:p>
+      <w:r>
+        <w:t xml:space="preserve">   用 </w:t>
+      </w:r>
+      <w:r>
+        <w:rPr>
+          <w:rFonts w:ascii="Consolas" w:hAnsi="Consolas"/>
+          <w:sz w:val="19"/>
+        </w:rPr>
+        <w:t>tools/import-matches.py</w:t>
+      </w:r>
+      <w:r>
+        <w:t xml:space="preserve"> 把现有 Excel 按 </w:t>
+      </w:r>
+      <w:r>
+        <w:rPr>
+          <w:rFonts w:ascii="Consolas" w:hAnsi="Consolas"/>
+          <w:sz w:val="19"/>
+        </w:rPr>
+        <w:t>matches</w:t>
+      </w:r>
+      <w:r>
+        <w:t xml:space="preserve"> 结构导入；同时确定</w:t>
+      </w:r>
+      <w:r>
+        <w:rPr>
+          <w:b/>
+        </w:rPr>
+        <w:t>赛季首场时间</w:t>
+      </w:r>
+      <w:r>
+        <w:t xml:space="preserve">（写入 </w:t>
+      </w:r>
+      <w:r>
+        <w:rPr>
+          <w:rFonts w:ascii="Consolas" w:hAnsi="Consolas"/>
+          <w:sz w:val="19"/>
+        </w:rPr>
+        <w:t>season.anchorTime</w:t>
+      </w:r>
+      <w:r>
+        <w:t xml:space="preserve">，锚点一旦写入即钉死）。导入后要跑一遍 </w:t>
+      </w:r>
+      <w:r>
+        <w:rPr>
+          <w:rFonts w:ascii="Consolas" w:hAnsi="Consolas"/>
+          <w:sz w:val="19"/>
+        </w:rPr>
+        <w:t>npm test</w:t>
+      </w:r>
+      <w:r>
+        <w:t xml:space="preserve"> 与人工抽查榜单，确认定级结果合理。</w:t>
       </w:r>
     </w:p>
     <w:p>
       <w:pPr>
-        <w:pStyle w:val="ListBullet"/>
+        <w:pStyle w:val="ListNumber"/>
       </w:pPr>
       <w:r>
-        <w:t>INTERNAL_FIELDS（trueSkill、joinWeek）绝对不能进入对外数据，否则「隐藏真实水平」就白藏了。</w:t>
+        <w:rPr>
+          <w:b/>
+        </w:rPr>
+        <w:t>补上「手工指定种子」的界面（P1，P2 收尾）</w:t>
+      </w:r>
+    </w:p>
+    <w:p>
+      <w:r>
+        <w:t xml:space="preserve">   在赛事详情页给 </w:t>
+      </w:r>
+      <w:r>
+        <w:rPr>
+          <w:rFonts w:ascii="Consolas" w:hAnsi="Consolas"/>
+          <w:sz w:val="19"/>
+        </w:rPr>
+        <w:t>manual</w:t>
+      </w:r>
+      <w:r>
+        <w:t xml:space="preserve"> 模式的抽签加一个「按序指定种子」的对话框，把 </w:t>
+      </w:r>
+      <w:r>
+        <w:rPr>
+          <w:rFonts w:ascii="Consolas" w:hAnsi="Consolas"/>
+          <w:sz w:val="19"/>
+        </w:rPr>
+        <w:t>manualOrder</w:t>
+      </w:r>
+      <w:r>
+        <w:t xml:space="preserve"> 传给 </w:t>
+      </w:r>
+      <w:r>
+        <w:rPr>
+          <w:rFonts w:ascii="Consolas" w:hAnsi="Consolas"/>
+          <w:sz w:val="19"/>
+        </w:rPr>
+        <w:t>drawEvent</w:t>
+      </w:r>
+      <w:r>
+        <w:t>。数据层与测试都已就绪，只差界面，成本低。</w:t>
       </w:r>
     </w:p>
     <w:p>
       <w:pPr>
-        <w:pStyle w:val="ListBullet"/>
+        <w:pStyle w:val="ListNumber"/>
       </w:pPr>
       <w:r>
-        <w:t>改任何算法参数的默认值之后，务必重跑 npm test；tests/page.test.js 会顺带验证一遍页面链路。</w:t>
+        <w:rPr>
+          <w:b/>
+        </w:rPr>
+        <w:t>防作弊（P1）</w:t>
+      </w:r>
+    </w:p>
+    <w:p>
+      <w:r>
+        <w:t xml:space="preserve">   重复对阵拦截（同一对选手在短时间内重复提交）、异常提交检测（分数分布离群）。放在云端接入之后做，因为真正的防线在服务端。</w:t>
       </w:r>
     </w:p>
     <w:p>
       <w:pPr>
-        <w:pStyle w:val="ListBullet"/>
+        <w:pStyle w:val="ListNumber"/>
       </w:pPr>
       <w:r>
-        <w:t>配套文档：本目录另有《开发进展汇总.docx》《项目策划书.docx》《单元测试记录.xlsx》《单打评分实验记录_男1450女1300.xlsx》。</w:t>
+        <w:rPr>
+          <w:b/>
+        </w:rPr>
+        <w:t>段位 / 徽章（P2，体验）</w:t>
       </w:r>
     </w:p>
+    <w:p>
+      <w:r>
+        <w:t xml:space="preserve">   按池内百分位切段位（前 5% 金牌、前 20% 银牌…），或直接显示「超过了 X% 的会员」。个人主页已展示百分位，接上即可。</w:t>
+      </w:r>
+    </w:p>
+    <w:p>
+      <w:pPr>
+        <w:pStyle w:val="ListNumber"/>
+      </w:pPr>
+      <w:r>
+        <w:rPr>
+          <w:b/>
+        </w:rPr>
+        <w:t>工程卫生</w:t>
+      </w:r>
+    </w:p>
+    <w:p>
+      <w:r>
+        <w:t xml:space="preserve">   - 每次改完纯模块跑 </w:t>
+      </w:r>
+      <w:r>
+        <w:rPr>
+          <w:rFonts w:ascii="Consolas" w:hAnsi="Consolas"/>
+          <w:sz w:val="19"/>
+        </w:rPr>
+        <w:t>npm run sync:cloud</w:t>
+      </w:r>
+      <w:r>
+        <w:t xml:space="preserve">，提交前跑 </w:t>
+      </w:r>
+      <w:r>
+        <w:rPr>
+          <w:rFonts w:ascii="Consolas" w:hAnsi="Consolas"/>
+          <w:sz w:val="19"/>
+        </w:rPr>
+        <w:t>npm run check:cloud-sync</w:t>
+      </w:r>
+      <w:r>
+        <w:t>。</w:t>
+      </w:r>
+    </w:p>
+    <w:p>
+      <w:r>
+        <w:t xml:space="preserve">   - 改任何影响分数 / 积分 / 名次语义的代码，必须把 </w:t>
+      </w:r>
+      <w:r>
+        <w:rPr>
+          <w:rFonts w:ascii="Consolas" w:hAnsi="Consolas"/>
+          <w:sz w:val="19"/>
+        </w:rPr>
+        <w:t>cloudfunctions/data/src/core/season.js</w:t>
+      </w:r>
+      <w:r>
+        <w:t xml:space="preserve"> 的 </w:t>
+      </w:r>
+      <w:r>
+        <w:rPr>
+          <w:rFonts w:ascii="Consolas" w:hAnsi="Consolas"/>
+          <w:sz w:val="19"/>
+        </w:rPr>
+        <w:t>ALGO_VERSION</w:t>
+      </w:r>
+      <w:r>
+        <w:t xml:space="preserve"> 加一，否则容器缓存的旧分数不会重算。</w:t>
+      </w:r>
+      <w:r>
+        <w:rPr>
+          <w:b/>
+        </w:rPr>
+        <w:t>当前 `ALGO_VERSION = 3`。</w:t>
+      </w:r>
+    </w:p>
+    <w:p>
+      <w:r>
+        <w:t xml:space="preserve">   - 需要新云端接口时，记得同步改 5 处（</w:t>
+      </w:r>
+      <w:r>
+        <w:rPr>
+          <w:rFonts w:ascii="Consolas" w:hAnsi="Consolas"/>
+          <w:sz w:val="19"/>
+        </w:rPr>
+        <w:t>services/cloud.js</w:t>
+      </w:r>
+      <w:r>
+        <w:t>、</w:t>
+      </w:r>
+      <w:r>
+        <w:rPr>
+          <w:rFonts w:ascii="Consolas" w:hAnsi="Consolas"/>
+          <w:sz w:val="19"/>
+        </w:rPr>
+        <w:t>mock.js</w:t>
+      </w:r>
+      <w:r>
+        <w:t>、</w:t>
+      </w:r>
+      <w:r>
+        <w:rPr>
+          <w:rFonts w:ascii="Consolas" w:hAnsi="Consolas"/>
+          <w:sz w:val="19"/>
+        </w:rPr>
+        <w:t>actions.js</w:t>
+      </w:r>
+      <w:r>
+        <w:t>、dispatch/handler、测试），</w:t>
+      </w:r>
+      <w:r>
+        <w:rPr>
+          <w:rFonts w:ascii="Consolas" w:hAnsi="Consolas"/>
+          <w:sz w:val="19"/>
+        </w:rPr>
+        <w:t>tests/datasource.test.js</w:t>
+      </w:r>
+      <w:r>
+        <w:t xml:space="preserve"> 与 </w:t>
+      </w:r>
+      <w:r>
+        <w:rPr>
+          <w:rFonts w:ascii="Consolas" w:hAnsi="Consolas"/>
+          <w:sz w:val="19"/>
+        </w:rPr>
+        <w:t>tests/cloud-core.test.js</w:t>
+      </w:r>
+      <w:r>
+        <w:t xml:space="preserve"> 会对拍。</w:t>
+      </w:r>
+    </w:p>
+    <w:p>
+      <w:pPr>
+        <w:pStyle w:val="Heading1"/>
+      </w:pPr>
+      <w:r>
+        <w:t>十、注意事项</w:t>
+      </w:r>
+    </w:p>
+    <w:p>
+      <w:pPr>
+        <w:pStyle w:val="ListNumber"/>
+      </w:pPr>
+      <w:r>
+        <w:rPr>
+          <w:b/>
+        </w:rPr>
+        <w:t>这已经是 git 仓库了</w:t>
+      </w:r>
+      <w:r>
+        <w:t xml:space="preserve">（与更早的交接文档相反）。分支 </w:t>
+      </w:r>
+      <w:r>
+        <w:rPr>
+          <w:rFonts w:ascii="Consolas" w:hAnsi="Consolas"/>
+          <w:sz w:val="19"/>
+        </w:rPr>
+        <w:t>master</w:t>
+      </w:r>
+      <w:r>
+        <w:t xml:space="preserve">，动手前先看 </w:t>
+      </w:r>
+      <w:r>
+        <w:rPr>
+          <w:rFonts w:ascii="Consolas" w:hAnsi="Consolas"/>
+          <w:sz w:val="19"/>
+        </w:rPr>
+        <w:t>git status</w:t>
+      </w:r>
+      <w:r>
+        <w:t>；大改动建议单独开分支。</w:t>
+      </w:r>
+    </w:p>
+    <w:p>
+      <w:pPr>
+        <w:pStyle w:val="ListNumber"/>
+      </w:pPr>
+      <w:r>
+        <w:rPr>
+          <w:b/>
+        </w:rPr>
+        <w:t>镜像同步</w:t>
+      </w:r>
+      <w:r>
+        <w:t>：</w:t>
+      </w:r>
+      <w:r>
+        <w:rPr>
+          <w:rFonts w:ascii="Consolas" w:hAnsi="Consolas"/>
+          <w:sz w:val="19"/>
+        </w:rPr>
+        <w:t>miniprogram/utils|services</w:t>
+      </w:r>
+      <w:r>
+        <w:t xml:space="preserve"> 下的纯模块会被逐字节复制到 </w:t>
+      </w:r>
+      <w:r>
+        <w:rPr>
+          <w:rFonts w:ascii="Consolas" w:hAnsi="Consolas"/>
+          <w:sz w:val="19"/>
+        </w:rPr>
+        <w:t>cloudfunctions/data/lib/</w:t>
+      </w:r>
+      <w:r>
+        <w:t>。</w:t>
+      </w:r>
+      <w:r>
+        <w:rPr>
+          <w:b/>
+        </w:rPr>
+        <w:t>`lib/` 下的文件是产物，永远不要手改</w:t>
+      </w:r>
+      <w:r>
+        <w:t xml:space="preserve">，改了会在下次同步时被覆盖且 </w:t>
+      </w:r>
+      <w:r>
+        <w:rPr>
+          <w:rFonts w:ascii="Consolas" w:hAnsi="Consolas"/>
+          <w:sz w:val="19"/>
+        </w:rPr>
+        <w:t>tests/cloud-lib-sync.test.js</w:t>
+      </w:r>
+      <w:r>
+        <w:t xml:space="preserve"> 会失败。</w:t>
+      </w:r>
+    </w:p>
+    <w:p>
+      <w:pPr>
+        <w:pStyle w:val="ListNumber"/>
+      </w:pPr>
+      <w:r>
+        <w:rPr>
+          <w:b/>
+        </w:rPr>
+        <w:t>动作注册表锁步</w:t>
+      </w:r>
+      <w:r>
+        <w:t xml:space="preserve">：新增云端接口必须同步改 5 处，否则 </w:t>
+      </w:r>
+      <w:r>
+        <w:rPr>
+          <w:rFonts w:ascii="Consolas" w:hAnsi="Consolas"/>
+          <w:sz w:val="19"/>
+        </w:rPr>
+        <w:t>tests/cloud-core.test.js</w:t>
+      </w:r>
+      <w:r>
+        <w:t xml:space="preserve"> 对拍断言失败。</w:t>
+      </w:r>
+    </w:p>
+    <w:p>
+      <w:pPr>
+        <w:pStyle w:val="ListNumber"/>
+      </w:pPr>
+      <w:r>
+        <w:rPr>
+          <w:b/>
+        </w:rPr>
+        <w:t>等级分与积分不落库</w:t>
+      </w:r>
+      <w:r>
+        <w:t xml:space="preserve">：一律由 </w:t>
+      </w:r>
+      <w:r>
+        <w:rPr>
+          <w:rFonts w:ascii="Consolas" w:hAnsi="Consolas"/>
+          <w:sz w:val="19"/>
+        </w:rPr>
+        <w:t>replaySeason()</w:t>
+      </w:r>
+      <w:r>
+        <w:t xml:space="preserve"> 按 </w:t>
+      </w:r>
+      <w:r>
+        <w:rPr>
+          <w:rFonts w:ascii="Consolas" w:hAnsi="Consolas"/>
+          <w:sz w:val="19"/>
+        </w:rPr>
+        <w:t>season.version</w:t>
+      </w:r>
+      <w:r>
+        <w:t xml:space="preserve"> 记忆化重算。改语义必须动 </w:t>
+      </w:r>
+      <w:r>
+        <w:rPr>
+          <w:rFonts w:ascii="Consolas" w:hAnsi="Consolas"/>
+          <w:sz w:val="19"/>
+        </w:rPr>
+        <w:t>ALGO_VERSION</w:t>
+      </w:r>
+      <w:r>
+        <w:t>。</w:t>
+      </w:r>
+    </w:p>
+    <w:p>
+      <w:pPr>
+        <w:pStyle w:val="ListNumber"/>
+      </w:pPr>
+      <w:r>
+        <w:rPr>
+          <w:b/>
+        </w:rPr>
+        <w:t>`INTERNAL_FIELDS`（`trueSkill`、`joinWeek`）绝对不能进入对外数据</w:t>
+      </w:r>
+      <w:r>
+        <w:t>，否则「隐藏真实水平」就白藏了。</w:t>
+      </w:r>
+    </w:p>
+    <w:p>
+      <w:pPr>
+        <w:pStyle w:val="ListNumber"/>
+      </w:pPr>
+      <w:r>
+        <w:rPr>
+          <w:b/>
+        </w:rPr>
+        <w:t>mock 的权限放宽是演示口径</w:t>
+      </w:r>
+      <w:r>
+        <w:t>：为单账号演示，mock 把确认权放宽为「参与即可」、把管理权放宽为「登录即可」；云端保持严格（参赛者 / 管理员）。界面必须把放宽之处明示（</w:t>
+      </w:r>
+      <w:r>
+        <w:rPr>
+          <w:rFonts w:ascii="Consolas" w:hAnsi="Consolas"/>
+          <w:sz w:val="19"/>
+        </w:rPr>
+        <w:t>demoNotice</w:t>
+      </w:r>
+      <w:r>
+        <w:t>），别把演示口径当成真实规则。</w:t>
+      </w:r>
+    </w:p>
+    <w:p>
+      <w:pPr>
+        <w:pStyle w:val="ListNumber"/>
+      </w:pPr>
+      <w:r>
+        <w:rPr>
+          <w:b/>
+        </w:rPr>
+        <w:t>`eventId` 是赛事与比赛的唯一关联</w:t>
+      </w:r>
+      <w:r>
+        <w:t xml:space="preserve">：赛事比赛必须有 </w:t>
+      </w:r>
+      <w:r>
+        <w:rPr>
+          <w:rFonts w:ascii="Consolas" w:hAnsi="Consolas"/>
+          <w:sz w:val="19"/>
+        </w:rPr>
+        <w:t>eventId</w:t>
+      </w:r>
+      <w:r>
+        <w:t>；</w:t>
+      </w:r>
+      <w:r>
+        <w:rPr>
+          <w:rFonts w:ascii="Consolas" w:hAnsi="Consolas"/>
+          <w:sz w:val="19"/>
+        </w:rPr>
+        <w:t>getMatches</w:t>
+      </w:r>
+      <w:r>
+        <w:t>（公示）只给已生效的比赛，</w:t>
+      </w:r>
+      <w:r>
+        <w:rPr>
+          <w:rFonts w:ascii="Consolas" w:hAnsi="Consolas"/>
+          <w:sz w:val="19"/>
+        </w:rPr>
+        <w:t>getMatchRecords</w:t>
+      </w:r>
+      <w:r>
+        <w:t>（台账）给全部含待确认 / 已撤销。赛事详情页必须走台账，否则签表为空。</w:t>
+      </w:r>
+    </w:p>
+    <w:p>
+      <w:pPr>
+        <w:pStyle w:val="ListNumber"/>
+      </w:pPr>
+      <w:r>
+        <w:t xml:space="preserve">改任何算法参数的默认值之后，务必重跑 </w:t>
+      </w:r>
+      <w:r>
+        <w:rPr>
+          <w:rFonts w:ascii="Consolas" w:hAnsi="Consolas"/>
+          <w:sz w:val="19"/>
+        </w:rPr>
+        <w:t>npm test</w:t>
+      </w:r>
+      <w:r>
+        <w:t>；</w:t>
+      </w:r>
+      <w:r>
+        <w:rPr>
+          <w:rFonts w:ascii="Consolas" w:hAnsi="Consolas"/>
+          <w:sz w:val="19"/>
+        </w:rPr>
+        <w:t>tests/page.test.js</w:t>
+      </w:r>
+      <w:r>
+        <w:t xml:space="preserve"> 会顺带验证一遍页面链路。</w:t>
+      </w:r>
+    </w:p>
+    <w:p>
+      <w:pPr>
+        <w:pStyle w:val="ListNumber"/>
+      </w:pPr>
+      <w:r>
+        <w:t xml:space="preserve">配套文档：本目录另有《开发进展汇总.docx》《项目策划书.docx》《单元测试记录.xlsx》《单打评分实验记录_男1450女1300.xlsx》；需求正本在 </w:t>
+      </w:r>
+      <w:r>
+        <w:rPr>
+          <w:rFonts w:ascii="Consolas" w:hAnsi="Consolas"/>
+          <w:sz w:val="19"/>
+        </w:rPr>
+        <w:t>docs/</w:t>
+      </w:r>
+      <w:r>
+        <w:t xml:space="preserve"> 下的 P1 / P2 两份 Markdown。</w:t>
+      </w:r>
+    </w:p>
+    <w:p>
+      <w:pPr>
+        <w:pStyle w:val="Heading1"/>
+      </w:pPr>
+      <w:r>
+        <w:t>附：近期提交</w:t>
+      </w:r>
+    </w:p>
+    <w:tbl>
+      <w:tblPr>
+        <w:tblStyle w:val="TableGrid"/>
+        <w:tblW w:type="auto" w:w="0"/>
+        <w:tblLook w:firstColumn="1" w:firstRow="1" w:lastColumn="0" w:lastRow="0" w:noHBand="0" w:noVBand="1" w:val="04A0"/>
+      </w:tblPr>
+      <w:tblGrid>
+        <w:gridCol w:w="4320"/>
+        <w:gridCol w:w="4320"/>
+      </w:tblGrid>
+      <w:tr>
+        <w:tc>
+          <w:tcPr>
+            <w:tcW w:type="dxa" w:w="4320"/>
+          </w:tcPr>
+          <w:p>
+            <w:r>
+              <w:rPr>
+                <w:b/>
+              </w:rPr>
+              <w:t>提交</w:t>
+            </w:r>
+          </w:p>
+        </w:tc>
+        <w:tc>
+          <w:tcPr>
+            <w:tcW w:type="dxa" w:w="4320"/>
+          </w:tcPr>
+          <w:p>
+            <w:r>
+              <w:rPr>
+                <w:b/>
+              </w:rPr>
+              <w:t>内容</w:t>
+            </w:r>
+          </w:p>
+        </w:tc>
+      </w:tr>
+      <w:tr>
+        <w:tc>
+          <w:tcPr>
+            <w:tcW w:type="dxa" w:w="4320"/>
+          </w:tcPr>
+          <w:p>
+            <w:r>
+              <w:rPr>
+                <w:rFonts w:ascii="Consolas" w:hAnsi="Consolas"/>
+                <w:sz w:val="19"/>
+              </w:rPr>
+              <w:t>13d634b</w:t>
+            </w:r>
+          </w:p>
+        </w:tc>
+        <w:tc>
+          <w:tcPr>
+            <w:tcW w:type="dxa" w:w="4320"/>
+          </w:tcPr>
+          <w:p>
+            <w:r>
+              <w:t>赛事自动抽签（单败淘汰、种子排位、逐轮推进与签表）—— P2</w:t>
+            </w:r>
+          </w:p>
+        </w:tc>
+      </w:tr>
+      <w:tr>
+        <w:tc>
+          <w:tcPr>
+            <w:tcW w:type="dxa" w:w="4320"/>
+          </w:tcPr>
+          <w:p>
+            <w:r>
+              <w:rPr>
+                <w:rFonts w:ascii="Consolas" w:hAnsi="Consolas"/>
+                <w:sz w:val="19"/>
+              </w:rPr>
+              <w:t>039e7f8</w:t>
+            </w:r>
+          </w:p>
+        </w:tc>
+        <w:tc>
+          <w:tcPr>
+            <w:tcW w:type="dxa" w:w="4320"/>
+          </w:tcPr>
+          <w:p>
+            <w:r>
+              <w:t>赛季编号不再拿写缓存版本号顶替，未开始新赛季前恒为第一赛季</w:t>
+            </w:r>
+          </w:p>
+        </w:tc>
+      </w:tr>
+      <w:tr>
+        <w:tc>
+          <w:tcPr>
+            <w:tcW w:type="dxa" w:w="4320"/>
+          </w:tcPr>
+          <w:p>
+            <w:r>
+              <w:rPr>
+                <w:rFonts w:ascii="Consolas" w:hAnsi="Consolas"/>
+                <w:sz w:val="19"/>
+              </w:rPr>
+              <w:t>4ad3d12</w:t>
+            </w:r>
+          </w:p>
+        </w:tc>
+        <w:tc>
+          <w:tcPr>
+            <w:tcW w:type="dxa" w:w="4320"/>
+          </w:tcPr>
+          <w:p>
+            <w:r>
+              <w:t>赛事闭环（发布 / 报名 / 签到 / 名次录入）与赛事计分 —— P1</w:t>
+            </w:r>
+          </w:p>
+        </w:tc>
+      </w:tr>
+      <w:tr>
+        <w:tc>
+          <w:tcPr>
+            <w:tcW w:type="dxa" w:w="4320"/>
+          </w:tcPr>
+          <w:p>
+            <w:r>
+              <w:rPr>
+                <w:rFonts w:ascii="Consolas" w:hAnsi="Consolas"/>
+                <w:sz w:val="19"/>
+              </w:rPr>
+              <w:t>7edd6f8</w:t>
+            </w:r>
+          </w:p>
+        </w:tc>
+        <w:tc>
+          <w:tcPr>
+            <w:tcW w:type="dxa" w:w="4320"/>
+          </w:tcPr>
+          <w:p>
+            <w:r>
+              <w:t>赛季管理、赛事积分榜与资料编辑页 —— P1</w:t>
+            </w:r>
+          </w:p>
+        </w:tc>
+      </w:tr>
+      <w:tr>
+        <w:tc>
+          <w:tcPr>
+            <w:tcW w:type="dxa" w:w="4320"/>
+          </w:tcPr>
+          <w:p>
+            <w:r>
+              <w:rPr>
+                <w:rFonts w:ascii="Consolas" w:hAnsi="Consolas"/>
+                <w:sz w:val="19"/>
+              </w:rPr>
+              <w:t>4100b8c</w:t>
+            </w:r>
+          </w:p>
+        </w:tc>
+        <w:tc>
+          <w:tcPr>
+            <w:tcW w:type="dxa" w:w="4320"/>
+          </w:tcPr>
+          <w:p>
+            <w:r>
+              <w:t>「我的」页补取数据期间挂加载态</w:t>
+            </w:r>
+          </w:p>
+        </w:tc>
+      </w:tr>
+    </w:tbl>
+    <w:p/>
     <w:sectPr>
       <w:pgSz w:w="12240" w:h="15840"/>
       <w:pgMar w:top="1440" w:right="1800" w:bottom="1440" w:left="1800" w:header="720" w:footer="720" w:gutter="0"/>
@@ -3100,8 +5481,7 @@
     <w:qFormat/>
     <w:rsid w:val="00FC693F"/>
     <w:rPr>
-      <w:rFonts w:ascii="微软雅黑" w:hAnsi="微软雅黑" w:eastAsia="微软雅黑"/>
-      <w:sz w:val="21"/>
+      <w:rFonts w:ascii="Microsoft YaHei" w:hAnsi="Microsoft YaHei"/>
     </w:rPr>
   </w:style>
   <w:style w:type="paragraph" w:styleId="Header">
@@ -3163,11 +5543,11 @@
       <w:outlineLvl w:val="0"/>
     </w:pPr>
     <w:rPr>
-      <w:rFonts w:asciiTheme="majorHAnsi" w:eastAsiaTheme="majorEastAsia" w:hAnsiTheme="majorHAnsi" w:cstheme="majorBidi" w:ascii="微软雅黑" w:hAnsi="微软雅黑" w:eastAsia="微软雅黑"/>
+      <w:rFonts w:asciiTheme="majorHAnsi" w:eastAsiaTheme="majorEastAsia" w:hAnsiTheme="majorHAnsi" w:cstheme="majorBidi"/>
       <w:b/>
       <w:bCs/>
-      <w:color w:val="1F3B73"/>
-      <w:sz w:val="30"/>
+      <w:color w:val="365F91" w:themeColor="accent1" w:themeShade="BF"/>
+      <w:sz w:val="28"/>
       <w:szCs w:val="28"/>
     </w:rPr>
   </w:style>
@@ -3187,11 +5567,11 @@
       <w:outlineLvl w:val="1"/>
     </w:pPr>
     <w:rPr>
-      <w:rFonts w:asciiTheme="majorHAnsi" w:eastAsiaTheme="majorEastAsia" w:hAnsiTheme="majorHAnsi" w:cstheme="majorBidi" w:ascii="微软雅黑" w:hAnsi="微软雅黑" w:eastAsia="微软雅黑"/>
+      <w:rFonts w:asciiTheme="majorHAnsi" w:eastAsiaTheme="majorEastAsia" w:hAnsiTheme="majorHAnsi" w:cstheme="majorBidi"/>
       <w:b/>
       <w:bCs/>
-      <w:color w:val="1F3B73"/>
-      <w:sz w:val="24"/>
+      <w:color w:val="4F81BD" w:themeColor="accent1"/>
+      <w:sz w:val="26"/>
       <w:szCs w:val="26"/>
     </w:rPr>
   </w:style>
@@ -3452,11 +5832,11 @@
       <w:contextualSpacing/>
     </w:pPr>
     <w:rPr>
-      <w:rFonts w:asciiTheme="majorHAnsi" w:eastAsiaTheme="majorEastAsia" w:hAnsiTheme="majorHAnsi" w:cstheme="majorBidi" w:ascii="微软雅黑" w:hAnsi="微软雅黑" w:eastAsia="微软雅黑"/>
-      <w:color w:val="1F3B73"/>
+      <w:rFonts w:asciiTheme="majorHAnsi" w:eastAsiaTheme="majorEastAsia" w:hAnsiTheme="majorHAnsi" w:cstheme="majorBidi"/>
+      <w:color w:val="17365D" w:themeColor="text2" w:themeShade="BF"/>
       <w:spacing w:val="5"/>
       <w:kern w:val="28"/>
-      <w:sz w:val="40"/>
+      <w:sz w:val="52"/>
       <w:szCs w:val="52"/>
     </w:rPr>
   </w:style>

--- a/交接说明.docx
+++ b/交接说明.docx
@@ -24,11 +24,9 @@
         <w:rPr>
           <w:b/>
         </w:rPr>
-        <w:t>更新时间</w:t>
-      </w:r>
-      <w:r>
-        <w:t>：2026 年 9 月 11 日</w:t>
-      </w:r>
+        <w:t>更新时间：2026 年 9 月 12 日</w:t>
+      </w:r>
+      <w:r/>
     </w:p>
     <w:p>
       <w:pPr>
@@ -38,11 +36,9 @@
         <w:rPr>
           <w:b/>
         </w:rPr>
-        <w:t>测试状态</w:t>
-      </w:r>
-      <w:r>
-        <w:t>：1258 通过 / 0 失败（136 个套件 / 43 个测试文件）</w:t>
-      </w:r>
+        <w:t>测试状态：1635 通过 / 0 失败（153 个套件 / 55 个测试文件）</w:t>
+      </w:r>
+      <w:r/>
     </w:p>
     <w:p>
       <w:pPr>
@@ -116,7 +112,7 @@
         <w:rPr>
           <w:i/>
         </w:rPr>
-        <w:t>阅读顺序建议：只想快速接手 → 读第一、三、四、五、八节；要动算法或抽签 → 再读第六节；要动云端 → 读第七、十节。</w:t>
+        <w:t>阅读顺序建议：只想快速接手 → 读第一、三、四、五、九节；要动算法或抽签 → 再读第七节；要动学院赛 → 读第六节；要动云端 → 读第八、十一节。</w:t>
       </w:r>
     </w:p>
     <w:p>
@@ -292,17 +288,14 @@
     </w:p>
     <w:p>
       <w:r>
-        <w:t xml:space="preserve">目前共 </w:t>
+        <w:t>目前共 24 个页面：5 个 tabBar 页（首页 / 排行榜 / 比赛 / 赛事 / 我的）+ 19 个功能页（含 7 个学院赛页）。</w:t>
       </w:r>
       <w:r>
         <w:rPr>
           <w:b/>
         </w:rPr>
-        <w:t>18 个页面</w:t>
-      </w:r>
-      <w:r>
-        <w:t>：5 个 tabBar 页（首页 / 排行榜 / 比赛 / 赛事 / 我的）+ 13 个功能页。</w:t>
-      </w:r>
+      </w:r>
+      <w:r/>
     </w:p>
     <w:p>
       <w:pPr>
@@ -371,11 +364,9 @@
                 <w:rFonts w:ascii="Consolas" w:hAnsi="Consolas"/>
                 <w:sz w:val="19"/>
               </w:rPr>
-              <w:t>npm test</w:t>
+              <w:t>npm test（1635 个用例 / 153 个套件，纯 Node，秒级完成，不需要微信开发者工具）</w:t>
             </w:r>
-            <w:r>
-              <w:t>（1258 个用例 / 136 个套件，纯 Node，秒级完成，不需要微信开发者工具）</w:t>
-            </w:r>
+            <w:r/>
           </w:p>
         </w:tc>
       </w:tr>
@@ -396,28 +387,22 @@
           </w:tcPr>
           <w:p>
             <w:r>
-              <w:t xml:space="preserve">已包含在 </w:t>
+              <w:t>已包含在 npm test 里：tests/page.test.js 在 Node 中伪造最小 wx 环境，真实跑一遍全部 24 个页面的生命周期</w:t>
             </w:r>
             <w:r>
               <w:rPr>
                 <w:rFonts w:ascii="Consolas" w:hAnsi="Consolas"/>
                 <w:sz w:val="19"/>
               </w:rPr>
-              <w:t>npm test</w:t>
             </w:r>
-            <w:r>
-              <w:t xml:space="preserve"> 里：</w:t>
-            </w:r>
+            <w:r/>
             <w:r>
               <w:rPr>
                 <w:rFonts w:ascii="Consolas" w:hAnsi="Consolas"/>
                 <w:sz w:val="19"/>
               </w:rPr>
-              <w:t>tests/page.test.js</w:t>
             </w:r>
-            <w:r>
-              <w:t xml:space="preserve"> 在 Node 中伪造最小 wx 环境，真实跑一遍全部 18 个页面的生命周期</w:t>
-            </w:r>
+            <w:r/>
           </w:p>
         </w:tc>
       </w:tr>
@@ -1384,8 +1369,172 @@
           </w:p>
         </w:tc>
       </w:tr>
+      <w:tr>
+        <w:tc>
+          <w:tcPr>
+            <w:tcW w:type="dxa" w:w="2880"/>
+          </w:tcPr>
+          <w:p>
+            <w:r>
+              <w:t>学院赛发布与名单（M2）</w:t>
+            </w:r>
+          </w:p>
+        </w:tc>
+        <w:tc>
+          <w:tcPr>
+            <w:tcW w:type="dxa" w:w="2880"/>
+          </w:tcPr>
+          <w:p>
+            <w:r>
+              <w:t>已完成</w:t>
+            </w:r>
+          </w:p>
+        </w:tc>
+        <w:tc>
+          <w:tcPr>
+            <w:tcW w:type="dxa" w:w="2880"/>
+          </w:tcPr>
+          <w:p>
+            <w:r>
+              <w:t>小项序列、兼项、名单上下限；干事提交本学院名单，管理员审核</w:t>
+            </w:r>
+          </w:p>
+        </w:tc>
+      </w:tr>
+      <w:tr>
+        <w:tc>
+          <w:tcPr>
+            <w:tcW w:type="dxa" w:w="2880"/>
+          </w:tcPr>
+          <w:p>
+            <w:r>
+              <w:t>学院赛抽签与两级开赛（M3）</w:t>
+            </w:r>
+          </w:p>
+        </w:tc>
+        <w:tc>
+          <w:tcPr>
+            <w:tcW w:type="dxa" w:w="2880"/>
+          </w:tcPr>
+          <w:p>
+            <w:r>
+              <w:t>已完成</w:t>
+            </w:r>
+          </w:p>
+        </w:tc>
+        <w:tc>
+          <w:tcPr>
+            <w:tcW w:type="dxa" w:w="2880"/>
+          </w:tcPr>
+          <w:p>
+            <w:r>
+              <w:t>抽签锁定名单、学院落签位；赛事级生成首轮大场，大场级需双方排阵齐</w:t>
+            </w:r>
+          </w:p>
+        </w:tc>
+      </w:tr>
+      <w:tr>
+        <w:tc>
+          <w:tcPr>
+            <w:tcW w:type="dxa" w:w="2880"/>
+          </w:tcPr>
+          <w:p>
+            <w:r>
+              <w:t>学院小场录分与大场汇总（M4）</w:t>
+            </w:r>
+          </w:p>
+        </w:tc>
+        <w:tc>
+          <w:tcPr>
+            <w:tcW w:type="dxa" w:w="2880"/>
+          </w:tcPr>
+          <w:p>
+            <w:r>
+              <w:t>已完成</w:t>
+            </w:r>
+          </w:p>
+        </w:tc>
+        <w:tc>
+          <w:tcPr>
+            <w:tcW w:type="dxa" w:w="2880"/>
+          </w:tcPr>
+          <w:p>
+            <w:r>
+              <w:t>单打小场确认即结算 ELO、双打不计；四种汇总组合；胜者晋级下一轮</w:t>
+            </w:r>
+          </w:p>
+        </w:tc>
+      </w:tr>
+      <w:tr>
+        <w:tc>
+          <w:tcPr>
+            <w:tcW w:type="dxa" w:w="2880"/>
+          </w:tcPr>
+          <w:p>
+            <w:r>
+              <w:t>学院名次与个人分隔离（M5）</w:t>
+            </w:r>
+          </w:p>
+        </w:tc>
+        <w:tc>
+          <w:tcPr>
+            <w:tcW w:type="dxa" w:w="2880"/>
+          </w:tcPr>
+          <w:p>
+            <w:r>
+              <w:t>已完成</w:t>
+            </w:r>
+          </w:p>
+        </w:tc>
+        <w:tc>
+          <w:tcPr>
+            <w:tcW w:type="dxa" w:w="2880"/>
+          </w:tcPr>
+          <w:p>
+            <w:r>
+              <w:t>录入学院名次只落 college_events.results，不产生任何个人等级分与积分</w:t>
+            </w:r>
+          </w:p>
+        </w:tc>
+      </w:tr>
+      <w:tr>
+        <w:tc>
+          <w:tcPr>
+            <w:tcW w:type="dxa" w:w="2880"/>
+          </w:tcPr>
+          <w:p>
+            <w:r>
+              <w:t>弃权（学院赛与个人赛）</w:t>
+            </w:r>
+          </w:p>
+        </w:tc>
+        <w:tc>
+          <w:tcPr>
+            <w:tcW w:type="dxa" w:w="2880"/>
+          </w:tcPr>
+          <w:p>
+            <w:r>
+              <w:t>已完成</w:t>
+            </w:r>
+          </w:p>
+        </w:tc>
+        <w:tc>
+          <w:tcPr>
+            <w:tcW w:type="dxa" w:w="2880"/>
+          </w:tcPr>
+          <w:p>
+            <w:r>
+              <w:t>未排人不可开赛；开赛后记弃权；个人赛本人可自弃；不计 ELO、对手晋级</w:t>
+            </w:r>
+          </w:p>
+        </w:tc>
+      </w:tr>
     </w:tbl>
-    <w:p/>
+    <w:p>
+      <w:r>
+        <w:t>。学院团体赛作为并行的第三条链路（发布 → 各院交名单 → 审核 → 抽签 → 赛事级开始 → 首轮大场 → 双方排阵 → 大场级开始 → 小场录分确认 → 轮次推进 → 录入学院名次）同样全链路跑通，端到端与弃权两条演练均通过。</w:t>
+      </w:r>
+    </w:p>
     <w:p>
       <w:pPr>
         <w:pStyle w:val="Heading1"/>
@@ -2482,7 +2631,7 @@
         <w:pStyle w:val="Heading1"/>
       </w:pPr>
       <w:r>
-        <w:t>六、算法与规则口径（以代码为准）</w:t>
+        <w:t>六、学院团体赛（已完成，M0–M6）</w:t>
       </w:r>
     </w:p>
     <w:p>
@@ -2490,6 +2639,110 @@
         <w:pStyle w:val="Heading2"/>
       </w:pPr>
       <w:r>
+        <w:t>提交：626a214（M0 学院名单定为 26 所并迁入 constants，去掉「其他」）、c90ab9e（M1 干事 = 学院负责人与学院范围权限）；M2–M6 的实现改动见本次提交。设计与施工细节见《学院赛设计方案.docx》《学院赛施工规划.docx》。</w:t>
+      </w:r>
+    </w:p>
+    <w:p>
+      <w:pPr>
+        <w:pStyle w:val="Heading2"/>
+      </w:pPr>
+      <w:r>
+        <w:t>链路：发布 → 各院交名单 → 审核 → 抽签 → 赛事级开始 → 首轮大场 → 双方排阵 → 大场级开始 → 小场录分确认 → 轮次推进 → 录入学院名次。学院赛以新增一条链路的方式落地，个人赛与日常约球完全不受影响。</w:t>
+      </w:r>
+    </w:p>
+    <w:p>
+      <w:pPr>
+        <w:pStyle w:val="Heading2"/>
+      </w:pPr>
+      <w:r>
+        <w:t>6.1 角色与范围</w:t>
+      </w:r>
+    </w:p>
+    <w:p>
+      <w:pPr>
+        <w:pStyle w:val="Heading2"/>
+      </w:pPr>
+      <w:r>
+        <w:t>role 语义：0 会员 / 1 干事（学院负责人）/ 2 管理员。干事的管理范围由其 college 决定——managesCollege(actor, college) 管理员通行、干事仅本学院、他院与会员一律拒绝。学院在注册时必选且不可改（D9）；管理员在会员列表 / 个人主页点头像可设 / 撤干事（action：setCollegeLeader），范围自动取目标账号的 college。</w:t>
+      </w:r>
+    </w:p>
+    <w:p>
+      <w:pPr>
+        <w:pStyle w:val="Heading2"/>
+      </w:pPr>
+      <w:r>
+        <w:t>6.2 名单与抽签</w:t>
+      </w:r>
+    </w:p>
+    <w:p>
+      <w:pPr>
+        <w:pStyle w:val="Heading2"/>
+      </w:pPr>
+      <w:r>
+        <w:t>干事提交本学院名单（college_entries）：成员须在册且同学院、人数落在 rosterMin–rosterMax 内、同一赛事同一学院只留一份；管理员审核通过 / 退回（理由必填）。抽签需至少 2 所已通过名单的学院（college-draw.js），抽签后名单锁定、学院进签表，赛事进入「待开赛」。</w:t>
+      </w:r>
+    </w:p>
+    <w:p>
+      <w:pPr>
+        <w:pStyle w:val="Heading2"/>
+      </w:pPr>
+      <w:r>
+        <w:t>6.3 两级开赛与大场汇总</w:t>
+      </w:r>
+    </w:p>
+    <w:p>
+      <w:pPr>
+        <w:pStyle w:val="Heading2"/>
+      </w:pPr>
+      <w:r>
+        <w:t>赛事级「开始」需状态为待开赛（已抽签）才放行，生成首轮各场大场并进入进行中；大场级「开始」需双方排阵已提交。大场按 tieAlgo（打满比净胜 / 先到 N 场胜）× tieNetMode（小场胜场差 / 累计局分净胜）汇总胜负；本轮所有大场打完后自动生成下一轮，循环至名次决出。</w:t>
+      </w:r>
+    </w:p>
+    <w:p>
+      <w:pPr>
+        <w:pStyle w:val="Heading2"/>
+      </w:pPr>
+      <w:r>
+        <w:t>6.4 计分与隔离</w:t>
+      </w:r>
+    </w:p>
+    <w:p>
+      <w:pPr>
+        <w:pStyle w:val="Heading2"/>
+      </w:pPr>
+      <w:r>
+        <w:t>小场写进现有 matches，并带 competition='college' / collegeEventId / tieId / legNo / discipline 等归属字段，以便直接复用 ELO 回放。单打小场确认即按一级 K=32 结算个人 ELO（立刻生效），双打小场不计 ELO（D25）；学院赛不产生任何个人赛事积分；录入学院名次只落 college_events.results，不改变任何人的等级分与积分（M5-2）。</w:t>
+      </w:r>
+    </w:p>
+    <w:p>
+      <w:pPr>
+        <w:pStyle w:val="Heading2"/>
+      </w:pPr>
+      <w:r>
+        <w:t>6.5 弃权（两条链路共用）</w:t>
+      </w:r>
+    </w:p>
+    <w:p>
+      <w:pPr>
+        <w:pStyle w:val="Heading2"/>
+      </w:pPr>
+      <w:r>
+        <w:t>未排人不能提交排阵，双方未排齐的大场不能开始，从源头减少弃权（D40）。开赛后由管理员记弃权，个人赛本人可自弃（D41）：弃权场写 outcome=FORFEIT 与 forfeitBy，回放识别后整场跳过 ELO，对手直接晋级；大场汇总里弃权小项按对手获胜计入；对手因对方弃权获胜后，其来自最终排名的赛事积分照旧计算（D42 / D43）。</w:t>
+      </w:r>
+    </w:p>
+    <w:p>
+      <w:pPr>
+        <w:pStyle w:val="Heading1"/>
+      </w:pPr>
+      <w:r>
+        <w:t>七、算法与规则口径（以代码为准）</w:t>
+      </w:r>
+    </w:p>
+    <w:p>
+      <w:pPr>
+        <w:pStyle w:val="Heading2"/>
+      </w:pPr>
+      <w:r>
         <w:t>6.1 两个分数池，三张榜</w:t>
       </w:r>
     </w:p>
@@ -2894,7 +3147,7 @@
         <w:pStyle w:val="Heading1"/>
       </w:pPr>
       <w:r>
-        <w:t>七、关键文件</w:t>
+        <w:t>八、关键文件</w:t>
       </w:r>
     </w:p>
     <w:p>
@@ -3471,6 +3724,72 @@
           </w:p>
         </w:tc>
       </w:tr>
+      <w:tr>
+        <w:tc>
+          <w:tcPr>
+            <w:tcW w:type="dxa" w:w="4320"/>
+          </w:tcPr>
+          <w:p>
+            <w:r>
+              <w:t>services/college-event.js / college-entry.js</w:t>
+            </w:r>
+          </w:p>
+        </w:tc>
+        <w:tc>
+          <w:tcPr>
+            <w:tcW w:type="dxa" w:w="4320"/>
+          </w:tcPr>
+          <w:p>
+            <w:r>
+              <w:t>学院赛发布、学院名单的校验、记录组装与列表行</w:t>
+            </w:r>
+          </w:p>
+        </w:tc>
+      </w:tr>
+      <w:tr>
+        <w:tc>
+          <w:tcPr>
+            <w:tcW w:type="dxa" w:w="4320"/>
+          </w:tcPr>
+          <w:p>
+            <w:r>
+              <w:t>services/college-draw.js / college-tie.js / college-lineup.js</w:t>
+            </w:r>
+          </w:p>
+        </w:tc>
+        <w:tc>
+          <w:tcPr>
+            <w:tcW w:type="dxa" w:w="4320"/>
+          </w:tcPr>
+          <w:p>
+            <w:r>
+              <w:t>学院赛抽签、两级开赛、大场汇总与轮次推进、排阵</w:t>
+            </w:r>
+          </w:p>
+        </w:tc>
+      </w:tr>
+      <w:tr>
+        <w:tc>
+          <w:tcPr>
+            <w:tcW w:type="dxa" w:w="4320"/>
+          </w:tcPr>
+          <w:p>
+            <w:r>
+              <w:t>utils/standings.js</w:t>
+            </w:r>
+          </w:p>
+        </w:tc>
+        <w:tc>
+          <w:tcPr>
+            <w:tcW w:type="dxa" w:w="4320"/>
+          </w:tcPr>
+          <w:p>
+            <w:r>
+              <w:t>小组积分表（学院赛 / 小组赛共用）</w:t>
+            </w:r>
+          </w:p>
+        </w:tc>
+      </w:tr>
     </w:tbl>
     <w:p/>
     <w:p>
@@ -3671,7 +3990,7 @@
           </w:tcPr>
           <w:p>
             <w:r>
-              <w:t>18 个页面</w:t>
+              <w:t>24 个页面</w:t>
             </w:r>
           </w:p>
         </w:tc>
@@ -3754,97 +4073,95 @@
           </w:p>
         </w:tc>
       </w:tr>
+      <w:tr>
+        <w:tc>
+          <w:tcPr>
+            <w:tcW w:type="dxa" w:w="4320"/>
+          </w:tcPr>
+          <w:p>
+            <w:r>
+              <w:t>services/college-store.js / college-view.js</w:t>
+            </w:r>
+          </w:p>
+        </w:tc>
+        <w:tc>
+          <w:tcPr>
+            <w:tcW w:type="dxa" w:w="4320"/>
+          </w:tcPr>
+          <w:p>
+            <w:r>
+              <w:t>学院赛内存台账与列表 / 详情 / 名单 / 排阵 / 名次视图模型</w:t>
+            </w:r>
+          </w:p>
+        </w:tc>
+      </w:tr>
     </w:tbl>
     <w:p/>
     <w:p>
       <w:r>
-        <w:t>云函数侧（</w:t>
+        <w:t>云函数侧（cloudfunctions/data/）：src/actions.js 定义全部动作（27 读 + 29 写 = 56 个），src/core/*-handlers.js 是各动作实现，src/core/dispatch.js 分发，lib/ 是上述纯模块的镜像，lib/ 由脚本生成、不要手改。</w:t>
       </w:r>
       <w:r>
         <w:rPr>
           <w:rFonts w:ascii="Consolas" w:hAnsi="Consolas"/>
           <w:sz w:val="19"/>
         </w:rPr>
-        <w:t>cloudfunctions/data/</w:t>
-      </w:r>
-      <w:r>
-        <w:t>）：</w:t>
-      </w:r>
+      </w:r>
+      <w:r/>
       <w:r>
         <w:rPr>
           <w:rFonts w:ascii="Consolas" w:hAnsi="Consolas"/>
           <w:sz w:val="19"/>
         </w:rPr>
-        <w:t>src/actions.js</w:t>
-      </w:r>
-      <w:r>
-        <w:t xml:space="preserve"> 定义全部动作（</w:t>
-      </w:r>
+      </w:r>
+      <w:r/>
       <w:r>
         <w:rPr>
           <w:b/>
         </w:rPr>
-        <w:t>22 读 + 18 写 = 40 个</w:t>
-      </w:r>
-      <w:r>
-        <w:t>），</w:t>
-      </w:r>
+      </w:r>
+      <w:r/>
       <w:r>
         <w:rPr>
           <w:rFonts w:ascii="Consolas" w:hAnsi="Consolas"/>
           <w:sz w:val="19"/>
         </w:rPr>
-        <w:t>src/core/*-handlers.js</w:t>
-      </w:r>
-      <w:r>
-        <w:t xml:space="preserve"> 是各动作实现，</w:t>
-      </w:r>
+      </w:r>
+      <w:r/>
       <w:r>
         <w:rPr>
           <w:rFonts w:ascii="Consolas" w:hAnsi="Consolas"/>
           <w:sz w:val="19"/>
         </w:rPr>
-        <w:t>src/core/dispatch.js</w:t>
-      </w:r>
-      <w:r>
-        <w:t xml:space="preserve"> 分发，</w:t>
-      </w:r>
+      </w:r>
+      <w:r/>
       <w:r>
         <w:rPr>
           <w:rFonts w:ascii="Consolas" w:hAnsi="Consolas"/>
           <w:sz w:val="19"/>
         </w:rPr>
-        <w:t>lib/</w:t>
-      </w:r>
-      <w:r>
-        <w:t xml:space="preserve"> 是上述纯模块的镜像，</w:t>
-      </w:r>
+      </w:r>
+      <w:r/>
       <w:r>
         <w:rPr>
           <w:rFonts w:ascii="Consolas" w:hAnsi="Consolas"/>
           <w:sz w:val="19"/>
         </w:rPr>
-        <w:t>lib/</w:t>
-      </w:r>
-      <w:r>
-        <w:t xml:space="preserve"> 由脚本生成、</w:t>
-      </w:r>
+      </w:r>
+      <w:r/>
       <w:r>
         <w:rPr>
           <w:b/>
         </w:rPr>
-        <w:t>不要手改</w:t>
-      </w:r>
-      <w:r>
-        <w:t>。</w:t>
-      </w:r>
+      </w:r>
+      <w:r/>
     </w:p>
     <w:p>
       <w:pPr>
         <w:pStyle w:val="Heading1"/>
       </w:pPr>
       <w:r>
-        <w:t>八、当前缺口与未定事项</w:t>
+        <w:t>九、当前缺口与未定事项</w:t>
       </w:r>
     </w:p>
     <w:tbl>
@@ -4016,90 +4333,6 @@
           </w:tcPr>
           <w:p>
             <w:r>
-              <w:rPr>
-                <w:b/>
-              </w:rPr>
-              <w:t>手工指定种子的界面缺失</w:t>
-            </w:r>
-          </w:p>
-        </w:tc>
-        <w:tc>
-          <w:tcPr>
-            <w:tcW w:type="dxa" w:w="2880"/>
-          </w:tcPr>
-          <w:p>
-            <w:r>
-              <w:t xml:space="preserve">数据层已支持 </w:t>
-            </w:r>
-            <w:r>
-              <w:rPr>
-                <w:rFonts w:ascii="Consolas" w:hAnsi="Consolas"/>
-                <w:sz w:val="19"/>
-              </w:rPr>
-              <w:t>manualOrder</w:t>
-            </w:r>
-            <w:r>
-              <w:t>（</w:t>
-            </w:r>
-            <w:r>
-              <w:rPr>
-                <w:rFonts w:ascii="Consolas" w:hAnsi="Consolas"/>
-                <w:sz w:val="19"/>
-              </w:rPr>
-              <w:t>resolveSeeds</w:t>
-            </w:r>
-            <w:r>
-              <w:t xml:space="preserve"> 会校验），但</w:t>
-            </w:r>
-            <w:r>
-              <w:rPr>
-                <w:b/>
-              </w:rPr>
-              <w:t>界面没有逐个指定种子的入口</w:t>
-            </w:r>
-            <w:r>
-              <w:t xml:space="preserve">。若创建赛事时选了 </w:t>
-            </w:r>
-            <w:r>
-              <w:rPr>
-                <w:rFonts w:ascii="Consolas" w:hAnsi="Consolas"/>
-                <w:sz w:val="19"/>
-              </w:rPr>
-              <w:t>manual</w:t>
-            </w:r>
-            <w:r>
-              <w:t xml:space="preserve">，直接点「抽签」会因缺 </w:t>
-            </w:r>
-            <w:r>
-              <w:rPr>
-                <w:rFonts w:ascii="Consolas" w:hAnsi="Consolas"/>
-                <w:sz w:val="19"/>
-              </w:rPr>
-              <w:t>manualOrder</w:t>
-            </w:r>
-            <w:r>
-              <w:t xml:space="preserve"> 失败（报「请指定 N 位种子」）。这是 P2 的一个已知缺口</w:t>
-            </w:r>
-          </w:p>
-        </w:tc>
-      </w:tr>
-      <w:tr>
-        <w:tc>
-          <w:tcPr>
-            <w:tcW w:type="dxa" w:w="2880"/>
-          </w:tcPr>
-          <w:p>
-            <w:r>
-              <w:t>4</w:t>
-            </w:r>
-          </w:p>
-        </w:tc>
-        <w:tc>
-          <w:tcPr>
-            <w:tcW w:type="dxa" w:w="2880"/>
-          </w:tcPr>
-          <w:p>
-            <w:r>
               <w:t>防作弊</w:t>
             </w:r>
           </w:p>
@@ -4122,7 +4355,7 @@
           </w:tcPr>
           <w:p>
             <w:r>
-              <w:t>5</w:t>
+              <w:t>4</w:t>
             </w:r>
           </w:p>
         </w:tc>
@@ -4154,7 +4387,7 @@
           </w:tcPr>
           <w:p>
             <w:r>
-              <w:t>6</w:t>
+              <w:t>5</w:t>
             </w:r>
           </w:p>
         </w:tc>
@@ -4186,7 +4419,7 @@
           </w:tcPr>
           <w:p>
             <w:r>
-              <w:t>7</w:t>
+              <w:t>6</w:t>
             </w:r>
           </w:p>
         </w:tc>
@@ -4218,7 +4451,7 @@
           </w:tcPr>
           <w:p>
             <w:r>
-              <w:t>8</w:t>
+              <w:t>7</w:t>
             </w:r>
           </w:p>
         </w:tc>
@@ -4250,7 +4483,7 @@
           </w:tcPr>
           <w:p>
             <w:r>
-              <w:t>9</w:t>
+              <w:t>8</w:t>
             </w:r>
           </w:p>
         </w:tc>
@@ -4289,7 +4522,7 @@
         <w:pStyle w:val="Heading1"/>
       </w:pPr>
       <w:r>
-        <w:t>九、下一步建议</w:t>
+        <w:t>十、下一步建议</w:t>
       </w:r>
     </w:p>
     <w:p>
@@ -4554,33 +4787,26 @@
     </w:p>
     <w:p>
       <w:r>
-        <w:t xml:space="preserve">   - 改任何影响分数 / 积分 / 名次语义的代码，必须把 </w:t>
+        <w:t xml:space="preserve">   - 改任何影响分数 / 积分 / 名次语义的代码，必须把 cloudfunctions/data/src/core/season.js 的 ALGO_VERSION 加一，否则容器缓存的旧分数不会重算。当前 `ALGO_VERSION = 5`。</w:t>
       </w:r>
       <w:r>
         <w:rPr>
           <w:rFonts w:ascii="Consolas" w:hAnsi="Consolas"/>
           <w:sz w:val="19"/>
         </w:rPr>
-        <w:t>cloudfunctions/data/src/core/season.js</w:t>
-      </w:r>
-      <w:r>
-        <w:t xml:space="preserve"> 的 </w:t>
-      </w:r>
+      </w:r>
+      <w:r/>
       <w:r>
         <w:rPr>
           <w:rFonts w:ascii="Consolas" w:hAnsi="Consolas"/>
           <w:sz w:val="19"/>
         </w:rPr>
-        <w:t>ALGO_VERSION</w:t>
-      </w:r>
-      <w:r>
-        <w:t xml:space="preserve"> 加一，否则容器缓存的旧分数不会重算。</w:t>
-      </w:r>
+      </w:r>
+      <w:r/>
       <w:r>
         <w:rPr>
           <w:b/>
         </w:rPr>
-        <w:t>当前 `ALGO_VERSION = 3`。</w:t>
       </w:r>
     </w:p>
     <w:p>
@@ -4643,7 +4869,7 @@
         <w:pStyle w:val="Heading1"/>
       </w:pPr>
       <w:r>
-        <w:t>十、注意事项</w:t>
+        <w:t>十一、注意事项</w:t>
       </w:r>
     </w:p>
     <w:p>
@@ -4971,6 +5197,50 @@
                 <w:b/>
               </w:rPr>
               <w:t>内容</w:t>
+            </w:r>
+          </w:p>
+        </w:tc>
+      </w:tr>
+      <w:tr>
+        <w:tc>
+          <w:tcPr>
+            <w:tcW w:type="dxa" w:w="4320"/>
+          </w:tcPr>
+          <w:p>
+            <w:r>
+              <w:t>626a214</w:t>
+            </w:r>
+          </w:p>
+        </w:tc>
+        <w:tc>
+          <w:tcPr>
+            <w:tcW w:type="dxa" w:w="4320"/>
+          </w:tcPr>
+          <w:p>
+            <w:r>
+              <w:t>学院名单定为 26 所并迁入 constants，去掉「其他」（M0）</w:t>
+            </w:r>
+          </w:p>
+        </w:tc>
+      </w:tr>
+      <w:tr>
+        <w:tc>
+          <w:tcPr>
+            <w:tcW w:type="dxa" w:w="4320"/>
+          </w:tcPr>
+          <w:p>
+            <w:r>
+              <w:t>c90ab9e</w:t>
+            </w:r>
+          </w:p>
+        </w:tc>
+        <w:tc>
+          <w:tcPr>
+            <w:tcW w:type="dxa" w:w="4320"/>
+          </w:tcPr>
+          <w:p>
+            <w:r>
+              <w:t>干事（学院负责人）任免与学院范围权限（M1）</w:t>
             </w:r>
           </w:p>
         </w:tc>

--- a/交接说明.docx
+++ b/交接说明.docx
@@ -2096,11 +2096,9 @@
         <w:rPr>
           <w:b/>
         </w:rPr>
-        <w:t>仅单打赛事</w:t>
-      </w:r>
-      <w:r>
-        <w:t>；双打赛事的创建表单与详情页完全不变。</w:t>
-      </w:r>
+        <w:t>最初仅单打赛事；后续已把双打与之同步，现在单打、双打都支持抽签（详见 5.8）。</w:t>
+      </w:r>
+      <w:r/>
     </w:p>
     <w:p>
       <w:pPr>
@@ -2155,61 +2153,46 @@
         <w:pStyle w:val="Heading2"/>
       </w:pPr>
       <w:r>
-        <w:t>5.2 创建赛事新增两项（仅单打）</w:t>
+        <w:t>5.2 创建赛事新增两项（单打 / 双打）</w:t>
       </w:r>
     </w:p>
     <w:p>
       <w:r>
-        <w:t>创建时必选：</w:t>
+        <w:t>创建时必选种子来源与种子数量（2 / 4 / 8，默认 8）。单打来源为 manual / elo / points；双打没有赛季积分，来源只有 manual / elo，种子数量指「组数」（每组两人）。</w:t>
       </w:r>
       <w:r>
         <w:rPr>
           <w:b/>
         </w:rPr>
-        <w:t>种子来源</w:t>
-      </w:r>
-      <w:r>
-        <w:t>（</w:t>
-      </w:r>
+      </w:r>
+      <w:r/>
       <w:r>
         <w:rPr>
           <w:rFonts w:ascii="Consolas" w:hAnsi="Consolas"/>
           <w:sz w:val="19"/>
         </w:rPr>
-        <w:t>manual</w:t>
-      </w:r>
-      <w:r>
-        <w:t xml:space="preserve"> 手工指定 / </w:t>
-      </w:r>
+      </w:r>
+      <w:r/>
       <w:r>
         <w:rPr>
           <w:rFonts w:ascii="Consolas" w:hAnsi="Consolas"/>
           <w:sz w:val="19"/>
         </w:rPr>
-        <w:t>elo</w:t>
-      </w:r>
-      <w:r>
-        <w:t xml:space="preserve"> 按等级分 / </w:t>
-      </w:r>
+      </w:r>
+      <w:r/>
       <w:r>
         <w:rPr>
           <w:rFonts w:ascii="Consolas" w:hAnsi="Consolas"/>
           <w:sz w:val="19"/>
         </w:rPr>
-        <w:t>points</w:t>
-      </w:r>
-      <w:r>
-        <w:t xml:space="preserve"> 按赛季积分）与</w:t>
-      </w:r>
+      </w:r>
+      <w:r/>
       <w:r>
         <w:rPr>
           <w:b/>
         </w:rPr>
-        <w:t>种子数量</w:t>
-      </w:r>
-      <w:r>
-        <w:t>（2 / 4 / 8，默认 8）。</w:t>
-      </w:r>
+      </w:r>
+      <w:r/>
     </w:p>
     <w:p>
       <w:pPr>
@@ -4439,7 +4422,7 @@
           </w:tcPr>
           <w:p>
             <w:r>
-              <w:t>明确不做（P2 决策 1）</w:t>
+              <w:t>已放开：双打与单打同步支持抽签、种子与赛制（见 5.8）</w:t>
             </w:r>
           </w:p>
         </w:tc>
@@ -4679,7 +4662,7 @@
         <w:rPr>
           <w:b/>
         </w:rPr>
-        <w:t>补上「手工指定种子」的界面（P1，P2 收尾）</w:t>
+        <w:t>（已完成）「手工指定种子」的界面</w:t>
       </w:r>
     </w:p>
     <w:p>

--- a/交接说明.docx
+++ b/交接说明.docx
@@ -243,7 +243,7 @@
                 <w:b w:val="0"/>
                 <w:sz w:val="19"/>
               </w:rPr>
-              <w:t>35 个页面、161 个云函数 action、47 个数据库集合、73 个云端镜像文件</w:t>
+              <w:t>39 个页面、182 个云函数 action、53 个数据库集合、77 个云端镜像文件</w:t>
             </w:r>
           </w:p>
         </w:tc>
@@ -292,7 +292,7 @@
                 <w:b w:val="0"/>
                 <w:sz w:val="19"/>
               </w:rPr>
-              <w:t xml:space="preserve"> 2451 通过 / 0 失败（177 套件 / 123 测试文件）</w:t>
+              <w:t xml:space="preserve"> 2529 通过 / 0 失败（177 套件 / 129 测试文件）</w:t>
             </w:r>
           </w:p>
         </w:tc>
@@ -502,7 +502,7 @@
           <w:b/>
           <w:sz w:val="21"/>
         </w:rPr>
-        <w:t>四个体育协会</w:t>
+        <w:t>五个体育协会</w:t>
       </w:r>
       <w:r>
         <w:rPr>
@@ -571,6 +571,23 @@
           <w:sz w:val="20"/>
         </w:rPr>
         <w:t>tn</w:t>
+      </w:r>
+      <w:r>
+        <w:rPr>
+          <w:rFonts w:ascii="Times New Roman" w:hAnsi="Times New Roman" w:eastAsia="宋体"/>
+          <w:b w:val="0"/>
+          <w:sz w:val="21"/>
+        </w:rPr>
+        <w:t xml:space="preserve">、篮球 </w:t>
+      </w:r>
+      <w:r>
+        <w:rPr>
+          <w:rFonts w:ascii="Consolas" w:hAnsi="Consolas" w:eastAsia="宋体"/>
+          <w:b w:val="0"/>
+          <w:color w:val="A31D1D"/>
+          <w:sz w:val="20"/>
+        </w:rPr>
+        <w:t>bk</w:t>
       </w:r>
       <w:r>
         <w:rPr>
@@ -874,7 +891,7 @@
           <w:b w:val="0"/>
           <w:sz w:val="21"/>
         </w:rPr>
-        <w:t xml:space="preserve"> 下全部可以在 Node 里直接跑，这是 2451 条测试能不开小程序就跑完的前提。</w:t>
+        <w:t xml:space="preserve"> 下全部可以在 Node 里直接跑，这是 2529 条测试能不开小程序就跑完的前提。</w:t>
       </w:r>
     </w:p>
     <w:p>
@@ -2543,7 +2560,7 @@
           <w:b w:val="0"/>
           <w:sz w:val="18"/>
         </w:rPr>
-        <w:t>npm test                  # 全量（2451 条）</w:t>
+        <w:t>npm test                  # 全量（2529 条）</w:t>
       </w:r>
     </w:p>
     <w:p>
@@ -2715,7 +2732,7 @@
           <w:b w:val="0"/>
           <w:sz w:val="21"/>
         </w:rPr>
-        <w:t>2. 按云控制台指南建 47 个集合（权限「所有用户不可读写」）。</w:t>
+        <w:t>2. 按云控制台指南建 53 个集合（权限「所有用户不可读写」）。</w:t>
       </w:r>
     </w:p>
     <w:p>

--- a/交接说明.docx
+++ b/交接说明.docx
@@ -243,7 +243,7 @@
                 <w:b w:val="0"/>
                 <w:sz w:val="19"/>
               </w:rPr>
-              <w:t>39 个页面、182 个云函数 action、53 个数据库集合、77 个云端镜像文件</w:t>
+              <w:t>39 个页面、182 个云函数 action、52 个数据库集合、77 个云端镜像文件</w:t>
             </w:r>
           </w:p>
         </w:tc>
@@ -2732,7 +2732,7 @@
           <w:b w:val="0"/>
           <w:sz w:val="21"/>
         </w:rPr>
-        <w:t>2. 按云控制台指南建 53 个集合（权限「所有用户不可读写」）。</w:t>
+        <w:t>2. 按云控制台指南建 52 个集合（权限「所有用户不可读写」）。</w:t>
       </w:r>
     </w:p>
     <w:p>
@@ -3046,6 +3046,14 @@
             <w:r/>
             <w:r>
               <w:rPr>
+                <w:rFonts w:ascii="Times New Roman" w:hAnsi="Times New Roman" w:eastAsia="宋体"/>
+                <w:b w:val="0"/>
+                <w:sz w:val="19"/>
+              </w:rPr>
+              <w:t>~~</w:t>
+            </w:r>
+            <w:r>
+              <w:rPr>
                 <w:rFonts w:ascii="Consolas" w:hAnsi="Consolas" w:eastAsia="宋体"/>
                 <w:b w:val="0"/>
                 <w:color w:val="A31D1D"/>
@@ -3059,7 +3067,7 @@
                 <w:b w:val="0"/>
                 <w:sz w:val="19"/>
               </w:rPr>
-              <w:t xml:space="preserve"> 退役遗留</w:t>
+              <w:t xml:space="preserve"> 退役遗留~~</w:t>
             </w:r>
           </w:p>
         </w:tc>
@@ -3078,7 +3086,7 @@
                 <w:b w:val="0"/>
                 <w:sz w:val="19"/>
               </w:rPr>
-              <w:t>常量与仓储 shim 还在，无读写；可删</w:t>
+              <w:t>已清干净（常量、仓储适配、内存实现），集合总数 52</w:t>
             </w:r>
           </w:p>
         </w:tc>

--- a/交接说明.docx
+++ b/交接说明.docx
@@ -83,7 +83,7 @@
           <w:color w:val="595959"/>
           <w:sz w:val="20"/>
         </w:rPr>
-        <w:t xml:space="preserve">最后更新：2026-10-19，代码基线 </w:t>
+        <w:t xml:space="preserve">最后更新：2026-10-23，优化前基线 </w:t>
       </w:r>
       <w:r>
         <w:rPr>
@@ -92,7 +92,7 @@
           <w:color w:val="A31D1D"/>
           <w:sz w:val="19"/>
         </w:rPr>
-        <w:t>d00226f</w:t>
+        <w:t>00cb2b9</w:t>
       </w:r>
       <w:r>
         <w:rPr>
@@ -101,7 +101,7 @@
           <w:color w:val="595959"/>
           <w:sz w:val="20"/>
         </w:rPr>
-        <w:t>。</w:t>
+        <w:t>；安全与性能优化见本批验收记录。</w:t>
       </w:r>
     </w:p>
     <w:tbl>
@@ -243,7 +243,7 @@
                 <w:b w:val="0"/>
                 <w:sz w:val="19"/>
               </w:rPr>
-              <w:t>43 个页面、200 个云函数 action、52 个数据库集合、87 个云端镜像文件</w:t>
+              <w:t>43 个页面、200 个云函数 action、52 个数据库集合、91 个云端镜像文件</w:t>
             </w:r>
           </w:p>
         </w:tc>
@@ -292,7 +292,7 @@
                 <w:b w:val="0"/>
                 <w:sz w:val="19"/>
               </w:rPr>
-              <w:t xml:space="preserve"> 2565 通过 / 0 失败（177 套件 / 131 测试文件）</w:t>
+              <w:t xml:space="preserve"> 3008 通过 / 0 失败（178 个测试文件）</w:t>
             </w:r>
           </w:p>
         </w:tc>
@@ -502,7 +502,7 @@
           <w:b/>
           <w:sz w:val="21"/>
         </w:rPr>
-        <w:t>五个体育协会</w:t>
+        <w:t>六个体育协会</w:t>
       </w:r>
       <w:r>
         <w:rPr>
@@ -588,6 +588,23 @@
           <w:sz w:val="20"/>
         </w:rPr>
         <w:t>bk</w:t>
+      </w:r>
+      <w:r>
+        <w:rPr>
+          <w:rFonts w:ascii="Times New Roman" w:hAnsi="Times New Roman" w:eastAsia="宋体"/>
+          <w:b w:val="0"/>
+          <w:sz w:val="21"/>
+        </w:rPr>
+        <w:t xml:space="preserve">、足球 </w:t>
+      </w:r>
+      <w:r>
+        <w:rPr>
+          <w:rFonts w:ascii="Consolas" w:hAnsi="Consolas" w:eastAsia="宋体"/>
+          <w:b w:val="0"/>
+          <w:color w:val="A31D1D"/>
+          <w:sz w:val="20"/>
+        </w:rPr>
+        <w:t>fb</w:t>
       </w:r>
       <w:r>
         <w:rPr>
@@ -853,7 +870,7 @@
           <w:b w:val="0"/>
           <w:sz w:val="18"/>
         </w:rPr>
-        <w:t xml:space="preserve">                        cloudfunctions/data/lib/（73 文件）</w:t>
+        <w:t xml:space="preserve">                        cloudfunctions/data/lib/（91 文件）</w:t>
       </w:r>
     </w:p>
     <w:p>
@@ -891,7 +908,7 @@
           <w:b w:val="0"/>
           <w:sz w:val="21"/>
         </w:rPr>
-        <w:t xml:space="preserve"> 下全部可以在 Node 里直接跑，这是 2565 条测试能不开小程序就跑完的前提。</w:t>
+        <w:t xml:space="preserve"> 下全部可以在 Node 里直接跑，这是 3008 条测试能不开小程序就跑完的前提。</w:t>
       </w:r>
     </w:p>
     <w:p>
@@ -1149,7 +1166,7 @@
           <w:b w:val="0"/>
           <w:sz w:val="21"/>
         </w:rPr>
-        <w:t xml:space="preserve"> </w:t>
+        <w:t xml:space="preserve"> 演示账号由 </w:t>
       </w:r>
       <w:r>
         <w:rPr>
@@ -1158,7 +1175,7 @@
           <w:color w:val="A31D1D"/>
           <w:sz w:val="20"/>
         </w:rPr>
-        <w:t>mock.js</w:t>
+        <w:t>school-seed.js</w:t>
       </w:r>
       <w:r>
         <w:rPr>
@@ -1166,7 +1183,7 @@
           <w:b w:val="0"/>
           <w:sz w:val="21"/>
         </w:rPr>
-        <w:t xml:space="preserve"> 的 </w:t>
+        <w:t xml:space="preserve"> / </w:t>
       </w:r>
       <w:r>
         <w:rPr>
@@ -1175,7 +1192,7 @@
           <w:color w:val="A31D1D"/>
           <w:sz w:val="20"/>
         </w:rPr>
-        <w:t>DEFAULT_CURRENT_USER_ID = 'u06'</w:t>
+        <w:t>school-mock.js</w:t>
       </w:r>
       <w:r>
         <w:rPr>
@@ -1183,7 +1200,7 @@
           <w:b w:val="0"/>
           <w:sz w:val="21"/>
         </w:rPr>
-        <w:t>（普通会员），大量用例按它预期。</w:t>
+        <w:t xml:space="preserve"> 维护，页面与协议测试依赖其身份关系；不要把它当真实账号配置。</w:t>
       </w:r>
     </w:p>
     <w:p>
@@ -2560,7 +2577,7 @@
           <w:b w:val="0"/>
           <w:sz w:val="18"/>
         </w:rPr>
-        <w:t>npm test                  # 全量（2565 条）</w:t>
+        <w:t>npm test                  # 全量（3008 条）</w:t>
       </w:r>
     </w:p>
     <w:p>
@@ -3559,6 +3576,78 @@
         <w:t>—— 交接说明结束。有疑问先看代码与测试，再看对应方案文档，最后才依赖本文。——</w:t>
       </w:r>
     </w:p>
+    <w:p>
+      <w:pPr>
+        <w:spacing w:before="200" w:after="120"/>
+      </w:pPr>
+      <w:r>
+        <w:rPr>
+          <w:rFonts w:ascii="Times New Roman" w:hAnsi="Times New Roman" w:eastAsia="微软雅黑"/>
+          <w:b/>
+          <w:color w:val="1F4E79"/>
+          <w:sz w:val="26"/>
+        </w:rPr>
+        <w:t>九 安全与性能优化交接</w:t>
+      </w:r>
+    </w:p>
+    <w:p>
+      <w:pPr>
+        <w:spacing w:after="80" w:line="300" w:lineRule="auto"/>
+      </w:pPr>
+      <w:r>
+        <w:rPr>
+          <w:rFonts w:ascii="Times New Roman" w:hAnsi="Times New Roman" w:eastAsia="宋体"/>
+          <w:b w:val="0"/>
+          <w:sz w:val="21"/>
+        </w:rPr>
+        <w:t>七项问题的本地修复已完成：他人学号按审核权限控制；新账号使用不可逆的稳定编号；注册与修改复用昵称头像校验；球队清理事务内重读成员身份；名录在数据库内关联与分页；篮球足球个人成绩按关联历史读取；限流桶正常流量下回收并保护容量。</w:t>
+      </w:r>
+    </w:p>
+    <w:p>
+      <w:pPr>
+        <w:spacing w:after="80" w:line="300" w:lineRule="auto"/>
+      </w:pPr>
+      <w:r>
+        <w:rPr>
+          <w:rFonts w:ascii="Times New Roman" w:hAnsi="Times New Roman" w:eastAsia="宋体"/>
+          <w:b w:val="0"/>
+          <w:sz w:val="21"/>
+        </w:rPr>
+        <w:t>新增 4 个共享模块，云端镜像由 87 增至 91。接口、页面和集合数量不变。新增 19 项回归，详见</w:t>
+      </w:r>
+      <w:r>
+        <w:rPr>
+          <w:rFonts w:ascii="Times New Roman" w:hAnsi="Times New Roman" w:eastAsia="宋体"/>
+          <w:b w:val="0"/>
+          <w:sz w:val="21"/>
+        </w:rPr>
+        <w:t>验收记录</w:t>
+      </w:r>
+      <w:r>
+        <w:rPr>
+          <w:rFonts w:ascii="Times New Roman" w:hAnsi="Times New Roman" w:eastAsia="宋体"/>
+          <w:b w:val="0"/>
+          <w:sz w:val="21"/>
+        </w:rPr>
+        <w:t>。发布前必须完成</w:t>
+      </w:r>
+      <w:r>
+        <w:rPr>
+          <w:rFonts w:ascii="Times New Roman" w:hAnsi="Times New Roman" w:eastAsia="宋体"/>
+          <w:b w:val="0"/>
+          <w:sz w:val="21"/>
+        </w:rPr>
+        <w:t>实施方案</w:t>
+      </w:r>
+      <w:r>
+        <w:rPr>
+          <w:rFonts w:ascii="Times New Roman" w:hAnsi="Times New Roman" w:eastAsia="宋体"/>
+          <w:b w:val="0"/>
+          <w:sz w:val="21"/>
+        </w:rPr>
+        <w:t>中的存量账号与目录字段迁移、新索引、云函数重部署及真机验收。离线工具不会自行连接或修改云端。</w:t>
+      </w:r>
+    </w:p>
     <w:sectPr>
       <w:pgSz w:w="11906" w:h="16838"/>
       <w:pgMar w:top="1247" w:right="1361" w:bottom="1247" w:left="1361" w:header="720" w:footer="720" w:gutter="0"/>

--- a/交接说明.docx
+++ b/交接说明.docx
@@ -292,7 +292,7 @@
                 <w:b w:val="0"/>
                 <w:sz w:val="19"/>
               </w:rPr>
-              <w:t xml:space="preserve"> 3008 通过 / 0 失败（178 个测试文件）</w:t>
+              <w:t xml:space="preserve"> 3032 通过 / 0 失败（181 个测试文件）</w:t>
             </w:r>
           </w:p>
         </w:tc>
@@ -908,7 +908,7 @@
           <w:b w:val="0"/>
           <w:sz w:val="21"/>
         </w:rPr>
-        <w:t xml:space="preserve"> 下全部可以在 Node 里直接跑，这是 3008 条测试能不开小程序就跑完的前提。</w:t>
+        <w:t xml:space="preserve"> 下全部可以在 Node 里直接跑，这是 3032 条测试能不开小程序就跑完的前提。</w:t>
       </w:r>
     </w:p>
     <w:p>
@@ -2577,7 +2577,7 @@
           <w:b w:val="0"/>
           <w:sz w:val="18"/>
         </w:rPr>
-        <w:t>npm test                  # 全量（3008 条）</w:t>
+        <w:t>npm test                  # 全量（3032 条）</w:t>
       </w:r>
     </w:p>
     <w:p>

--- a/交接说明.docx
+++ b/交接说明.docx
@@ -292,7 +292,7 @@
                 <w:b w:val="0"/>
                 <w:sz w:val="19"/>
               </w:rPr>
-              <w:t xml:space="preserve"> 3032 通过 / 0 失败（181 个测试文件）</w:t>
+              <w:t xml:space="preserve"> 3040 通过 / 0 失败（182 个测试文件）</w:t>
             </w:r>
           </w:p>
         </w:tc>
@@ -908,7 +908,7 @@
           <w:b w:val="0"/>
           <w:sz w:val="21"/>
         </w:rPr>
-        <w:t xml:space="preserve"> 下全部可以在 Node 里直接跑，这是 3032 条测试能不开小程序就跑完的前提。</w:t>
+        <w:t xml:space="preserve"> 下全部可以在 Node 里直接跑，这是 3040 条测试能不开小程序就跑完的前提。</w:t>
       </w:r>
     </w:p>
     <w:p>
@@ -2577,7 +2577,7 @@
           <w:b w:val="0"/>
           <w:sz w:val="18"/>
         </w:rPr>
-        <w:t>npm test                  # 全量（3032 条）</w:t>
+        <w:t>npm test                  # 全量（3040 条）</w:t>
       </w:r>
     </w:p>
     <w:p>

--- a/交接说明.docx
+++ b/交接说明.docx
@@ -292,7 +292,7 @@
                 <w:b w:val="0"/>
                 <w:sz w:val="19"/>
               </w:rPr>
-              <w:t xml:space="preserve"> 3040 通过 / 0 失败（182 个测试文件）</w:t>
+              <w:t xml:space="preserve"> 3043 通过 / 0 失败（183 个测试文件）</w:t>
             </w:r>
           </w:p>
         </w:tc>
@@ -908,7 +908,7 @@
           <w:b w:val="0"/>
           <w:sz w:val="21"/>
         </w:rPr>
-        <w:t xml:space="preserve"> 下全部可以在 Node 里直接跑，这是 3040 条测试能不开小程序就跑完的前提。</w:t>
+        <w:t xml:space="preserve"> 下全部可以在 Node 里直接跑，这是 3043 条测试能不开小程序就跑完的前提。</w:t>
       </w:r>
     </w:p>
     <w:p>
@@ -2577,7 +2577,7 @@
           <w:b w:val="0"/>
           <w:sz w:val="18"/>
         </w:rPr>
-        <w:t>npm test                  # 全量（3040 条）</w:t>
+        <w:t>npm test                  # 全量（3043 条）</w:t>
       </w:r>
     </w:p>
     <w:p>

--- a/交接说明.docx
+++ b/交接说明.docx
@@ -292,7 +292,7 @@
                 <w:b w:val="0"/>
                 <w:sz w:val="19"/>
               </w:rPr>
-              <w:t xml:space="preserve"> 3043 通过 / 0 失败（183 个测试文件）</w:t>
+              <w:t xml:space="preserve"> 3045 通过 / 0 失败（183 个测试文件）</w:t>
             </w:r>
           </w:p>
         </w:tc>
@@ -908,7 +908,7 @@
           <w:b w:val="0"/>
           <w:sz w:val="21"/>
         </w:rPr>
-        <w:t xml:space="preserve"> 下全部可以在 Node 里直接跑，这是 3043 条测试能不开小程序就跑完的前提。</w:t>
+        <w:t xml:space="preserve"> 下全部可以在 Node 里直接跑，这是 3045 条测试能不开小程序就跑完的前提。</w:t>
       </w:r>
     </w:p>
     <w:p>
@@ -2577,7 +2577,7 @@
           <w:b w:val="0"/>
           <w:sz w:val="18"/>
         </w:rPr>
-        <w:t>npm test                  # 全量（3043 条）</w:t>
+        <w:t>npm test                  # 全量（3045 条）</w:t>
       </w:r>
     </w:p>
     <w:p>

--- a/交接说明.docx
+++ b/交接说明.docx
@@ -292,7 +292,7 @@
                 <w:b w:val="0"/>
                 <w:sz w:val="19"/>
               </w:rPr>
-              <w:t xml:space="preserve"> 3045 通过 / 0 失败（183 个测试文件）</w:t>
+              <w:t xml:space="preserve"> 3046 通过 / 0 失败（183 个测试文件）</w:t>
             </w:r>
           </w:p>
         </w:tc>
@@ -908,7 +908,7 @@
           <w:b w:val="0"/>
           <w:sz w:val="21"/>
         </w:rPr>
-        <w:t xml:space="preserve"> 下全部可以在 Node 里直接跑，这是 3045 条测试能不开小程序就跑完的前提。</w:t>
+        <w:t xml:space="preserve"> 下全部可以在 Node 里直接跑，这是 3046 条测试能不开小程序就跑完的前提。</w:t>
       </w:r>
     </w:p>
     <w:p>
@@ -2577,7 +2577,7 @@
           <w:b w:val="0"/>
           <w:sz w:val="18"/>
         </w:rPr>
-        <w:t>npm test                  # 全量（3045 条）</w:t>
+        <w:t>npm test                  # 全量（3046 条）</w:t>
       </w:r>
     </w:p>
     <w:p>

--- a/交接说明.docx
+++ b/交接说明.docx
@@ -292,7 +292,7 @@
                 <w:b w:val="0"/>
                 <w:sz w:val="19"/>
               </w:rPr>
-              <w:t xml:space="preserve"> 3046 通过 / 0 失败（183 个测试文件）</w:t>
+              <w:t xml:space="preserve"> 3080 通过 / 0 失败（186 个测试文件）</w:t>
             </w:r>
           </w:p>
         </w:tc>
@@ -908,7 +908,7 @@
           <w:b w:val="0"/>
           <w:sz w:val="21"/>
         </w:rPr>
-        <w:t xml:space="preserve"> 下全部可以在 Node 里直接跑，这是 3046 条测试能不开小程序就跑完的前提。</w:t>
+        <w:t xml:space="preserve"> 下全部可以在 Node 里直接跑，这是 3080 条测试能不开小程序就跑完的前提。</w:t>
       </w:r>
     </w:p>
     <w:p>
@@ -2577,7 +2577,7 @@
           <w:b w:val="0"/>
           <w:sz w:val="18"/>
         </w:rPr>
-        <w:t>npm test                  # 全量（3046 条）</w:t>
+        <w:t>npm test                  # 全量（3080 条）</w:t>
       </w:r>
     </w:p>
     <w:p>

--- a/交接说明.docx
+++ b/交接说明.docx
@@ -83,7 +83,7 @@
           <w:color w:val="595959"/>
           <w:sz w:val="20"/>
         </w:rPr>
-        <w:t xml:space="preserve">最后更新：2026-10-23，优化前基线 </w:t>
+        <w:t xml:space="preserve">最后更新：2026-10-28，本批基线 </w:t>
       </w:r>
       <w:r>
         <w:rPr>
@@ -92,7 +92,7 @@
           <w:color w:val="A31D1D"/>
           <w:sz w:val="19"/>
         </w:rPr>
-        <w:t>00cb2b9</w:t>
+        <w:t>0b2ae1f</w:t>
       </w:r>
       <w:r>
         <w:rPr>
@@ -101,7 +101,25 @@
           <w:color w:val="595959"/>
           <w:sz w:val="20"/>
         </w:rPr>
-        <w:t>；安全与性能优化见本批验收记录。</w:t>
+        <w:t>；见</w:t>
+      </w:r>
+      <w:r>
+        <w:rPr>
+          <w:rFonts w:ascii="Times New Roman" w:hAnsi="Times New Roman" w:eastAsia="宋体"/>
+          <w:b w:val="0"/>
+          <w:color w:val="595959"/>
+          <w:sz w:val="20"/>
+        </w:rPr>
+        <w:t>第九轮验收记录</w:t>
+      </w:r>
+      <w:r>
+        <w:rPr>
+          <w:rFonts w:ascii="Times New Roman" w:hAnsi="Times New Roman" w:eastAsia="宋体"/>
+          <w:b w:val="0"/>
+          <w:color w:val="595959"/>
+          <w:sz w:val="20"/>
+        </w:rPr>
+        <w:t>。</w:t>
       </w:r>
     </w:p>
     <w:tbl>
@@ -243,7 +261,7 @@
                 <w:b w:val="0"/>
                 <w:sz w:val="19"/>
               </w:rPr>
-              <w:t>43 个页面、200 个云函数 action、52 个数据库集合、91 个云端镜像文件</w:t>
+              <w:t>43 个页面、201 个云函数 action、52 个数据库集合、91 个云端镜像文件</w:t>
             </w:r>
           </w:p>
         </w:tc>
@@ -292,7 +310,7 @@
                 <w:b w:val="0"/>
                 <w:sz w:val="19"/>
               </w:rPr>
-              <w:t xml:space="preserve"> 3080 通过 / 0 失败（186 个测试文件）</w:t>
+              <w:t xml:space="preserve"> 3143 通过 / 0 失败（191 个测试文件）</w:t>
             </w:r>
           </w:p>
         </w:tc>
@@ -908,7 +926,7 @@
           <w:b w:val="0"/>
           <w:sz w:val="21"/>
         </w:rPr>
-        <w:t xml:space="preserve"> 下全部可以在 Node 里直接跑，这是 3080 条测试能不开小程序就跑完的前提。</w:t>
+        <w:t xml:space="preserve"> 下全部可以在 Node 里直接跑，这是 3143 条测试能不开小程序就跑完的前提。</w:t>
       </w:r>
     </w:p>
     <w:p>
@@ -1917,7 +1935,7 @@
           <w:b w:val="0"/>
           <w:sz w:val="21"/>
         </w:rPr>
-        <w:t xml:space="preserve">完整 47 张表与字段见 </w:t>
+        <w:t xml:space="preserve">完整 52 张表与字段见 </w:t>
       </w:r>
       <w:r>
         <w:rPr>
@@ -1933,7 +1951,7 @@
           <w:b w:val="0"/>
           <w:sz w:val="21"/>
         </w:rPr>
-        <w:t xml:space="preserve"> 第二节。</w:t>
+        <w:t xml:space="preserve"> 第三节。</w:t>
       </w:r>
     </w:p>
     <w:p>
@@ -2520,6 +2538,83 @@
       <w:r>
         <w:rPr>
           <w:rFonts w:ascii="Times New Roman" w:hAnsi="Times New Roman" w:eastAsia="宋体"/>
+          <w:b w:val="0"/>
+          <w:sz w:val="21"/>
+        </w:rPr>
+        <w:t xml:space="preserve">学院负责人的管理范围只取 </w:t>
+      </w:r>
+      <w:r>
+        <w:rPr>
+          <w:rFonts w:ascii="Consolas" w:hAnsi="Consolas" w:eastAsia="宋体"/>
+          <w:b w:val="0"/>
+          <w:color w:val="A31D1D"/>
+          <w:sz w:val="20"/>
+        </w:rPr>
+        <w:t>memberships.collegeId</w:t>
+      </w:r>
+      <w:r>
+        <w:rPr>
+          <w:rFonts w:ascii="Times New Roman" w:hAnsi="Times New Roman" w:eastAsia="宋体"/>
+          <w:b w:val="0"/>
+          <w:sz w:val="21"/>
+        </w:rPr>
+        <w:t xml:space="preserve">，与 </w:t>
+      </w:r>
+      <w:r>
+        <w:rPr>
+          <w:rFonts w:ascii="Consolas" w:hAnsi="Consolas" w:eastAsia="宋体"/>
+          <w:b w:val="0"/>
+          <w:color w:val="A31D1D"/>
+          <w:sz w:val="20"/>
+        </w:rPr>
+        <w:t>school_members.collegeId</w:t>
+      </w:r>
+      <w:r>
+        <w:rPr>
+          <w:rFonts w:ascii="Times New Roman" w:hAnsi="Times New Roman" w:eastAsia="宋体"/>
+          <w:b w:val="0"/>
+          <w:sz w:val="21"/>
+        </w:rPr>
+        <w:t xml:space="preserve"> 的学籍归属分开。学院名单、排阵在事务内用当前身份和目标学院复核。实时计分四类写操作及赛季重置也在事务内重读身份；抽签逐场重读版本与结算状态，拒绝覆盖已确认比赛。</w:t>
+      </w:r>
+    </w:p>
+    <w:p>
+      <w:pPr>
+        <w:spacing w:after="80" w:line="300" w:lineRule="auto"/>
+      </w:pPr>
+      <w:r>
+        <w:rPr>
+          <w:rFonts w:ascii="Times New Roman" w:hAnsi="Times New Roman" w:eastAsia="宋体"/>
+          <w:b w:val="0"/>
+          <w:sz w:val="21"/>
+        </w:rPr>
+        <w:t xml:space="preserve">个人赛事当前上限为单打 88 人、双打 176 人，名额填 0 也受此限制；发布、报名和抽签三处共用容量限制，抽签另校验实际操作预算。历史超限赛事需调整报名名单后再抽签。会员全量选人接口保留，但先在数据库筛状态、学院，再补账号；跨校裁判改为独立的管理接口 </w:t>
+      </w:r>
+      <w:r>
+        <w:rPr>
+          <w:rFonts w:ascii="Consolas" w:hAnsi="Consolas" w:eastAsia="宋体"/>
+          <w:b w:val="0"/>
+          <w:color w:val="A31D1D"/>
+          <w:sz w:val="20"/>
+        </w:rPr>
+        <w:t>listExchangeRefereeCandidates</w:t>
+      </w:r>
+      <w:r>
+        <w:rPr>
+          <w:rFonts w:ascii="Times New Roman" w:hAnsi="Times New Roman" w:eastAsia="宋体"/>
+          <w:b w:val="0"/>
+          <w:sz w:val="21"/>
+        </w:rPr>
+        <w:t>，按已接受邀请的学校搜索分页。</w:t>
+      </w:r>
+    </w:p>
+    <w:p>
+      <w:pPr>
+        <w:spacing w:after="80" w:line="300" w:lineRule="auto"/>
+      </w:pPr>
+      <w:r>
+        <w:rPr>
+          <w:rFonts w:ascii="Times New Roman" w:hAnsi="Times New Roman" w:eastAsia="宋体"/>
           <w:b/>
           <w:sz w:val="21"/>
         </w:rPr>
@@ -2798,6 +2893,52 @@
           <w:sz w:val="21"/>
         </w:rPr>
         <w:t xml:space="preserve"> → 建学校与协会 → 提第一个校级管理员。</w:t>
+      </w:r>
+    </w:p>
+    <w:p>
+      <w:pPr>
+        <w:spacing w:after="80" w:line="300" w:lineRule="auto"/>
+      </w:pPr>
+      <w:r>
+        <w:rPr>
+          <w:rFonts w:ascii="Times New Roman" w:hAnsi="Times New Roman" w:eastAsia="宋体"/>
+          <w:b w:val="0"/>
+          <w:sz w:val="21"/>
+        </w:rPr>
+        <w:t>第九轮部署增加 5 条查询索引，见</w:t>
+      </w:r>
+      <w:r>
+        <w:rPr>
+          <w:rFonts w:ascii="Times New Roman" w:hAnsi="Times New Roman" w:eastAsia="宋体"/>
+          <w:b w:val="0"/>
+          <w:sz w:val="21"/>
+        </w:rPr>
+        <w:t>索引清单 §2.5</w:t>
+      </w:r>
+      <w:r>
+        <w:rPr>
+          <w:rFonts w:ascii="Times New Roman" w:hAnsi="Times New Roman" w:eastAsia="宋体"/>
+          <w:b w:val="0"/>
+          <w:sz w:val="21"/>
+        </w:rPr>
+        <w:t xml:space="preserve">。先等待索引可用，再重新部署 </w:t>
+      </w:r>
+      <w:r>
+        <w:rPr>
+          <w:rFonts w:ascii="Consolas" w:hAnsi="Consolas" w:eastAsia="宋体"/>
+          <w:b w:val="0"/>
+          <w:color w:val="A31D1D"/>
+          <w:sz w:val="20"/>
+        </w:rPr>
+        <w:t>data</w:t>
+      </w:r>
+      <w:r>
+        <w:rPr>
+          <w:rFonts w:ascii="Times New Roman" w:hAnsi="Times New Roman" w:eastAsia="宋体"/>
+          <w:b w:val="0"/>
+          <w:sz w:val="21"/>
+        </w:rPr>
+        <w:t xml:space="preserve"> 并上传小程序。裁判候选使用已存在的账号目录派生字段，旧环境仍须先完成目录回填；本批没有新增数据迁移。</w:t>
       </w:r>
     </w:p>
     <w:p>

--- a/交接说明.docx
+++ b/交接说明.docx
@@ -92,7 +92,7 @@
           <w:color w:val="A31D1D"/>
           <w:sz w:val="19"/>
         </w:rPr>
-        <w:t>0b2ae1f</w:t>
+        <w:t>6187f77</w:t>
       </w:r>
       <w:r>
         <w:rPr>
@@ -110,7 +110,7 @@
           <w:color w:val="595959"/>
           <w:sz w:val="20"/>
         </w:rPr>
-        <w:t>第九轮验收记录</w:t>
+        <w:t>第十轮验收记录</w:t>
       </w:r>
       <w:r>
         <w:rPr>
@@ -261,7 +261,7 @@
                 <w:b w:val="0"/>
                 <w:sz w:val="19"/>
               </w:rPr>
-              <w:t>43 个页面、201 个云函数 action、52 个数据库集合、91 个云端镜像文件</w:t>
+              <w:t>43 个页面、201 个云函数 action、52 个数据库集合、93 个云端镜像文件</w:t>
             </w:r>
           </w:p>
         </w:tc>
@@ -310,7 +310,7 @@
                 <w:b w:val="0"/>
                 <w:sz w:val="19"/>
               </w:rPr>
-              <w:t xml:space="preserve"> 3143 通过 / 0 失败（191 个测试文件）</w:t>
+              <w:t xml:space="preserve"> 3168 通过 / 0 失败（193 个测试文件）</w:t>
             </w:r>
           </w:p>
         </w:tc>
@@ -888,7 +888,7 @@
           <w:b w:val="0"/>
           <w:sz w:val="18"/>
         </w:rPr>
-        <w:t xml:space="preserve">                        cloudfunctions/data/lib/（91 文件）</w:t>
+        <w:t xml:space="preserve">                        cloudfunctions/data/lib/（93 文件）</w:t>
       </w:r>
     </w:p>
     <w:p>
@@ -926,7 +926,7 @@
           <w:b w:val="0"/>
           <w:sz w:val="21"/>
         </w:rPr>
-        <w:t xml:space="preserve"> 下全部可以在 Node 里直接跑，这是 3143 条测试能不开小程序就跑完的前提。</w:t>
+        <w:t xml:space="preserve"> 下全部可以在 Node 里直接跑，这是 3168 条测试能不开小程序就跑完的前提。</w:t>
       </w:r>
     </w:p>
     <w:p>
@@ -2615,6 +2615,151 @@
       <w:r>
         <w:rPr>
           <w:rFonts w:ascii="Times New Roman" w:hAnsi="Times New Roman" w:eastAsia="宋体"/>
+          <w:b w:val="0"/>
+          <w:sz w:val="21"/>
+        </w:rPr>
+        <w:t xml:space="preserve">界面使用同一容量模块 </w:t>
+      </w:r>
+      <w:r>
+        <w:rPr>
+          <w:rFonts w:ascii="Consolas" w:hAnsi="Consolas" w:eastAsia="宋体"/>
+          <w:b w:val="0"/>
+          <w:color w:val="A31D1D"/>
+          <w:sz w:val="20"/>
+        </w:rPr>
+        <w:t>utils/event-capacity.js</w:t>
+      </w:r>
+      <w:r>
+        <w:rPr>
+          <w:rFonts w:ascii="Times New Roman" w:hAnsi="Times New Roman" w:eastAsia="宋体"/>
+          <w:b w:val="0"/>
+          <w:sz w:val="21"/>
+        </w:rPr>
+        <w:t xml:space="preserve">；切换单打/双打即时更新名额提示，超额标记名额字段。学院报名默认从赛事下发的 </w:t>
+      </w:r>
+      <w:r>
+        <w:rPr>
+          <w:rFonts w:ascii="Consolas" w:hAnsi="Consolas" w:eastAsia="宋体"/>
+          <w:b w:val="0"/>
+          <w:color w:val="A31D1D"/>
+          <w:sz w:val="20"/>
+        </w:rPr>
+        <w:t>submittableCollegeIds</w:t>
+      </w:r>
+      <w:r>
+        <w:rPr>
+          <w:rFonts w:ascii="Times New Roman" w:hAnsi="Times New Roman" w:eastAsia="宋体"/>
+          <w:b w:val="0"/>
+          <w:sz w:val="21"/>
+        </w:rPr>
+        <w:t xml:space="preserve"> 选择，学籍学院只在获授权时作为默认项；授权面板单独选择管理学院，会话和名册分别返回 </w:t>
+      </w:r>
+      <w:r>
+        <w:rPr>
+          <w:rFonts w:ascii="Consolas" w:hAnsi="Consolas" w:eastAsia="宋体"/>
+          <w:b w:val="0"/>
+          <w:color w:val="A31D1D"/>
+          <w:sz w:val="20"/>
+        </w:rPr>
+        <w:t>managedCollegeId</w:t>
+      </w:r>
+      <w:r>
+        <w:rPr>
+          <w:rFonts w:ascii="Times New Roman" w:hAnsi="Times New Roman" w:eastAsia="宋体"/>
+          <w:b w:val="0"/>
+          <w:sz w:val="21"/>
+        </w:rPr>
+        <w:t xml:space="preserve"> 与学籍 </w:t>
+      </w:r>
+      <w:r>
+        <w:rPr>
+          <w:rFonts w:ascii="Consolas" w:hAnsi="Consolas" w:eastAsia="宋体"/>
+          <w:b w:val="0"/>
+          <w:color w:val="A31D1D"/>
+          <w:sz w:val="20"/>
+        </w:rPr>
+        <w:t>collegeId</w:t>
+      </w:r>
+      <w:r>
+        <w:rPr>
+          <w:rFonts w:ascii="Times New Roman" w:hAnsi="Times New Roman" w:eastAsia="宋体"/>
+          <w:b w:val="0"/>
+          <w:sz w:val="21"/>
+        </w:rPr>
+        <w:t>。</w:t>
+      </w:r>
+    </w:p>
+    <w:p>
+      <w:pPr>
+        <w:spacing w:after="80" w:line="300" w:lineRule="auto"/>
+      </w:pPr>
+      <w:r>
+        <w:rPr>
+          <w:rFonts w:ascii="Times New Roman" w:hAnsi="Times New Roman" w:eastAsia="宋体"/>
+          <w:b w:val="0"/>
+          <w:sz w:val="21"/>
+        </w:rPr>
+        <w:t xml:space="preserve">转校待办由会员审核页识别并调用 </w:t>
+      </w:r>
+      <w:r>
+        <w:rPr>
+          <w:rFonts w:ascii="Consolas" w:hAnsi="Consolas" w:eastAsia="宋体"/>
+          <w:b w:val="0"/>
+          <w:color w:val="A31D1D"/>
+          <w:sz w:val="20"/>
+        </w:rPr>
+        <w:t>reviewSchoolTransfer</w:t>
+      </w:r>
+      <w:r>
+        <w:rPr>
+          <w:rFonts w:ascii="Times New Roman" w:hAnsi="Times New Roman" w:eastAsia="宋体"/>
+          <w:b w:val="0"/>
+          <w:sz w:val="21"/>
+        </w:rPr>
+        <w:t xml:space="preserve">。两处审核入口若待办超过服务端当前批次，会明确提示还有更多申请，处理后刷新继续。跨校发起表单支持 2–8 校及各校独立配额。公告服务端以置顶、时间、编号倒序分页，返回 </w:t>
+      </w:r>
+      <w:r>
+        <w:rPr>
+          <w:rFonts w:ascii="Consolas" w:hAnsi="Consolas" w:eastAsia="宋体"/>
+          <w:b w:val="0"/>
+          <w:color w:val="A31D1D"/>
+          <w:sz w:val="20"/>
+        </w:rPr>
+        <w:t>total / hasMore / nextCursor</w:t>
+      </w:r>
+      <w:r>
+        <w:rPr>
+          <w:rFonts w:ascii="Times New Roman" w:hAnsi="Times New Roman" w:eastAsia="宋体"/>
+          <w:b w:val="0"/>
+          <w:sz w:val="21"/>
+        </w:rPr>
+        <w:t xml:space="preserve">，公开页与台账保留相同游标顺序；台账状态计数只指已加载记录。运动会筛选、公告续页均使旧请求失效。首页团队赛事通过 </w:t>
+      </w:r>
+      <w:r>
+        <w:rPr>
+          <w:rFonts w:ascii="Consolas" w:hAnsi="Consolas" w:eastAsia="宋体"/>
+          <w:b w:val="0"/>
+          <w:color w:val="A31D1D"/>
+          <w:sz w:val="20"/>
+        </w:rPr>
+        <w:t>listTeamEvents({home:true})</w:t>
+      </w:r>
+      <w:r>
+        <w:rPr>
+          <w:rFonts w:ascii="Times New Roman" w:hAnsi="Times New Roman" w:eastAsia="宋体"/>
+          <w:b w:val="0"/>
+          <w:sz w:val="21"/>
+        </w:rPr>
+        <w:t xml:space="preserve"> 取限量摘要与计数，不读取全量报名和比赛。</w:t>
+      </w:r>
+    </w:p>
+    <w:p>
+      <w:pPr>
+        <w:spacing w:after="80" w:line="300" w:lineRule="auto"/>
+      </w:pPr>
+      <w:r>
+        <w:rPr>
+          <w:rFonts w:ascii="Times New Roman" w:hAnsi="Times New Roman" w:eastAsia="宋体"/>
           <w:b/>
           <w:sz w:val="21"/>
         </w:rPr>
@@ -2939,6 +3084,70 @@
           <w:sz w:val="21"/>
         </w:rPr>
         <w:t xml:space="preserve"> 并上传小程序。裁判候选使用已存在的账号目录派生字段，旧环境仍须先完成目录回填；本批没有新增数据迁移。</w:t>
+      </w:r>
+    </w:p>
+    <w:p>
+      <w:pPr>
+        <w:spacing w:after="80" w:line="300" w:lineRule="auto"/>
+      </w:pPr>
+      <w:r>
+        <w:rPr>
+          <w:rFonts w:ascii="Times New Roman" w:hAnsi="Times New Roman" w:eastAsia="宋体"/>
+          <w:b w:val="0"/>
+          <w:sz w:val="21"/>
+        </w:rPr>
+        <w:t xml:space="preserve">第十轮还需新增 §2.6 的 5 条索引（公告四种筛选组合、团队首页一条）。共享镜像新增 </w:t>
+      </w:r>
+      <w:r>
+        <w:rPr>
+          <w:rFonts w:ascii="Consolas" w:hAnsi="Consolas" w:eastAsia="宋体"/>
+          <w:b w:val="0"/>
+          <w:color w:val="A31D1D"/>
+          <w:sz w:val="20"/>
+        </w:rPr>
+        <w:t>event-capacity.js</w:t>
+      </w:r>
+      <w:r>
+        <w:rPr>
+          <w:rFonts w:ascii="Times New Roman" w:hAnsi="Times New Roman" w:eastAsia="宋体"/>
+          <w:b w:val="0"/>
+          <w:sz w:val="21"/>
+        </w:rPr>
+        <w:t xml:space="preserve"> 与 </w:t>
+      </w:r>
+      <w:r>
+        <w:rPr>
+          <w:rFonts w:ascii="Consolas" w:hAnsi="Consolas" w:eastAsia="宋体"/>
+          <w:b w:val="0"/>
+          <w:color w:val="A31D1D"/>
+          <w:sz w:val="20"/>
+        </w:rPr>
+        <w:t>school-overview-reads.js</w:t>
+      </w:r>
+      <w:r>
+        <w:rPr>
+          <w:rFonts w:ascii="Times New Roman" w:hAnsi="Times New Roman" w:eastAsia="宋体"/>
+          <w:b w:val="0"/>
+          <w:sz w:val="21"/>
+        </w:rPr>
+        <w:t xml:space="preserve">，共 93 个文件；仍须同步并重新部署 </w:t>
+      </w:r>
+      <w:r>
+        <w:rPr>
+          <w:rFonts w:ascii="Consolas" w:hAnsi="Consolas" w:eastAsia="宋体"/>
+          <w:b w:val="0"/>
+          <w:color w:val="A31D1D"/>
+          <w:sz w:val="20"/>
+        </w:rPr>
+        <w:t>data</w:t>
+      </w:r>
+      <w:r>
+        <w:rPr>
+          <w:rFonts w:ascii="Times New Roman" w:hAnsi="Times New Roman" w:eastAsia="宋体"/>
+          <w:b w:val="0"/>
+          <w:sz w:val="21"/>
+        </w:rPr>
+        <w:t>、上传小程序。无新增集合、action 或回填。三份 docx 从 md 重建；当前环境无法完成版式渲染，需在有渲染器的环境补验。</w:t>
       </w:r>
     </w:p>
     <w:p>

--- a/交接说明.docx
+++ b/交接说明.docx
@@ -92,7 +92,7 @@
           <w:color w:val="A31D1D"/>
           <w:sz w:val="19"/>
         </w:rPr>
-        <w:t>6187f77</w:t>
+        <w:t>309e1f4</w:t>
       </w:r>
       <w:r>
         <w:rPr>
@@ -101,7 +101,7 @@
           <w:color w:val="595959"/>
           <w:sz w:val="20"/>
         </w:rPr>
-        <w:t>；见</w:t>
+        <w:t>；F01–F17 首轮界面优化未提交，等待用户审阅效果，F18 排除。见</w:t>
       </w:r>
       <w:r>
         <w:rPr>
@@ -110,7 +110,7 @@
           <w:color w:val="595959"/>
           <w:sz w:val="20"/>
         </w:rPr>
-        <w:t>第十轮验收记录</w:t>
+        <w:t>预览说明</w:t>
       </w:r>
       <w:r>
         <w:rPr>
@@ -261,7 +261,7 @@
                 <w:b w:val="0"/>
                 <w:sz w:val="19"/>
               </w:rPr>
-              <w:t>43 个页面、201 个云函数 action、52 个数据库集合、93 个云端镜像文件</w:t>
+              <w:t>43 个页面、201 个云函数 action、52 个数据库集合、94 个云端镜像文件</w:t>
             </w:r>
           </w:p>
         </w:tc>
@@ -310,7 +310,7 @@
                 <w:b w:val="0"/>
                 <w:sz w:val="19"/>
               </w:rPr>
-              <w:t xml:space="preserve"> 3168 通过 / 0 失败（193 个测试文件）</w:t>
+              <w:t xml:space="preserve"> 3188 通过 / 0 失败（194 个测试文件，19.1 秒）</w:t>
             </w:r>
           </w:p>
         </w:tc>
@@ -888,7 +888,7 @@
           <w:b w:val="0"/>
           <w:sz w:val="18"/>
         </w:rPr>
-        <w:t xml:space="preserve">                        cloudfunctions/data/lib/（93 文件）</w:t>
+        <w:t xml:space="preserve">                        cloudfunctions/data/lib/（94 文件）</w:t>
       </w:r>
     </w:p>
     <w:p>
@@ -909,7 +909,7 @@
           <w:b w:val="0"/>
           <w:sz w:val="21"/>
         </w:rPr>
-        <w:t xml:space="preserve"> </w:t>
+        <w:t xml:space="preserve"> 新增的 </w:t>
       </w:r>
       <w:r>
         <w:rPr>
@@ -918,7 +918,7 @@
           <w:color w:val="A31D1D"/>
           <w:sz w:val="20"/>
         </w:rPr>
-        <w:t>utils/</w:t>
+        <w:t>utils/interface-view.js</w:t>
       </w:r>
       <w:r>
         <w:rPr>
@@ -926,7 +926,24 @@
           <w:b w:val="0"/>
           <w:sz w:val="21"/>
         </w:rPr>
-        <w:t xml:space="preserve"> 下全部可以在 Node 里直接跑，这是 3168 条测试能不开小程序就跑完的前提。</w:t>
+        <w:t xml:space="preserve"> 进入云端镜像；客户端交互装饰器放在 </w:t>
+      </w:r>
+      <w:r>
+        <w:rPr>
+          <w:rFonts w:ascii="Consolas" w:hAnsi="Consolas" w:eastAsia="宋体"/>
+          <w:b w:val="0"/>
+          <w:color w:val="A31D1D"/>
+          <w:sz w:val="20"/>
+        </w:rPr>
+        <w:t>templates/</w:t>
+      </w:r>
+      <w:r>
+        <w:rPr>
+          <w:rFonts w:ascii="Times New Roman" w:hAnsi="Times New Roman" w:eastAsia="宋体"/>
+          <w:b w:val="0"/>
+          <w:sz w:val="21"/>
+        </w:rPr>
+        <w:t>，不进入纯模块镜像。当前 3188 条用例仍在 Node 中验证。</w:t>
       </w:r>
     </w:p>
     <w:p>
@@ -3096,7 +3113,7 @@
           <w:b w:val="0"/>
           <w:sz w:val="21"/>
         </w:rPr>
-        <w:t xml:space="preserve">第十轮还需新增 §2.6 的 5 条索引（公告四种筛选组合、团队首页一条）。共享镜像新增 </w:t>
+        <w:t xml:space="preserve">第十轮还需新增 §2.6 的 5 条索引（公告四种筛选组合、团队首页一条）。其共享模块为 </w:t>
       </w:r>
       <w:r>
         <w:rPr>
@@ -3130,7 +3147,24 @@
           <w:b w:val="0"/>
           <w:sz w:val="21"/>
         </w:rPr>
-        <w:t xml:space="preserve">，共 93 个文件；仍须同步并重新部署 </w:t>
+        <w:t xml:space="preserve">；本轮再加入 </w:t>
+      </w:r>
+      <w:r>
+        <w:rPr>
+          <w:rFonts w:ascii="Consolas" w:hAnsi="Consolas" w:eastAsia="宋体"/>
+          <w:b w:val="0"/>
+          <w:color w:val="A31D1D"/>
+          <w:sz w:val="20"/>
+        </w:rPr>
+        <w:t>interface-view.js</w:t>
+      </w:r>
+      <w:r>
+        <w:rPr>
+          <w:rFonts w:ascii="Times New Roman" w:hAnsi="Times New Roman" w:eastAsia="宋体"/>
+          <w:b w:val="0"/>
+          <w:sz w:val="21"/>
+        </w:rPr>
+        <w:t xml:space="preserve">，当前共 94 个镜像文件。将来仍须同步并重新部署 </w:t>
       </w:r>
       <w:r>
         <w:rPr>
@@ -3147,7 +3181,20 @@
           <w:b w:val="0"/>
           <w:sz w:val="21"/>
         </w:rPr>
-        <w:t>、上传小程序。无新增集合、action 或回填。三份 docx 从 md 重建；当前环境无法完成版式渲染，需在有渲染器的环境补验。</w:t>
+        <w:t>、上传小程序。F01–F17 本轮不增加集合、action、索引或回填，学院选人复用既有目录索引。三份 docx 从 md 重建；当前环境无法完成版式渲染，需在有渲染器的环境补验。</w:t>
+      </w:r>
+    </w:p>
+    <w:p>
+      <w:pPr>
+        <w:spacing w:after="80" w:line="300" w:lineRule="auto"/>
+      </w:pPr>
+      <w:r>
+        <w:rPr>
+          <w:rFonts w:ascii="Times New Roman" w:hAnsi="Times New Roman" w:eastAsia="宋体"/>
+          <w:b w:val="0"/>
+          <w:sz w:val="21"/>
+        </w:rPr>
+        <w:t>当前代码保留用户审阅状态：不暂存、不提交、不部署。学院名单首先接入共享分页选人，旧个人赛选人入口后续逐项迁移；F10 共享复核覆盖个人赛、学院赛和公告发布。代表界面的源码辅助预览已经核对三种宽度，原生字体、键盘、刘海和真实云端性能仍待设备验证。</w:t>
       </w:r>
     </w:p>
     <w:p>

--- a/交接说明.docx
+++ b/交接说明.docx
@@ -92,7 +92,7 @@
           <w:color w:val="A31D1D"/>
           <w:sz w:val="19"/>
         </w:rPr>
-        <w:t>309e1f4</w:t>
+        <w:t>581104f</w:t>
       </w:r>
       <w:r>
         <w:rPr>
@@ -101,7 +101,7 @@
           <w:color w:val="595959"/>
           <w:sz w:val="20"/>
         </w:rPr>
-        <w:t>；F01–F17 首轮界面优化未提交，等待用户审阅效果，F18 排除。见</w:t>
+        <w:t>（F01–F17 已提交）。个人赛程、待办、运动护照已接入，本批按用户授权验收后提交，尚未部署；第 4 项场地看板、校园赛历、成绩分享卡暂不做。见</w:t>
       </w:r>
       <w:r>
         <w:rPr>
@@ -110,7 +110,7 @@
           <w:color w:val="595959"/>
           <w:sz w:val="20"/>
         </w:rPr>
-        <w:t>预览说明</w:t>
+        <w:t>个人体育中心</w:t>
       </w:r>
       <w:r>
         <w:rPr>
@@ -261,7 +261,7 @@
                 <w:b w:val="0"/>
                 <w:sz w:val="19"/>
               </w:rPr>
-              <w:t>43 个页面、201 个云函数 action、52 个数据库集合、94 个云端镜像文件</w:t>
+              <w:t>44 个页面、202 个云函数 action、52 个数据库集合、96 个云端镜像文件</w:t>
             </w:r>
           </w:p>
         </w:tc>
@@ -310,7 +310,7 @@
                 <w:b w:val="0"/>
                 <w:sz w:val="19"/>
               </w:rPr>
-              <w:t xml:space="preserve"> 3188 通过 / 0 失败（194 个测试文件，19.1 秒）</w:t>
+              <w:t xml:space="preserve"> 3222 通过 / 0 失败（196 个测试文件，19.4 秒）</w:t>
             </w:r>
           </w:p>
         </w:tc>
@@ -888,7 +888,7 @@
           <w:b w:val="0"/>
           <w:sz w:val="18"/>
         </w:rPr>
-        <w:t xml:space="preserve">                        cloudfunctions/data/lib/（94 文件）</w:t>
+        <w:t xml:space="preserve">                        cloudfunctions/data/lib/（96 文件）</w:t>
       </w:r>
     </w:p>
     <w:p>
@@ -909,7 +909,7 @@
           <w:b w:val="0"/>
           <w:sz w:val="21"/>
         </w:rPr>
-        <w:t xml:space="preserve"> 新增的 </w:t>
+        <w:t xml:space="preserve"> </w:t>
       </w:r>
       <w:r>
         <w:rPr>
@@ -926,7 +926,7 @@
           <w:b w:val="0"/>
           <w:sz w:val="21"/>
         </w:rPr>
-        <w:t xml:space="preserve"> 进入云端镜像；客户端交互装饰器放在 </w:t>
+        <w:t xml:space="preserve"> 以及个人体育中心两个服务模块进入云端镜像；客户端交互装饰器放在 </w:t>
       </w:r>
       <w:r>
         <w:rPr>
@@ -943,7 +943,7 @@
           <w:b w:val="0"/>
           <w:sz w:val="21"/>
         </w:rPr>
-        <w:t>，不进入纯模块镜像。当前 3188 条用例仍在 Node 中验证。</w:t>
+        <w:t>，不进入纯模块镜像。当前 3222 条用例仍在 Node 中验证。</w:t>
       </w:r>
     </w:p>
     <w:p>
@@ -3113,7 +3113,7 @@
           <w:b w:val="0"/>
           <w:sz w:val="21"/>
         </w:rPr>
-        <w:t xml:space="preserve">第十轮还需新增 §2.6 的 5 条索引（公告四种筛选组合、团队首页一条）。其共享模块为 </w:t>
+        <w:t xml:space="preserve">第十轮的 §2.6 五条索引仍须在目标环境核对。F01–F17 已提交 </w:t>
       </w:r>
       <w:r>
         <w:rPr>
@@ -3122,7 +3122,7 @@
           <w:color w:val="A31D1D"/>
           <w:sz w:val="20"/>
         </w:rPr>
-        <w:t>event-capacity.js</w:t>
+        <w:t>581104f</w:t>
       </w:r>
       <w:r>
         <w:rPr>
@@ -3130,7 +3130,7 @@
           <w:b w:val="0"/>
           <w:sz w:val="21"/>
         </w:rPr>
-        <w:t xml:space="preserve"> 与 </w:t>
+        <w:t xml:space="preserve">，学院选人复用既有目录索引。个人体育中心新增 </w:t>
       </w:r>
       <w:r>
         <w:rPr>
@@ -3139,7 +3139,7 @@
           <w:color w:val="A31D1D"/>
           <w:sz w:val="20"/>
         </w:rPr>
-        <w:t>school-overview-reads.js</w:t>
+        <w:t>personal-sports-query.js</w:t>
       </w:r>
       <w:r>
         <w:rPr>
@@ -3147,7 +3147,7 @@
           <w:b w:val="0"/>
           <w:sz w:val="21"/>
         </w:rPr>
-        <w:t xml:space="preserve">；本轮再加入 </w:t>
+        <w:t>、</w:t>
       </w:r>
       <w:r>
         <w:rPr>
@@ -3156,7 +3156,7 @@
           <w:color w:val="A31D1D"/>
           <w:sz w:val="20"/>
         </w:rPr>
-        <w:t>interface-view.js</w:t>
+        <w:t>personal-sports-service.js</w:t>
       </w:r>
       <w:r>
         <w:rPr>
@@ -3164,7 +3164,24 @@
           <w:b w:val="0"/>
           <w:sz w:val="21"/>
         </w:rPr>
-        <w:t xml:space="preserve">，当前共 94 个镜像文件。将来仍须同步并重新部署 </w:t>
+        <w:t xml:space="preserve">，共 96 个镜像文件；新增只读 action </w:t>
+      </w:r>
+      <w:r>
+        <w:rPr>
+          <w:rFonts w:ascii="Consolas" w:hAnsi="Consolas" w:eastAsia="宋体"/>
+          <w:b w:val="0"/>
+          <w:color w:val="A31D1D"/>
+          <w:sz w:val="20"/>
+        </w:rPr>
+        <w:t>getMySportsDashboard</w:t>
+      </w:r>
+      <w:r>
+        <w:rPr>
+          <w:rFonts w:ascii="Times New Roman" w:hAnsi="Times New Roman" w:eastAsia="宋体"/>
+          <w:b w:val="0"/>
+          <w:sz w:val="21"/>
+        </w:rPr>
+        <w:t xml:space="preserve">，无新集合或回填。按 §2.7 新增 13 条关系/管理范围索引并核对六类关联外键索引，再同步镜像、重新部署 </w:t>
       </w:r>
       <w:r>
         <w:rPr>
@@ -3181,7 +3198,7 @@
           <w:b w:val="0"/>
           <w:sz w:val="21"/>
         </w:rPr>
-        <w:t>、上传小程序。F01–F17 本轮不增加集合、action、索引或回填，学院选人复用既有目录索引。三份 docx 从 md 重建；当前环境无法完成版式渲染，需在有渲染器的环境补验。</w:t>
+        <w:t>、上传小程序。三份 docx 从 md 重建，当前环境缺少可用渲染器，版式待补验。</w:t>
       </w:r>
     </w:p>
     <w:p>
@@ -3194,7 +3211,23 @@
           <w:b w:val="0"/>
           <w:sz w:val="21"/>
         </w:rPr>
-        <w:t>当前代码保留用户审阅状态：不暂存、不提交、不部署。学院名单首先接入共享分页选人，旧个人赛选人入口后续逐项迁移；F10 共享复核覆盖个人赛、学院赛和公告发布。代表界面的源码辅助预览已经核对三种宽度，原生字体、键盘、刘海和真实云端性能仍待设备验证。</w:t>
+        <w:t>个人体育中心按用户授权完成验收后提交。首页提供下一场与三条待办，“我的”增加护照入口；个人/学院比赛、团队赛和运动会按本人关系及当前权限聚合。护照区分确认比分、已发布名次、名单入选和报告收录，名单不推定实际出场，不生成成长值。个人比赛复用现有面板单场模式，写接口继续事务内鉴权。新增 34 条回归；11 个源码代表界面已核对三种宽度及字体放大，原生字体、键盘、刘海、包体与真实云端性能仍待验证。细节见</w:t>
+      </w:r>
+      <w:r>
+        <w:rPr>
+          <w:rFonts w:ascii="Times New Roman" w:hAnsi="Times New Roman" w:eastAsia="宋体"/>
+          <w:b w:val="0"/>
+          <w:sz w:val="21"/>
+        </w:rPr>
+        <w:t>个人体育中心说明</w:t>
+      </w:r>
+      <w:r>
+        <w:rPr>
+          <w:rFonts w:ascii="Times New Roman" w:hAnsi="Times New Roman" w:eastAsia="宋体"/>
+          <w:b w:val="0"/>
+          <w:sz w:val="21"/>
+        </w:rPr>
+        <w:t>。</w:t>
       </w:r>
     </w:p>
     <w:p>

--- a/交接说明.docx
+++ b/交接说明.docx
@@ -92,7 +92,7 @@
           <w:color w:val="A31D1D"/>
           <w:sz w:val="19"/>
         </w:rPr>
-        <w:t>581104f</w:t>
+        <w:t>a029f71</w:t>
       </w:r>
       <w:r>
         <w:rPr>
@@ -101,7 +101,7 @@
           <w:color w:val="595959"/>
           <w:sz w:val="20"/>
         </w:rPr>
-        <w:t>（F01–F17 已提交）。个人赛程、待办、运动护照已接入，本批按用户授权验收后提交，尚未部署；第 4 项场地看板、校园赛历、成绩分享卡暂不做。见</w:t>
+        <w:t>。个人赛程、待办、运动护照已接入；本次前端体验批次完成赛事探索器、晋级之路、统计本地草稿、首页行动文案、生涯节点与触控基线，按用户授权验收后提交，尚未部署。场地看板、校园赛历、成绩分享卡仍按原决定暂不做。见</w:t>
       </w:r>
       <w:r>
         <w:rPr>
@@ -111,6 +111,24 @@
           <w:sz w:val="20"/>
         </w:rPr>
         <w:t>个人体育中心</w:t>
+      </w:r>
+      <w:r>
+        <w:rPr>
+          <w:rFonts w:ascii="Times New Roman" w:hAnsi="Times New Roman" w:eastAsia="宋体"/>
+          <w:b w:val="0"/>
+          <w:color w:val="595959"/>
+          <w:sz w:val="20"/>
+        </w:rPr>
+        <w:t>与</w:t>
+      </w:r>
+      <w:r>
+        <w:rPr>
+          <w:rFonts w:ascii="Times New Roman" w:hAnsi="Times New Roman" w:eastAsia="宋体"/>
+          <w:b w:val="0"/>
+          <w:color w:val="595959"/>
+          <w:sz w:val="20"/>
+        </w:rPr>
+        <w:t>本批验收</w:t>
       </w:r>
       <w:r>
         <w:rPr>
@@ -261,7 +279,7 @@
                 <w:b w:val="0"/>
                 <w:sz w:val="19"/>
               </w:rPr>
-              <w:t>44 个页面、202 个云函数 action、52 个数据库集合、96 个云端镜像文件</w:t>
+              <w:t>44 个页面、202 个云函数 action、52 个数据库集合、97 个云端镜像文件</w:t>
             </w:r>
           </w:p>
         </w:tc>
@@ -310,7 +328,7 @@
                 <w:b w:val="0"/>
                 <w:sz w:val="19"/>
               </w:rPr>
-              <w:t xml:space="preserve"> 3222 通过 / 0 失败（196 个测试文件，19.4 秒）</w:t>
+              <w:t xml:space="preserve"> 3244 通过 / 0 失败（199 个测试文件，35.6 秒）</w:t>
             </w:r>
           </w:p>
         </w:tc>
@@ -888,7 +906,7 @@
           <w:b w:val="0"/>
           <w:sz w:val="18"/>
         </w:rPr>
-        <w:t xml:space="preserve">                        cloudfunctions/data/lib/（96 文件）</w:t>
+        <w:t xml:space="preserve">                        cloudfunctions/data/lib/（97 文件）</w:t>
       </w:r>
     </w:p>
     <w:p>
@@ -943,7 +961,7 @@
           <w:b w:val="0"/>
           <w:sz w:val="21"/>
         </w:rPr>
-        <w:t>，不进入纯模块镜像。当前 3222 条用例仍在 Node 中验证。</w:t>
+        <w:t>，不进入纯模块镜像。当前 3244 条用例仍在 Node 中验证。</w:t>
       </w:r>
     </w:p>
     <w:p>
@@ -1142,7 +1160,109 @@
           <w:b w:val="0"/>
           <w:sz w:val="21"/>
         </w:rPr>
-        <w:t>。前端据此区分「拿到失败对象」与「抛异常」，两条数据源才不会分叉。</w:t>
+        <w:t xml:space="preserve">。前端据此区分「拿到失败对象」与「抛异常」，两条数据源才不会分叉。四组处理器统一由 </w:t>
+      </w:r>
+      <w:r>
+        <w:rPr>
+          <w:rFonts w:ascii="Consolas" w:hAnsi="Consolas" w:eastAsia="宋体"/>
+          <w:b w:val="0"/>
+          <w:color w:val="A31D1D"/>
+          <w:sz w:val="20"/>
+        </w:rPr>
+        <w:t>src/core/school-request.js</w:t>
+      </w:r>
+      <w:r>
+        <w:rPr>
+          <w:rFonts w:ascii="Times New Roman" w:hAnsi="Times New Roman" w:eastAsia="宋体"/>
+          <w:b w:val="0"/>
+          <w:sz w:val="21"/>
+        </w:rPr>
+        <w:t xml:space="preserve"> 的 </w:t>
+      </w:r>
+      <w:r>
+        <w:rPr>
+          <w:rFonts w:ascii="Consolas" w:hAnsi="Consolas" w:eastAsia="宋体"/>
+          <w:b w:val="0"/>
+          <w:color w:val="A31D1D"/>
+          <w:sz w:val="20"/>
+        </w:rPr>
+        <w:t>acceptResult</w:t>
+      </w:r>
+      <w:r>
+        <w:rPr>
+          <w:rFonts w:ascii="Times New Roman" w:hAnsi="Times New Roman" w:eastAsia="宋体"/>
+          <w:b w:val="0"/>
+          <w:sz w:val="21"/>
+        </w:rPr>
+        <w:t xml:space="preserve"> 收口（2026-10-28 第十轮审计 P1：运动会组此前直接回顶层 </w:t>
+      </w:r>
+      <w:r>
+        <w:rPr>
+          <w:rFonts w:ascii="Consolas" w:hAnsi="Consolas" w:eastAsia="宋体"/>
+          <w:b w:val="0"/>
+          <w:color w:val="A31D1D"/>
+          <w:sz w:val="20"/>
+        </w:rPr>
+        <w:t>ok:false</w:t>
+      </w:r>
+      <w:r>
+        <w:rPr>
+          <w:rFonts w:ascii="Times New Roman" w:hAnsi="Times New Roman" w:eastAsia="宋体"/>
+          <w:b w:val="0"/>
+          <w:sz w:val="21"/>
+        </w:rPr>
+        <w:t xml:space="preserve">）。客户端例外一处：运动会门面 </w:t>
+      </w:r>
+      <w:r>
+        <w:rPr>
+          <w:rFonts w:ascii="Consolas" w:hAnsi="Consolas" w:eastAsia="宋体"/>
+          <w:b w:val="0"/>
+          <w:color w:val="A31D1D"/>
+          <w:sz w:val="20"/>
+        </w:rPr>
+        <w:t>forMeet</w:t>
+      </w:r>
+      <w:r>
+        <w:rPr>
+          <w:rFonts w:ascii="Times New Roman" w:hAnsi="Times New Roman" w:eastAsia="宋体"/>
+          <w:b w:val="0"/>
+          <w:sz w:val="21"/>
+        </w:rPr>
+        <w:t xml:space="preserve"> 仍把业务拒绝抛成异常（6 个运动会页面按 catch 写的，改成值返回会静默吞掉提示），见 </w:t>
+      </w:r>
+      <w:r>
+        <w:rPr>
+          <w:rFonts w:ascii="Consolas" w:hAnsi="Consolas" w:eastAsia="宋体"/>
+          <w:b w:val="0"/>
+          <w:color w:val="A31D1D"/>
+          <w:sz w:val="20"/>
+        </w:rPr>
+        <w:t>services/school-cloud.js</w:t>
+      </w:r>
+      <w:r>
+        <w:rPr>
+          <w:rFonts w:ascii="Times New Roman" w:hAnsi="Times New Roman" w:eastAsia="宋体"/>
+          <w:b w:val="0"/>
+          <w:sz w:val="21"/>
+        </w:rPr>
+        <w:t xml:space="preserve"> 的 </w:t>
+      </w:r>
+      <w:r>
+        <w:rPr>
+          <w:rFonts w:ascii="Consolas" w:hAnsi="Consolas" w:eastAsia="宋体"/>
+          <w:b w:val="0"/>
+          <w:color w:val="A31D1D"/>
+          <w:sz w:val="20"/>
+        </w:rPr>
+        <w:t>throwOnRefused</w:t>
+      </w:r>
+      <w:r>
+        <w:rPr>
+          <w:rFonts w:ascii="Times New Roman" w:hAnsi="Times New Roman" w:eastAsia="宋体"/>
+          <w:b w:val="0"/>
+          <w:sz w:val="21"/>
+        </w:rPr>
+        <w:t>。</w:t>
       </w:r>
     </w:p>
     <w:p>
